--- a/ML-Project Documentation.docx
+++ b/ML-Project Documentation.docx
@@ -66,9 +66,9 @@
           <w:rFonts w:ascii="Times New Roman" w:hAnsi="Times New Roman"/>
           <w:b/>
           <w:color w:val="003366"/>
-          <w:sz w:val="32"/>
+          <w:sz w:val="36"/>
         </w:rPr>
-        <w:t>“ TITLE OF THE COURSE END PROJECT ”</w:t>
+        <w:t>EMAIL SPAM DETECTION</w:t>
       </w:r>
     </w:p>
     <w:p>
@@ -94,11 +94,9 @@
         <w:rPr>
           <w:rFonts w:ascii="Times New Roman" w:hAnsi="Times New Roman"/>
           <w:b/>
-          <w:bCs/>
-          <w:sz w:val="26"/>
-          <w:szCs w:val="26"/>
+          <w:sz w:val="24"/>
         </w:rPr>
-        <w:t xml:space="preserve">Course Code  –Course Name </w:t>
+        <w:t>Course: Machine Learning (CSE - AI &amp; ML)</w:t>
       </w:r>
     </w:p>
     <w:p>
@@ -275,13 +273,13 @@
           <w:p>
             <w:pPr>
               <w:spacing w:before="40" w:after="40"/>
-            </w:pPr>
-            <w:r/>
-            <w:r>
-              <w:rPr>
-                <w:rFonts w:ascii="Times New Roman" w:hAnsi="Times New Roman"/>
-                <w:b w:val="0"/>
-                <w:i w:val="0"/>
+              <w:jc w:val="center"/>
+            </w:pPr>
+            <w:r/>
+            <w:r>
+              <w:rPr>
+                <w:rFonts w:ascii="Times New Roman" w:hAnsi="Times New Roman"/>
+                <w:b w:val="0"/>
                 <w:sz w:val="19"/>
               </w:rPr>
               <w:t>1</w:t>
@@ -296,16 +294,16 @@
           <w:p>
             <w:pPr>
               <w:spacing w:before="40" w:after="40"/>
-            </w:pPr>
-            <w:r/>
-            <w:r>
-              <w:rPr>
-                <w:rFonts w:ascii="Times New Roman" w:hAnsi="Times New Roman"/>
-                <w:b w:val="0"/>
-                <w:i w:val="0"/>
-                <w:sz w:val="19"/>
-              </w:rPr>
-              <w:t>[Roll Number]</w:t>
+              <w:jc w:val="center"/>
+            </w:pPr>
+            <w:r/>
+            <w:r>
+              <w:rPr>
+                <w:rFonts w:ascii="Times New Roman" w:hAnsi="Times New Roman"/>
+                <w:b/>
+                <w:sz w:val="19"/>
+              </w:rPr>
+              <w:t>24VE1A6681</w:t>
             </w:r>
           </w:p>
         </w:tc>
@@ -317,13 +315,13 @@
           <w:p>
             <w:pPr>
               <w:spacing w:before="40" w:after="40"/>
+              <w:jc w:val="left"/>
             </w:pPr>
             <w:r/>
             <w:r>
               <w:rPr>
                 <w:rFonts w:ascii="Times New Roman" w:hAnsi="Times New Roman"/>
                 <w:b/>
-                <w:i w:val="0"/>
                 <w:sz w:val="19"/>
               </w:rPr>
               <w:t>GANTA BALA AMOGH RAJ</w:t>
@@ -338,16 +336,16 @@
           <w:p>
             <w:pPr>
               <w:spacing w:before="40" w:after="40"/>
-            </w:pPr>
-            <w:r/>
-            <w:r>
-              <w:rPr>
-                <w:rFonts w:ascii="Times New Roman" w:hAnsi="Times New Roman"/>
-                <w:b w:val="0"/>
-                <w:i w:val="0"/>
-                <w:sz w:val="19"/>
-              </w:rPr>
-              <w:t>Team Lead &amp; ML Engineer</w:t>
+              <w:jc w:val="left"/>
+            </w:pPr>
+            <w:r/>
+            <w:r>
+              <w:rPr>
+                <w:rFonts w:ascii="Times New Roman" w:hAnsi="Times New Roman"/>
+                <w:b w:val="0"/>
+                <w:sz w:val="19"/>
+              </w:rPr>
+              <w:t>Team Lead &amp; ML Architect</w:t>
             </w:r>
           </w:p>
         </w:tc>
@@ -365,12 +363,15 @@
           </w:tcPr>
           <w:p>
             <w:pPr>
-              <w:spacing w:after="40" w:line="264" w:lineRule="auto"/>
-              <w:jc w:val="center"/>
-            </w:pPr>
-            <w:r>
-              <w:rPr>
-                <w:rFonts w:ascii="Times New Roman" w:hAnsi="Times New Roman"/>
+              <w:spacing w:before="40" w:after="40"/>
+              <w:jc w:val="center"/>
+            </w:pPr>
+            <w:r/>
+            <w:r>
+              <w:rPr>
+                <w:rFonts w:ascii="Times New Roman" w:hAnsi="Times New Roman"/>
+                <w:b w:val="0"/>
+                <w:sz w:val="19"/>
               </w:rPr>
               <w:t>2</w:t>
             </w:r>
@@ -383,8 +384,18 @@
           </w:tcPr>
           <w:p>
             <w:pPr>
-              <w:spacing w:after="40" w:line="264" w:lineRule="auto"/>
-            </w:pPr>
+              <w:spacing w:before="40" w:after="40"/>
+              <w:jc w:val="center"/>
+            </w:pPr>
+            <w:r/>
+            <w:r>
+              <w:rPr>
+                <w:rFonts w:ascii="Times New Roman" w:hAnsi="Times New Roman"/>
+                <w:b/>
+                <w:sz w:val="19"/>
+              </w:rPr>
+              <w:t>24VE1A6677</w:t>
+            </w:r>
           </w:p>
         </w:tc>
         <w:tc>
@@ -394,8 +405,18 @@
           </w:tcPr>
           <w:p>
             <w:pPr>
-              <w:spacing w:after="40" w:line="264" w:lineRule="auto"/>
-            </w:pPr>
+              <w:spacing w:before="40" w:after="40"/>
+              <w:jc w:val="left"/>
+            </w:pPr>
+            <w:r/>
+            <w:r>
+              <w:rPr>
+                <w:rFonts w:ascii="Times New Roman" w:hAnsi="Times New Roman"/>
+                <w:b/>
+                <w:sz w:val="19"/>
+              </w:rPr>
+              <w:t>DOMA AJAY</w:t>
+            </w:r>
           </w:p>
         </w:tc>
         <w:tc>
@@ -405,8 +426,18 @@
           </w:tcPr>
           <w:p>
             <w:pPr>
-              <w:spacing w:after="40" w:line="264" w:lineRule="auto"/>
-            </w:pPr>
+              <w:spacing w:before="40" w:after="40"/>
+              <w:jc w:val="left"/>
+            </w:pPr>
+            <w:r/>
+            <w:r>
+              <w:rPr>
+                <w:rFonts w:ascii="Times New Roman" w:hAnsi="Times New Roman"/>
+                <w:b w:val="0"/>
+                <w:sz w:val="19"/>
+              </w:rPr>
+              <w:t>Team Member &amp; Data/Preprocessing Analyst</w:t>
+            </w:r>
           </w:p>
         </w:tc>
       </w:tr>
@@ -422,16 +453,7 @@
             <w:vAlign w:val="center"/>
           </w:tcPr>
           <w:p>
-            <w:pPr>
-              <w:spacing w:after="40" w:line="264" w:lineRule="auto"/>
-              <w:jc w:val="center"/>
-            </w:pPr>
-            <w:r>
-              <w:rPr>
-                <w:rFonts w:ascii="Times New Roman" w:hAnsi="Times New Roman"/>
-              </w:rPr>
-              <w:t>3</w:t>
-            </w:r>
+            <w:r/>
           </w:p>
         </w:tc>
         <w:tc>
@@ -440,9 +462,7 @@
             <w:vAlign w:val="center"/>
           </w:tcPr>
           <w:p>
-            <w:pPr>
-              <w:spacing w:after="40" w:line="264" w:lineRule="auto"/>
-            </w:pPr>
+            <w:r/>
           </w:p>
         </w:tc>
         <w:tc>
@@ -451,9 +471,7 @@
             <w:vAlign w:val="center"/>
           </w:tcPr>
           <w:p>
-            <w:pPr>
-              <w:spacing w:after="40" w:line="264" w:lineRule="auto"/>
-            </w:pPr>
+            <w:r/>
           </w:p>
         </w:tc>
         <w:tc>
@@ -462,9 +480,7 @@
             <w:vAlign w:val="center"/>
           </w:tcPr>
           <w:p>
-            <w:pPr>
-              <w:spacing w:after="40" w:line="264" w:lineRule="auto"/>
-            </w:pPr>
+            <w:r/>
           </w:p>
         </w:tc>
       </w:tr>
@@ -480,16 +496,7 @@
             <w:vAlign w:val="center"/>
           </w:tcPr>
           <w:p>
-            <w:pPr>
-              <w:spacing w:after="40" w:line="264" w:lineRule="auto"/>
-              <w:jc w:val="center"/>
-            </w:pPr>
-            <w:r>
-              <w:rPr>
-                <w:rFonts w:ascii="Times New Roman" w:hAnsi="Times New Roman"/>
-              </w:rPr>
-              <w:t>4</w:t>
-            </w:r>
+            <w:r/>
           </w:p>
         </w:tc>
         <w:tc>
@@ -498,9 +505,7 @@
             <w:vAlign w:val="center"/>
           </w:tcPr>
           <w:p>
-            <w:pPr>
-              <w:spacing w:after="40" w:line="264" w:lineRule="auto"/>
-            </w:pPr>
+            <w:r/>
           </w:p>
         </w:tc>
         <w:tc>
@@ -509,9 +514,7 @@
             <w:vAlign w:val="center"/>
           </w:tcPr>
           <w:p>
-            <w:pPr>
-              <w:spacing w:after="40" w:line="264" w:lineRule="auto"/>
-            </w:pPr>
+            <w:r/>
           </w:p>
         </w:tc>
         <w:tc>
@@ -520,9 +523,7 @@
             <w:vAlign w:val="center"/>
           </w:tcPr>
           <w:p>
-            <w:pPr>
-              <w:spacing w:after="40" w:line="264" w:lineRule="auto"/>
-            </w:pPr>
+            <w:r/>
           </w:p>
         </w:tc>
       </w:tr>
@@ -624,45 +625,8 @@
         <w:rPr>
           <w:rFonts w:ascii="Times New Roman" w:hAnsi="Times New Roman"/>
           <w:sz w:val="24"/>
-          <w:szCs w:val="24"/>
         </w:rPr>
-        <w:t xml:space="preserve">This is to certify that the micro project entitled </w:t>
-      </w:r>
-      <w:r>
-        <w:rPr>
-          <w:rFonts w:ascii="Times New Roman" w:hAnsi="Times New Roman"/>
-          <w:b/>
-          <w:bCs/>
-          <w:sz w:val="24"/>
-          <w:szCs w:val="24"/>
-        </w:rPr>
-        <w:t>“____________________________”</w:t>
-      </w:r>
-      <w:r>
-        <w:rPr>
-          <w:rFonts w:ascii="Times New Roman" w:hAnsi="Times New Roman"/>
-          <w:sz w:val="24"/>
-          <w:szCs w:val="24"/>
-        </w:rPr>
-        <w:t xml:space="preserve"> is a bonafide work carried out by the students listed below of B.Tech ___ Year ___ Semester, Department of CSE (Artificial Intelligence &amp; Machine Learning), Sreyas Institute of Engineering and Technology, in partial fulfilment of the requirements of the course </w:t>
-      </w:r>
-      <w:r>
-        <w:rPr>
-          <w:rFonts w:ascii="Times New Roman" w:hAnsi="Times New Roman"/>
-          <w:b/>
-          <w:bCs/>
-          <w:sz w:val="24"/>
-          <w:szCs w:val="24"/>
-        </w:rPr>
-        <w:t>________________ (Course Code: ________)</w:t>
-      </w:r>
-      <w:r>
-        <w:rPr>
-          <w:rFonts w:ascii="Times New Roman" w:hAnsi="Times New Roman"/>
-          <w:sz w:val="24"/>
-          <w:szCs w:val="24"/>
-        </w:rPr>
-        <w:t xml:space="preserve"> during the academic year 20___–20___. The work has been carried out under my supervision and has been evaluated using the departmental assessment rubrics.</w:t>
+        <w:t>This is to certify that the micro project entitled 'EMAIL SPAM DETECTION' is a bonafide work carried out by GANTA BALA AMOGH RAJ (Roll No: 24VE1A6681) and DOMA AJAY (Roll No: 24VE1A6677), students of B.Tech, Department of CSE (Artificial Intelligence &amp; Machine Learning), Sreyas Institute of Engineering and Technology, in partial fulfilment of the requirements of the course Machine Learning during the academic year 2025–2026. The work has been carried out under my supervision and has been evaluated using the departmental assessment rubrics.</w:t>
       </w:r>
     </w:p>
     <w:tbl>
@@ -773,13 +737,13 @@
           <w:p>
             <w:pPr>
               <w:spacing w:before="40" w:after="40"/>
-            </w:pPr>
-            <w:r/>
-            <w:r>
-              <w:rPr>
-                <w:rFonts w:ascii="Times New Roman" w:hAnsi="Times New Roman"/>
-                <w:b w:val="0"/>
-                <w:i w:val="0"/>
+              <w:jc w:val="center"/>
+            </w:pPr>
+            <w:r/>
+            <w:r>
+              <w:rPr>
+                <w:rFonts w:ascii="Times New Roman" w:hAnsi="Times New Roman"/>
+                <w:b w:val="0"/>
                 <w:sz w:val="19"/>
               </w:rPr>
               <w:t>1</w:t>
@@ -794,16 +758,16 @@
           <w:p>
             <w:pPr>
               <w:spacing w:before="40" w:after="40"/>
-            </w:pPr>
-            <w:r/>
-            <w:r>
-              <w:rPr>
-                <w:rFonts w:ascii="Times New Roman" w:hAnsi="Times New Roman"/>
-                <w:b w:val="0"/>
-                <w:i w:val="0"/>
-                <w:sz w:val="19"/>
-              </w:rPr>
-              <w:t>[Roll Number]</w:t>
+              <w:jc w:val="center"/>
+            </w:pPr>
+            <w:r/>
+            <w:r>
+              <w:rPr>
+                <w:rFonts w:ascii="Times New Roman" w:hAnsi="Times New Roman"/>
+                <w:b/>
+                <w:sz w:val="19"/>
+              </w:rPr>
+              <w:t>24VE1A6681</w:t>
             </w:r>
           </w:p>
         </w:tc>
@@ -815,13 +779,13 @@
           <w:p>
             <w:pPr>
               <w:spacing w:before="40" w:after="40"/>
+              <w:jc w:val="left"/>
             </w:pPr>
             <w:r/>
             <w:r>
               <w:rPr>
                 <w:rFonts w:ascii="Times New Roman" w:hAnsi="Times New Roman"/>
                 <w:b/>
-                <w:i w:val="0"/>
                 <w:sz w:val="19"/>
               </w:rPr>
               <w:t>GANTA BALA AMOGH RAJ</w:t>
@@ -842,12 +806,15 @@
           </w:tcPr>
           <w:p>
             <w:pPr>
-              <w:spacing w:after="40" w:line="264" w:lineRule="auto"/>
-              <w:jc w:val="center"/>
-            </w:pPr>
-            <w:r>
-              <w:rPr>
-                <w:rFonts w:ascii="Times New Roman" w:hAnsi="Times New Roman"/>
+              <w:spacing w:before="40" w:after="40"/>
+              <w:jc w:val="center"/>
+            </w:pPr>
+            <w:r/>
+            <w:r>
+              <w:rPr>
+                <w:rFonts w:ascii="Times New Roman" w:hAnsi="Times New Roman"/>
+                <w:b w:val="0"/>
+                <w:sz w:val="19"/>
               </w:rPr>
               <w:t>2</w:t>
             </w:r>
@@ -860,8 +827,18 @@
           </w:tcPr>
           <w:p>
             <w:pPr>
-              <w:spacing w:after="40" w:line="264" w:lineRule="auto"/>
-            </w:pPr>
+              <w:spacing w:before="40" w:after="40"/>
+              <w:jc w:val="center"/>
+            </w:pPr>
+            <w:r/>
+            <w:r>
+              <w:rPr>
+                <w:rFonts w:ascii="Times New Roman" w:hAnsi="Times New Roman"/>
+                <w:b/>
+                <w:sz w:val="19"/>
+              </w:rPr>
+              <w:t>24VE1A6677</w:t>
+            </w:r>
           </w:p>
         </w:tc>
         <w:tc>
@@ -871,8 +848,18 @@
           </w:tcPr>
           <w:p>
             <w:pPr>
-              <w:spacing w:after="40" w:line="264" w:lineRule="auto"/>
-            </w:pPr>
+              <w:spacing w:before="40" w:after="40"/>
+              <w:jc w:val="left"/>
+            </w:pPr>
+            <w:r/>
+            <w:r>
+              <w:rPr>
+                <w:rFonts w:ascii="Times New Roman" w:hAnsi="Times New Roman"/>
+                <w:b/>
+                <w:sz w:val="19"/>
+              </w:rPr>
+              <w:t>DOMA AJAY</w:t>
+            </w:r>
           </w:p>
         </w:tc>
       </w:tr>
@@ -888,16 +875,7 @@
             <w:vAlign w:val="center"/>
           </w:tcPr>
           <w:p>
-            <w:pPr>
-              <w:spacing w:after="40" w:line="264" w:lineRule="auto"/>
-              <w:jc w:val="center"/>
-            </w:pPr>
-            <w:r>
-              <w:rPr>
-                <w:rFonts w:ascii="Times New Roman" w:hAnsi="Times New Roman"/>
-              </w:rPr>
-              <w:t>3</w:t>
-            </w:r>
+            <w:r/>
           </w:p>
         </w:tc>
         <w:tc>
@@ -906,9 +884,7 @@
             <w:vAlign w:val="center"/>
           </w:tcPr>
           <w:p>
-            <w:pPr>
-              <w:spacing w:after="40" w:line="264" w:lineRule="auto"/>
-            </w:pPr>
+            <w:r/>
           </w:p>
         </w:tc>
         <w:tc>
@@ -917,9 +893,7 @@
             <w:vAlign w:val="center"/>
           </w:tcPr>
           <w:p>
-            <w:pPr>
-              <w:spacing w:after="40" w:line="264" w:lineRule="auto"/>
-            </w:pPr>
+            <w:r/>
           </w:p>
         </w:tc>
       </w:tr>
@@ -935,16 +909,7 @@
             <w:vAlign w:val="center"/>
           </w:tcPr>
           <w:p>
-            <w:pPr>
-              <w:spacing w:after="40" w:line="264" w:lineRule="auto"/>
-              <w:jc w:val="center"/>
-            </w:pPr>
-            <w:r>
-              <w:rPr>
-                <w:rFonts w:ascii="Times New Roman" w:hAnsi="Times New Roman"/>
-              </w:rPr>
-              <w:t>4</w:t>
-            </w:r>
+            <w:r/>
           </w:p>
         </w:tc>
         <w:tc>
@@ -953,9 +918,7 @@
             <w:vAlign w:val="center"/>
           </w:tcPr>
           <w:p>
-            <w:pPr>
-              <w:spacing w:after="40" w:line="264" w:lineRule="auto"/>
-            </w:pPr>
+            <w:r/>
           </w:p>
         </w:tc>
         <w:tc>
@@ -964,9 +927,7 @@
             <w:vAlign w:val="center"/>
           </w:tcPr>
           <w:p>
-            <w:pPr>
-              <w:spacing w:after="40" w:line="264" w:lineRule="auto"/>
-            </w:pPr>
+            <w:r/>
           </w:p>
         </w:tc>
       </w:tr>
@@ -1160,9 +1121,8 @@
         <w:rPr>
           <w:rFonts w:ascii="Times New Roman" w:hAnsi="Times New Roman"/>
           <w:sz w:val="24"/>
-          <w:szCs w:val="24"/>
         </w:rPr>
-        <w:t>We hereby declare that the micro project report entitled “______________________________” submitted to the Department of CSE (AI &amp; ML), Sreyas Institute of Engineering and Technology, is a record of original work done by us under the guidance of ______________________. The content of this report has not been submitted elsewhere for the award of any credit. All sources of information have been duly acknowledged and cited, and no part of this work is plagiarised.</w:t>
+        <w:t>We hereby declare that the micro project report entitled 'EMAIL SPAM DETECTION' submitted to the Department of CSE (AI &amp; ML), Sreyas Institute of Engineering and Technology, is a record of original work done by us under the guidance of our faculty guide. The content of this report has not been submitted elsewhere for the award of any credit. All sources of information have been duly acknowledged and cited, and no part of this work is plagiarised.</w:t>
       </w:r>
     </w:p>
     <w:tbl>
@@ -1295,13 +1255,13 @@
           <w:p>
             <w:pPr>
               <w:spacing w:before="40" w:after="40"/>
-            </w:pPr>
-            <w:r/>
-            <w:r>
-              <w:rPr>
-                <w:rFonts w:ascii="Times New Roman" w:hAnsi="Times New Roman"/>
-                <w:b w:val="0"/>
-                <w:i w:val="0"/>
+              <w:jc w:val="center"/>
+            </w:pPr>
+            <w:r/>
+            <w:r>
+              <w:rPr>
+                <w:rFonts w:ascii="Times New Roman" w:hAnsi="Times New Roman"/>
+                <w:b w:val="0"/>
                 <w:sz w:val="19"/>
               </w:rPr>
               <w:t>1</w:t>
@@ -1316,16 +1276,16 @@
           <w:p>
             <w:pPr>
               <w:spacing w:before="40" w:after="40"/>
-            </w:pPr>
-            <w:r/>
-            <w:r>
-              <w:rPr>
-                <w:rFonts w:ascii="Times New Roman" w:hAnsi="Times New Roman"/>
-                <w:b w:val="0"/>
-                <w:i w:val="0"/>
-                <w:sz w:val="19"/>
-              </w:rPr>
-              <w:t>[Roll Number]</w:t>
+              <w:jc w:val="center"/>
+            </w:pPr>
+            <w:r/>
+            <w:r>
+              <w:rPr>
+                <w:rFonts w:ascii="Times New Roman" w:hAnsi="Times New Roman"/>
+                <w:b/>
+                <w:sz w:val="19"/>
+              </w:rPr>
+              <w:t>24VE1A6681</w:t>
             </w:r>
           </w:p>
         </w:tc>
@@ -1337,13 +1297,13 @@
           <w:p>
             <w:pPr>
               <w:spacing w:before="40" w:after="40"/>
+              <w:jc w:val="left"/>
             </w:pPr>
             <w:r/>
             <w:r>
               <w:rPr>
                 <w:rFonts w:ascii="Times New Roman" w:hAnsi="Times New Roman"/>
                 <w:b/>
-                <w:i w:val="0"/>
                 <w:sz w:val="19"/>
               </w:rPr>
               <w:t>GANTA BALA AMOGH RAJ</w:t>
@@ -1358,13 +1318,13 @@
           <w:p>
             <w:pPr>
               <w:spacing w:before="40" w:after="40"/>
-            </w:pPr>
-            <w:r/>
-            <w:r>
-              <w:rPr>
-                <w:rFonts w:ascii="Times New Roman" w:hAnsi="Times New Roman"/>
-                <w:b w:val="0"/>
-                <w:i w:val="0"/>
+              <w:jc w:val="center"/>
+            </w:pPr>
+            <w:r/>
+            <w:r>
+              <w:rPr>
+                <w:rFonts w:ascii="Times New Roman" w:hAnsi="Times New Roman"/>
+                <w:b w:val="0"/>
                 <w:sz w:val="19"/>
               </w:rPr>
               <w:t>[Signature]</w:t>
@@ -1385,12 +1345,15 @@
           </w:tcPr>
           <w:p>
             <w:pPr>
-              <w:spacing w:after="40" w:line="264" w:lineRule="auto"/>
-              <w:jc w:val="center"/>
-            </w:pPr>
-            <w:r>
-              <w:rPr>
-                <w:rFonts w:ascii="Times New Roman" w:hAnsi="Times New Roman"/>
+              <w:spacing w:before="40" w:after="40"/>
+              <w:jc w:val="center"/>
+            </w:pPr>
+            <w:r/>
+            <w:r>
+              <w:rPr>
+                <w:rFonts w:ascii="Times New Roman" w:hAnsi="Times New Roman"/>
+                <w:b w:val="0"/>
+                <w:sz w:val="19"/>
               </w:rPr>
               <w:t>2</w:t>
             </w:r>
@@ -1403,8 +1366,18 @@
           </w:tcPr>
           <w:p>
             <w:pPr>
-              <w:spacing w:after="40" w:line="264" w:lineRule="auto"/>
-            </w:pPr>
+              <w:spacing w:before="40" w:after="40"/>
+              <w:jc w:val="center"/>
+            </w:pPr>
+            <w:r/>
+            <w:r>
+              <w:rPr>
+                <w:rFonts w:ascii="Times New Roman" w:hAnsi="Times New Roman"/>
+                <w:b/>
+                <w:sz w:val="19"/>
+              </w:rPr>
+              <w:t>24VE1A6677</w:t>
+            </w:r>
           </w:p>
         </w:tc>
         <w:tc>
@@ -1414,8 +1387,18 @@
           </w:tcPr>
           <w:p>
             <w:pPr>
-              <w:spacing w:after="40" w:line="264" w:lineRule="auto"/>
-            </w:pPr>
+              <w:spacing w:before="40" w:after="40"/>
+              <w:jc w:val="left"/>
+            </w:pPr>
+            <w:r/>
+            <w:r>
+              <w:rPr>
+                <w:rFonts w:ascii="Times New Roman" w:hAnsi="Times New Roman"/>
+                <w:b/>
+                <w:sz w:val="19"/>
+              </w:rPr>
+              <w:t>DOMA AJAY</w:t>
+            </w:r>
           </w:p>
         </w:tc>
         <w:tc>
@@ -1425,8 +1408,18 @@
           </w:tcPr>
           <w:p>
             <w:pPr>
-              <w:spacing w:after="40" w:line="264" w:lineRule="auto"/>
-            </w:pPr>
+              <w:spacing w:before="40" w:after="40"/>
+              <w:jc w:val="center"/>
+            </w:pPr>
+            <w:r/>
+            <w:r>
+              <w:rPr>
+                <w:rFonts w:ascii="Times New Roman" w:hAnsi="Times New Roman"/>
+                <w:b w:val="0"/>
+                <w:sz w:val="19"/>
+              </w:rPr>
+              <w:t>[Signature]</w:t>
+            </w:r>
           </w:p>
         </w:tc>
       </w:tr>
@@ -1442,16 +1435,7 @@
             <w:vAlign w:val="center"/>
           </w:tcPr>
           <w:p>
-            <w:pPr>
-              <w:spacing w:after="40" w:line="264" w:lineRule="auto"/>
-              <w:jc w:val="center"/>
-            </w:pPr>
-            <w:r>
-              <w:rPr>
-                <w:rFonts w:ascii="Times New Roman" w:hAnsi="Times New Roman"/>
-              </w:rPr>
-              <w:t>3</w:t>
-            </w:r>
+            <w:r/>
           </w:p>
         </w:tc>
         <w:tc>
@@ -1460,9 +1444,7 @@
             <w:vAlign w:val="center"/>
           </w:tcPr>
           <w:p>
-            <w:pPr>
-              <w:spacing w:after="40" w:line="264" w:lineRule="auto"/>
-            </w:pPr>
+            <w:r/>
           </w:p>
         </w:tc>
         <w:tc>
@@ -1471,9 +1453,7 @@
             <w:vAlign w:val="center"/>
           </w:tcPr>
           <w:p>
-            <w:pPr>
-              <w:spacing w:after="40" w:line="264" w:lineRule="auto"/>
-            </w:pPr>
+            <w:r/>
           </w:p>
         </w:tc>
         <w:tc>
@@ -1482,9 +1462,7 @@
             <w:vAlign w:val="center"/>
           </w:tcPr>
           <w:p>
-            <w:pPr>
-              <w:spacing w:after="40" w:line="264" w:lineRule="auto"/>
-            </w:pPr>
+            <w:r/>
           </w:p>
         </w:tc>
       </w:tr>
@@ -1500,16 +1478,7 @@
             <w:vAlign w:val="center"/>
           </w:tcPr>
           <w:p>
-            <w:pPr>
-              <w:spacing w:after="40" w:line="264" w:lineRule="auto"/>
-              <w:jc w:val="center"/>
-            </w:pPr>
-            <w:r>
-              <w:rPr>
-                <w:rFonts w:ascii="Times New Roman" w:hAnsi="Times New Roman"/>
-              </w:rPr>
-              <w:t>4</w:t>
-            </w:r>
+            <w:r/>
           </w:p>
         </w:tc>
         <w:tc>
@@ -1518,9 +1487,7 @@
             <w:vAlign w:val="center"/>
           </w:tcPr>
           <w:p>
-            <w:pPr>
-              <w:spacing w:after="40" w:line="264" w:lineRule="auto"/>
-            </w:pPr>
+            <w:r/>
           </w:p>
         </w:tc>
         <w:tc>
@@ -1529,9 +1496,7 @@
             <w:vAlign w:val="center"/>
           </w:tcPr>
           <w:p>
-            <w:pPr>
-              <w:spacing w:after="40" w:line="264" w:lineRule="auto"/>
-            </w:pPr>
+            <w:r/>
           </w:p>
         </w:tc>
         <w:tc>
@@ -1540,9 +1505,7 @@
             <w:vAlign w:val="center"/>
           </w:tcPr>
           <w:p>
-            <w:pPr>
-              <w:spacing w:after="40" w:line="264" w:lineRule="auto"/>
-            </w:pPr>
+            <w:r/>
           </w:p>
         </w:tc>
       </w:tr>
@@ -3079,7 +3042,13 @@
         <w:spacing w:after="120" w:line="276" w:lineRule="auto"/>
         <w:jc w:val="both"/>
       </w:pPr>
-      <w:r/>
+      <w:r>
+        <w:rPr>
+          <w:rFonts w:ascii="Times New Roman" w:hAnsi="Times New Roman"/>
+          <w:sz w:val="24"/>
+        </w:rPr>
+        <w:t>This section presents the comprehensive outcome mapping for the Machine Learning course. The six Course Outcomes (COs) defined for the course are mapped to the eleven National Board of Accreditation (NBA SAR – Tier I) Programme Outcomes (POs) and two Programme Specific Outcomes (PSOs). The alignment demonstrates how statistical analysis, data preprocessing, supervised learning, parameter tuning, unsupervised grouping, and comparative mini-project evaluation substantiate each graduate attribute.</w:t>
+      </w:r>
     </w:p>
     <w:p>
       <w:pPr>
@@ -3234,12 +3203,13 @@
           <w:p>
             <w:pPr>
               <w:spacing w:before="40" w:after="40"/>
-            </w:pPr>
-            <w:r/>
-            <w:r>
-              <w:rPr>
-                <w:rFonts w:ascii="Times New Roman" w:hAnsi="Times New Roman"/>
-                <w:b w:val="0"/>
+              <w:jc w:val="center"/>
+            </w:pPr>
+            <w:r/>
+            <w:r>
+              <w:rPr>
+                <w:rFonts w:ascii="Times New Roman" w:hAnsi="Times New Roman"/>
+                <w:b/>
                 <w:i w:val="0"/>
                 <w:sz w:val="19"/>
               </w:rPr>
@@ -3255,16 +3225,17 @@
           <w:p>
             <w:pPr>
               <w:spacing w:before="40" w:after="40"/>
-            </w:pPr>
-            <w:r/>
-            <w:r>
-              <w:rPr>
-                <w:rFonts w:ascii="Times New Roman" w:hAnsi="Times New Roman"/>
-                <w:b w:val="0"/>
-                <w:i w:val="0"/>
-                <w:sz w:val="19"/>
-              </w:rPr>
-              <w:t>Understand and implement natural language text normalization and TF-IDF representations.</w:t>
+              <w:jc w:val="left"/>
+            </w:pPr>
+            <w:r/>
+            <w:r>
+              <w:rPr>
+                <w:rFonts w:ascii="Times New Roman" w:hAnsi="Times New Roman"/>
+                <w:b w:val="0"/>
+                <w:i w:val="0"/>
+                <w:sz w:val="19"/>
+              </w:rPr>
+              <w:t>Compute central tendency and dispersion measures (Mean, Median, Mode, Variance, Standard Deviation) on datasets using Python and statistical libraries.</w:t>
             </w:r>
           </w:p>
         </w:tc>
@@ -3276,16 +3247,17 @@
           <w:p>
             <w:pPr>
               <w:spacing w:before="40" w:after="40"/>
-            </w:pPr>
-            <w:r/>
-            <w:r>
-              <w:rPr>
-                <w:rFonts w:ascii="Times New Roman" w:hAnsi="Times New Roman"/>
-                <w:b w:val="0"/>
-                <w:i w:val="0"/>
-                <w:sz w:val="19"/>
-              </w:rPr>
-              <w:t>L2 (Understand)</w:t>
+              <w:jc w:val="center"/>
+            </w:pPr>
+            <w:r/>
+            <w:r>
+              <w:rPr>
+                <w:rFonts w:ascii="Times New Roman" w:hAnsi="Times New Roman"/>
+                <w:b w:val="0"/>
+                <w:i w:val="0"/>
+                <w:sz w:val="19"/>
+              </w:rPr>
+              <w:t>L3 (Apply)</w:t>
             </w:r>
           </w:p>
         </w:tc>
@@ -3297,16 +3269,17 @@
           <w:p>
             <w:pPr>
               <w:spacing w:before="40" w:after="40"/>
-            </w:pPr>
-            <w:r/>
-            <w:r>
-              <w:rPr>
-                <w:rFonts w:ascii="Times New Roman" w:hAnsi="Times New Roman"/>
-                <w:b w:val="0"/>
-                <w:i w:val="0"/>
-                <w:sz w:val="19"/>
-              </w:rPr>
-              <w:t>Chapters 1 &amp; 4</w:t>
+              <w:jc w:val="left"/>
+            </w:pPr>
+            <w:r/>
+            <w:r>
+              <w:rPr>
+                <w:rFonts w:ascii="Times New Roman" w:hAnsi="Times New Roman"/>
+                <w:b w:val="0"/>
+                <w:i w:val="0"/>
+                <w:sz w:val="19"/>
+              </w:rPr>
+              <w:t>Chapter 3 (EDA &amp; Statistical Summary)</w:t>
             </w:r>
           </w:p>
         </w:tc>
@@ -3325,12 +3298,13 @@
           <w:p>
             <w:pPr>
               <w:spacing w:before="40" w:after="40"/>
-            </w:pPr>
-            <w:r/>
-            <w:r>
-              <w:rPr>
-                <w:rFonts w:ascii="Times New Roman" w:hAnsi="Times New Roman"/>
-                <w:b w:val="0"/>
+              <w:jc w:val="center"/>
+            </w:pPr>
+            <w:r/>
+            <w:r>
+              <w:rPr>
+                <w:rFonts w:ascii="Times New Roman" w:hAnsi="Times New Roman"/>
+                <w:b/>
                 <w:i w:val="0"/>
                 <w:sz w:val="19"/>
               </w:rPr>
@@ -3346,16 +3320,17 @@
           <w:p>
             <w:pPr>
               <w:spacing w:before="40" w:after="40"/>
-            </w:pPr>
-            <w:r/>
-            <w:r>
-              <w:rPr>
-                <w:rFonts w:ascii="Times New Roman" w:hAnsi="Times New Roman"/>
-                <w:b w:val="0"/>
-                <w:i w:val="0"/>
-                <w:sz w:val="19"/>
-              </w:rPr>
-              <w:t>Formulate and train supervised machine learning models for binary spam classification.</w:t>
+              <w:jc w:val="left"/>
+            </w:pPr>
+            <w:r/>
+            <w:r>
+              <w:rPr>
+                <w:rFonts w:ascii="Times New Roman" w:hAnsi="Times New Roman"/>
+                <w:b w:val="0"/>
+                <w:i w:val="0"/>
+                <w:sz w:val="19"/>
+              </w:rPr>
+              <w:t>Utilize Python libraries such as NumPy, SciPy, Pandas, Matplotlib, and Seaborn for data manipulation, visualization, and exploratory data analysis.</w:t>
             </w:r>
           </w:p>
         </w:tc>
@@ -3367,6 +3342,7 @@
           <w:p>
             <w:pPr>
               <w:spacing w:before="40" w:after="40"/>
+              <w:jc w:val="center"/>
             </w:pPr>
             <w:r/>
             <w:r>
@@ -3388,16 +3364,17 @@
           <w:p>
             <w:pPr>
               <w:spacing w:before="40" w:after="40"/>
-            </w:pPr>
-            <w:r/>
-            <w:r>
-              <w:rPr>
-                <w:rFonts w:ascii="Times New Roman" w:hAnsi="Times New Roman"/>
-                <w:b w:val="0"/>
-                <w:i w:val="0"/>
-                <w:sz w:val="19"/>
-              </w:rPr>
-              <w:t>Chapters 5 &amp; 6</w:t>
+              <w:jc w:val="left"/>
+            </w:pPr>
+            <w:r/>
+            <w:r>
+              <w:rPr>
+                <w:rFonts w:ascii="Times New Roman" w:hAnsi="Times New Roman"/>
+                <w:b w:val="0"/>
+                <w:i w:val="0"/>
+                <w:sz w:val="19"/>
+              </w:rPr>
+              <w:t>Chapters 3 &amp; 4 (Data Preprocessing &amp; Visualizations)</w:t>
             </w:r>
           </w:p>
         </w:tc>
@@ -3416,12 +3393,13 @@
           <w:p>
             <w:pPr>
               <w:spacing w:before="40" w:after="40"/>
-            </w:pPr>
-            <w:r/>
-            <w:r>
-              <w:rPr>
-                <w:rFonts w:ascii="Times New Roman" w:hAnsi="Times New Roman"/>
-                <w:b w:val="0"/>
+              <w:jc w:val="center"/>
+            </w:pPr>
+            <w:r/>
+            <w:r>
+              <w:rPr>
+                <w:rFonts w:ascii="Times New Roman" w:hAnsi="Times New Roman"/>
+                <w:b/>
                 <w:i w:val="0"/>
                 <w:sz w:val="19"/>
               </w:rPr>
@@ -3437,16 +3415,17 @@
           <w:p>
             <w:pPr>
               <w:spacing w:before="40" w:after="40"/>
-            </w:pPr>
-            <w:r/>
-            <w:r>
-              <w:rPr>
-                <w:rFonts w:ascii="Times New Roman" w:hAnsi="Times New Roman"/>
-                <w:b w:val="0"/>
-                <w:i w:val="0"/>
-                <w:sz w:val="19"/>
-              </w:rPr>
-              <w:t>Evaluate and benchmark classification performance using cost-sensitive precision metrics.</w:t>
+              <w:jc w:val="left"/>
+            </w:pPr>
+            <w:r/>
+            <w:r>
+              <w:rPr>
+                <w:rFonts w:ascii="Times New Roman" w:hAnsi="Times New Roman"/>
+                <w:b w:val="0"/>
+                <w:i w:val="0"/>
+                <w:sz w:val="19"/>
+              </w:rPr>
+              <w:t>Implement supervised learning algorithms including Simple Linear Regression, Multiple Linear Regression, Logistic Regression, Decision Trees, and K-Nearest Neighbors (KNN) using scikit-learn.</w:t>
             </w:r>
           </w:p>
         </w:tc>
@@ -3458,16 +3437,17 @@
           <w:p>
             <w:pPr>
               <w:spacing w:before="40" w:after="40"/>
-            </w:pPr>
-            <w:r/>
-            <w:r>
-              <w:rPr>
-                <w:rFonts w:ascii="Times New Roman" w:hAnsi="Times New Roman"/>
-                <w:b w:val="0"/>
-                <w:i w:val="0"/>
-                <w:sz w:val="19"/>
-              </w:rPr>
-              <w:t>L4 (Analyse)</w:t>
+              <w:jc w:val="center"/>
+            </w:pPr>
+            <w:r/>
+            <w:r>
+              <w:rPr>
+                <w:rFonts w:ascii="Times New Roman" w:hAnsi="Times New Roman"/>
+                <w:b w:val="0"/>
+                <w:i w:val="0"/>
+                <w:sz w:val="19"/>
+              </w:rPr>
+              <w:t>L3 (Apply)</w:t>
             </w:r>
           </w:p>
         </w:tc>
@@ -3479,16 +3459,17 @@
           <w:p>
             <w:pPr>
               <w:spacing w:before="40" w:after="40"/>
-            </w:pPr>
-            <w:r/>
-            <w:r>
-              <w:rPr>
-                <w:rFonts w:ascii="Times New Roman" w:hAnsi="Times New Roman"/>
-                <w:b w:val="0"/>
-                <w:i w:val="0"/>
-                <w:sz w:val="19"/>
-              </w:rPr>
-              <w:t>Chapter 7</w:t>
+              <w:jc w:val="left"/>
+            </w:pPr>
+            <w:r/>
+            <w:r>
+              <w:rPr>
+                <w:rFonts w:ascii="Times New Roman" w:hAnsi="Times New Roman"/>
+                <w:b w:val="0"/>
+                <w:i w:val="0"/>
+                <w:sz w:val="19"/>
+              </w:rPr>
+              <w:t>Chapters 5 &amp; 6 (Logistic Regression, Decision Trees / Random Forest, Naive Bayes)</w:t>
             </w:r>
           </w:p>
         </w:tc>
@@ -3507,12 +3488,13 @@
           <w:p>
             <w:pPr>
               <w:spacing w:before="40" w:after="40"/>
-            </w:pPr>
-            <w:r/>
-            <w:r>
-              <w:rPr>
-                <w:rFonts w:ascii="Times New Roman" w:hAnsi="Times New Roman"/>
-                <w:b w:val="0"/>
+              <w:jc w:val="center"/>
+            </w:pPr>
+            <w:r/>
+            <w:r>
+              <w:rPr>
+                <w:rFonts w:ascii="Times New Roman" w:hAnsi="Times New Roman"/>
+                <w:b/>
                 <w:i w:val="0"/>
                 <w:sz w:val="19"/>
               </w:rPr>
@@ -3528,16 +3510,17 @@
           <w:p>
             <w:pPr>
               <w:spacing w:before="40" w:after="40"/>
-            </w:pPr>
-            <w:r/>
-            <w:r>
-              <w:rPr>
-                <w:rFonts w:ascii="Times New Roman" w:hAnsi="Times New Roman"/>
-                <w:b w:val="0"/>
-                <w:i w:val="0"/>
-                <w:sz w:val="19"/>
-              </w:rPr>
-              <w:t>Analyze responsible AI ethics, data privacy, and deploy real-time interactive inference.</w:t>
+              <w:jc w:val="left"/>
+            </w:pPr>
+            <w:r/>
+            <w:r>
+              <w:rPr>
+                <w:rFonts w:ascii="Times New Roman" w:hAnsi="Times New Roman"/>
+                <w:b w:val="0"/>
+                <w:i w:val="0"/>
+                <w:sz w:val="19"/>
+              </w:rPr>
+              <w:t>Apply parameter tuning and performance evaluation techniques for regression and classification models built with scikit-learn.</w:t>
             </w:r>
           </w:p>
         </w:tc>
@@ -3549,6 +3532,7 @@
           <w:p>
             <w:pPr>
               <w:spacing w:before="40" w:after="40"/>
+              <w:jc w:val="center"/>
             </w:pPr>
             <w:r/>
             <w:r>
@@ -3570,16 +3554,189 @@
           <w:p>
             <w:pPr>
               <w:spacing w:before="40" w:after="40"/>
-            </w:pPr>
-            <w:r/>
-            <w:r>
-              <w:rPr>
-                <w:rFonts w:ascii="Times New Roman" w:hAnsi="Times New Roman"/>
-                <w:b w:val="0"/>
-                <w:i w:val="0"/>
-                <w:sz w:val="19"/>
-              </w:rPr>
-              <w:t>Chapter 8 &amp; App</w:t>
+              <w:jc w:val="left"/>
+            </w:pPr>
+            <w:r/>
+            <w:r>
+              <w:rPr>
+                <w:rFonts w:ascii="Times New Roman" w:hAnsi="Times New Roman"/>
+                <w:b w:val="0"/>
+                <w:i w:val="0"/>
+                <w:sz w:val="19"/>
+              </w:rPr>
+              <w:t>Chapters 6 &amp; 7 (Grid Search, Laplace Tuning, Precision, Recall, ROC-AUC)</w:t>
+            </w:r>
+          </w:p>
+        </w:tc>
+      </w:tr>
+      <w:tr>
+        <w:tc>
+          <w:tcPr>
+            <w:tcW w:type="dxa" w:w="1000"/>
+          </w:tcPr>
+          <w:p>
+            <w:pPr>
+              <w:spacing w:before="40" w:after="40"/>
+              <w:jc w:val="center"/>
+            </w:pPr>
+            <w:r/>
+            <w:r>
+              <w:rPr>
+                <w:rFonts w:ascii="Times New Roman" w:hAnsi="Times New Roman"/>
+                <w:b/>
+                <w:i w:val="0"/>
+                <w:sz w:val="19"/>
+              </w:rPr>
+              <w:t>CO5</w:t>
+            </w:r>
+          </w:p>
+        </w:tc>
+        <w:tc>
+          <w:tcPr>
+            <w:tcW w:type="dxa" w:w="5400"/>
+          </w:tcPr>
+          <w:p>
+            <w:pPr>
+              <w:spacing w:before="40" w:after="40"/>
+              <w:jc w:val="left"/>
+            </w:pPr>
+            <w:r/>
+            <w:r>
+              <w:rPr>
+                <w:rFonts w:ascii="Times New Roman" w:hAnsi="Times New Roman"/>
+                <w:b w:val="0"/>
+                <w:i w:val="0"/>
+                <w:sz w:val="19"/>
+              </w:rPr>
+              <w:t>Implement unsupervised learning algorithms such as K-Means Clustering using scikit-learn for grouping unlabeled data.</w:t>
+            </w:r>
+          </w:p>
+        </w:tc>
+        <w:tc>
+          <w:tcPr>
+            <w:tcW w:type="dxa" w:w="1500"/>
+          </w:tcPr>
+          <w:p>
+            <w:pPr>
+              <w:spacing w:before="40" w:after="40"/>
+              <w:jc w:val="center"/>
+            </w:pPr>
+            <w:r/>
+            <w:r>
+              <w:rPr>
+                <w:rFonts w:ascii="Times New Roman" w:hAnsi="Times New Roman"/>
+                <w:b w:val="0"/>
+                <w:i w:val="0"/>
+                <w:sz w:val="19"/>
+              </w:rPr>
+              <w:t>L3 (Apply)</w:t>
+            </w:r>
+          </w:p>
+        </w:tc>
+        <w:tc>
+          <w:tcPr>
+            <w:tcW w:type="dxa" w:w="2100"/>
+          </w:tcPr>
+          <w:p>
+            <w:pPr>
+              <w:spacing w:before="40" w:after="40"/>
+              <w:jc w:val="left"/>
+            </w:pPr>
+            <w:r/>
+            <w:r>
+              <w:rPr>
+                <w:rFonts w:ascii="Times New Roman" w:hAnsi="Times New Roman"/>
+                <w:b w:val="0"/>
+                <w:i w:val="0"/>
+                <w:sz w:val="19"/>
+              </w:rPr>
+              <w:t>Chapters 5 &amp; 7 (Unsupervised Document Clustering Analysis)</w:t>
+            </w:r>
+          </w:p>
+        </w:tc>
+      </w:tr>
+      <w:tr>
+        <w:tc>
+          <w:tcPr>
+            <w:tcW w:type="dxa" w:w="1000"/>
+          </w:tcPr>
+          <w:p>
+            <w:pPr>
+              <w:spacing w:before="40" w:after="40"/>
+              <w:jc w:val="center"/>
+            </w:pPr>
+            <w:r/>
+            <w:r>
+              <w:rPr>
+                <w:rFonts w:ascii="Times New Roman" w:hAnsi="Times New Roman"/>
+                <w:b/>
+                <w:i w:val="0"/>
+                <w:sz w:val="19"/>
+              </w:rPr>
+              <w:t>CO6</w:t>
+            </w:r>
+          </w:p>
+        </w:tc>
+        <w:tc>
+          <w:tcPr>
+            <w:tcW w:type="dxa" w:w="5400"/>
+          </w:tcPr>
+          <w:p>
+            <w:pPr>
+              <w:spacing w:before="40" w:after="40"/>
+              <w:jc w:val="left"/>
+            </w:pPr>
+            <w:r/>
+            <w:r>
+              <w:rPr>
+                <w:rFonts w:ascii="Times New Roman" w:hAnsi="Times New Roman"/>
+                <w:b w:val="0"/>
+                <w:i w:val="0"/>
+                <w:sz w:val="19"/>
+              </w:rPr>
+              <w:t>Analyze and compare the performance of different classification algorithms on a given dataset through a mini-project.</w:t>
+            </w:r>
+          </w:p>
+        </w:tc>
+        <w:tc>
+          <w:tcPr>
+            <w:tcW w:type="dxa" w:w="1500"/>
+          </w:tcPr>
+          <w:p>
+            <w:pPr>
+              <w:spacing w:before="40" w:after="40"/>
+              <w:jc w:val="center"/>
+            </w:pPr>
+            <w:r/>
+            <w:r>
+              <w:rPr>
+                <w:rFonts w:ascii="Times New Roman" w:hAnsi="Times New Roman"/>
+                <w:b w:val="0"/>
+                <w:i w:val="0"/>
+                <w:sz w:val="19"/>
+              </w:rPr>
+              <w:t>L5 (Evaluate) / L6 (Create)</w:t>
+            </w:r>
+          </w:p>
+        </w:tc>
+        <w:tc>
+          <w:tcPr>
+            <w:tcW w:type="dxa" w:w="2100"/>
+          </w:tcPr>
+          <w:p>
+            <w:pPr>
+              <w:spacing w:before="40" w:after="40"/>
+              <w:jc w:val="left"/>
+            </w:pPr>
+            <w:r/>
+            <w:r>
+              <w:rPr>
+                <w:rFonts w:ascii="Times New Roman" w:hAnsi="Times New Roman"/>
+                <w:b w:val="0"/>
+                <w:i w:val="0"/>
+                <w:sz w:val="19"/>
+              </w:rPr>
+              <w:t>Chapters 7 &amp; 9 (Comparative Benchmark, Error Analysis &amp; Real-time Deployment)</w:t>
             </w:r>
           </w:p>
         </w:tc>
@@ -3991,6 +4148,7 @@
           <w:p>
             <w:pPr>
               <w:spacing w:before="40" w:after="40"/>
+              <w:jc w:val="center"/>
             </w:pPr>
             <w:r/>
             <w:r>
@@ -4012,6 +4170,7 @@
           <w:p>
             <w:pPr>
               <w:spacing w:before="40" w:after="40"/>
+              <w:jc w:val="center"/>
             </w:pPr>
             <w:r/>
             <w:r>
@@ -4033,6 +4192,7 @@
           <w:p>
             <w:pPr>
               <w:spacing w:before="40" w:after="40"/>
+              <w:jc w:val="center"/>
             </w:pPr>
             <w:r/>
             <w:r>
@@ -4054,6 +4214,29 @@
           <w:p>
             <w:pPr>
               <w:spacing w:before="40" w:after="40"/>
+              <w:jc w:val="center"/>
+            </w:pPr>
+            <w:r/>
+            <w:r>
+              <w:rPr>
+                <w:rFonts w:ascii="Times New Roman" w:hAnsi="Times New Roman"/>
+                <w:b w:val="0"/>
+                <w:i w:val="0"/>
+                <w:sz w:val="19"/>
+              </w:rPr>
+              <w:t>–</w:t>
+            </w:r>
+          </w:p>
+        </w:tc>
+        <w:tc>
+          <w:tcPr>
+            <w:tcW w:w="642" w:type="dxa"/>
+            <w:vAlign w:val="center"/>
+          </w:tcPr>
+          <w:p>
+            <w:pPr>
+              <w:spacing w:before="40" w:after="40"/>
+              <w:jc w:val="center"/>
             </w:pPr>
             <w:r/>
             <w:r>
@@ -4075,16 +4258,17 @@
           <w:p>
             <w:pPr>
               <w:spacing w:before="40" w:after="40"/>
-            </w:pPr>
-            <w:r/>
-            <w:r>
-              <w:rPr>
-                <w:rFonts w:ascii="Times New Roman" w:hAnsi="Times New Roman"/>
-                <w:b w:val="0"/>
-                <w:i w:val="0"/>
-                <w:sz w:val="19"/>
-              </w:rPr>
-              <w:t>-</w:t>
+              <w:jc w:val="center"/>
+            </w:pPr>
+            <w:r/>
+            <w:r>
+              <w:rPr>
+                <w:rFonts w:ascii="Times New Roman" w:hAnsi="Times New Roman"/>
+                <w:b w:val="0"/>
+                <w:i w:val="0"/>
+                <w:sz w:val="19"/>
+              </w:rPr>
+              <w:t>3</w:t>
             </w:r>
           </w:p>
         </w:tc>
@@ -4096,6 +4280,139 @@
           <w:p>
             <w:pPr>
               <w:spacing w:before="40" w:after="40"/>
+              <w:jc w:val="center"/>
+            </w:pPr>
+            <w:r/>
+            <w:r>
+              <w:rPr>
+                <w:rFonts w:ascii="Times New Roman" w:hAnsi="Times New Roman"/>
+                <w:b w:val="0"/>
+                <w:i w:val="0"/>
+                <w:sz w:val="19"/>
+              </w:rPr>
+              <w:t>–</w:t>
+            </w:r>
+          </w:p>
+        </w:tc>
+        <w:tc>
+          <w:tcPr>
+            <w:tcW w:w="642" w:type="dxa"/>
+            <w:vAlign w:val="center"/>
+          </w:tcPr>
+          <w:p>
+            <w:pPr>
+              <w:spacing w:before="40" w:after="40"/>
+              <w:jc w:val="center"/>
+            </w:pPr>
+            <w:r/>
+            <w:r>
+              <w:rPr>
+                <w:rFonts w:ascii="Times New Roman" w:hAnsi="Times New Roman"/>
+                <w:b w:val="0"/>
+                <w:i w:val="0"/>
+                <w:sz w:val="19"/>
+              </w:rPr>
+              <w:t>–</w:t>
+            </w:r>
+          </w:p>
+        </w:tc>
+        <w:tc>
+          <w:tcPr>
+            <w:tcW w:w="642" w:type="dxa"/>
+            <w:vAlign w:val="center"/>
+          </w:tcPr>
+          <w:p>
+            <w:pPr>
+              <w:spacing w:before="40" w:after="40"/>
+              <w:jc w:val="center"/>
+            </w:pPr>
+            <w:r/>
+            <w:r>
+              <w:rPr>
+                <w:rFonts w:ascii="Times New Roman" w:hAnsi="Times New Roman"/>
+                <w:b w:val="0"/>
+                <w:i w:val="0"/>
+                <w:sz w:val="19"/>
+              </w:rPr>
+              <w:t>–</w:t>
+            </w:r>
+          </w:p>
+        </w:tc>
+        <w:tc>
+          <w:tcPr>
+            <w:tcW w:w="642" w:type="dxa"/>
+            <w:vAlign w:val="center"/>
+          </w:tcPr>
+          <w:p>
+            <w:pPr>
+              <w:spacing w:before="40" w:after="40"/>
+              <w:jc w:val="center"/>
+            </w:pPr>
+            <w:r/>
+            <w:r>
+              <w:rPr>
+                <w:rFonts w:ascii="Times New Roman" w:hAnsi="Times New Roman"/>
+                <w:b w:val="0"/>
+                <w:i w:val="0"/>
+                <w:sz w:val="19"/>
+              </w:rPr>
+              <w:t>–</w:t>
+            </w:r>
+          </w:p>
+        </w:tc>
+        <w:tc>
+          <w:tcPr>
+            <w:tcW w:w="642" w:type="dxa"/>
+            <w:vAlign w:val="center"/>
+          </w:tcPr>
+          <w:p>
+            <w:pPr>
+              <w:spacing w:before="40" w:after="40"/>
+              <w:jc w:val="center"/>
+            </w:pPr>
+            <w:r/>
+            <w:r>
+              <w:rPr>
+                <w:rFonts w:ascii="Times New Roman" w:hAnsi="Times New Roman"/>
+                <w:b w:val="0"/>
+                <w:i w:val="0"/>
+                <w:sz w:val="19"/>
+              </w:rPr>
+              <w:t>–</w:t>
+            </w:r>
+          </w:p>
+        </w:tc>
+        <w:tc>
+          <w:tcPr>
+            <w:tcW w:w="642" w:type="dxa"/>
+            <w:vAlign w:val="center"/>
+          </w:tcPr>
+          <w:p>
+            <w:pPr>
+              <w:spacing w:before="40" w:after="40"/>
+              <w:jc w:val="center"/>
+            </w:pPr>
+            <w:r/>
+            <w:r>
+              <w:rPr>
+                <w:rFonts w:ascii="Times New Roman" w:hAnsi="Times New Roman"/>
+                <w:b w:val="0"/>
+                <w:i w:val="0"/>
+                <w:sz w:val="19"/>
+              </w:rPr>
+              <w:t>2</w:t>
+            </w:r>
+          </w:p>
+        </w:tc>
+        <w:tc>
+          <w:tcPr>
+            <w:tcW w:w="642" w:type="dxa"/>
+            <w:vAlign w:val="center"/>
+          </w:tcPr>
+          <w:p>
+            <w:pPr>
+              <w:spacing w:before="40" w:after="40"/>
+              <w:jc w:val="center"/>
             </w:pPr>
             <w:r/>
             <w:r>
@@ -4117,163 +4434,17 @@
           <w:p>
             <w:pPr>
               <w:spacing w:before="40" w:after="40"/>
-            </w:pPr>
-            <w:r/>
-            <w:r>
-              <w:rPr>
-                <w:rFonts w:ascii="Times New Roman" w:hAnsi="Times New Roman"/>
-                <w:b w:val="0"/>
-                <w:i w:val="0"/>
-                <w:sz w:val="19"/>
-              </w:rPr>
-              <w:t>-</w:t>
-            </w:r>
-          </w:p>
-        </w:tc>
-        <w:tc>
-          <w:tcPr>
-            <w:tcW w:w="642" w:type="dxa"/>
-            <w:vAlign w:val="center"/>
-          </w:tcPr>
-          <w:p>
-            <w:pPr>
-              <w:spacing w:before="40" w:after="40"/>
-            </w:pPr>
-            <w:r/>
-            <w:r>
-              <w:rPr>
-                <w:rFonts w:ascii="Times New Roman" w:hAnsi="Times New Roman"/>
-                <w:b w:val="0"/>
-                <w:i w:val="0"/>
-                <w:sz w:val="19"/>
-              </w:rPr>
-              <w:t>-</w:t>
-            </w:r>
-          </w:p>
-        </w:tc>
-        <w:tc>
-          <w:tcPr>
-            <w:tcW w:w="642" w:type="dxa"/>
-            <w:vAlign w:val="center"/>
-          </w:tcPr>
-          <w:p>
-            <w:pPr>
-              <w:spacing w:before="40" w:after="40"/>
-            </w:pPr>
-            <w:r/>
-            <w:r>
-              <w:rPr>
-                <w:rFonts w:ascii="Times New Roman" w:hAnsi="Times New Roman"/>
-                <w:b w:val="0"/>
-                <w:i w:val="0"/>
-                <w:sz w:val="19"/>
-              </w:rPr>
-              <w:t>-</w:t>
-            </w:r>
-          </w:p>
-        </w:tc>
-        <w:tc>
-          <w:tcPr>
-            <w:tcW w:w="642" w:type="dxa"/>
-            <w:vAlign w:val="center"/>
-          </w:tcPr>
-          <w:p>
-            <w:pPr>
-              <w:spacing w:before="40" w:after="40"/>
-            </w:pPr>
-            <w:r/>
-            <w:r>
-              <w:rPr>
-                <w:rFonts w:ascii="Times New Roman" w:hAnsi="Times New Roman"/>
-                <w:b w:val="0"/>
-                <w:i w:val="0"/>
-                <w:sz w:val="19"/>
-              </w:rPr>
-              <w:t>-</w:t>
-            </w:r>
-          </w:p>
-        </w:tc>
-        <w:tc>
-          <w:tcPr>
-            <w:tcW w:w="642" w:type="dxa"/>
-            <w:vAlign w:val="center"/>
-          </w:tcPr>
-          <w:p>
-            <w:pPr>
-              <w:spacing w:before="40" w:after="40"/>
-            </w:pPr>
-            <w:r/>
-            <w:r>
-              <w:rPr>
-                <w:rFonts w:ascii="Times New Roman" w:hAnsi="Times New Roman"/>
-                <w:b w:val="0"/>
-                <w:i w:val="0"/>
-                <w:sz w:val="19"/>
-              </w:rPr>
-              <w:t>-</w:t>
-            </w:r>
-          </w:p>
-        </w:tc>
-        <w:tc>
-          <w:tcPr>
-            <w:tcW w:w="642" w:type="dxa"/>
-            <w:vAlign w:val="center"/>
-          </w:tcPr>
-          <w:p>
-            <w:pPr>
-              <w:spacing w:before="40" w:after="40"/>
-            </w:pPr>
-            <w:r/>
-            <w:r>
-              <w:rPr>
-                <w:rFonts w:ascii="Times New Roman" w:hAnsi="Times New Roman"/>
-                <w:b w:val="0"/>
-                <w:i w:val="0"/>
-                <w:sz w:val="19"/>
-              </w:rPr>
-              <w:t>-</w:t>
-            </w:r>
-          </w:p>
-        </w:tc>
-        <w:tc>
-          <w:tcPr>
-            <w:tcW w:w="642" w:type="dxa"/>
-            <w:vAlign w:val="center"/>
-          </w:tcPr>
-          <w:p>
-            <w:pPr>
-              <w:spacing w:before="40" w:after="40"/>
-            </w:pPr>
-            <w:r/>
-            <w:r>
-              <w:rPr>
-                <w:rFonts w:ascii="Times New Roman" w:hAnsi="Times New Roman"/>
-                <w:b w:val="0"/>
-                <w:i w:val="0"/>
-                <w:sz w:val="19"/>
-              </w:rPr>
-              <w:t>3</w:t>
-            </w:r>
-          </w:p>
-        </w:tc>
-        <w:tc>
-          <w:tcPr>
-            <w:tcW w:w="642" w:type="dxa"/>
-            <w:vAlign w:val="center"/>
-          </w:tcPr>
-          <w:p>
-            <w:pPr>
-              <w:spacing w:before="40" w:after="40"/>
-            </w:pPr>
-            <w:r/>
-            <w:r>
-              <w:rPr>
-                <w:rFonts w:ascii="Times New Roman" w:hAnsi="Times New Roman"/>
-                <w:b w:val="0"/>
-                <w:i w:val="0"/>
-                <w:sz w:val="19"/>
-              </w:rPr>
-              <w:t>2</w:t>
+              <w:jc w:val="center"/>
+            </w:pPr>
+            <w:r/>
+            <w:r>
+              <w:rPr>
+                <w:rFonts w:ascii="Times New Roman" w:hAnsi="Times New Roman"/>
+                <w:b w:val="0"/>
+                <w:i w:val="0"/>
+                <w:sz w:val="19"/>
+              </w:rPr>
+              <w:t>–</w:t>
             </w:r>
           </w:p>
         </w:tc>
@@ -4292,6 +4463,7 @@
           <w:p>
             <w:pPr>
               <w:spacing w:before="40" w:after="40"/>
+              <w:jc w:val="center"/>
             </w:pPr>
             <w:r/>
             <w:r>
@@ -4313,6 +4485,7 @@
           <w:p>
             <w:pPr>
               <w:spacing w:before="40" w:after="40"/>
+              <w:jc w:val="center"/>
             </w:pPr>
             <w:r/>
             <w:r>
@@ -4334,6 +4507,7 @@
           <w:p>
             <w:pPr>
               <w:spacing w:before="40" w:after="40"/>
+              <w:jc w:val="center"/>
             </w:pPr>
             <w:r/>
             <w:r>
@@ -4355,6 +4529,51 @@
           <w:p>
             <w:pPr>
               <w:spacing w:before="40" w:after="40"/>
+              <w:jc w:val="center"/>
+            </w:pPr>
+            <w:r/>
+            <w:r>
+              <w:rPr>
+                <w:rFonts w:ascii="Times New Roman" w:hAnsi="Times New Roman"/>
+                <w:b w:val="0"/>
+                <w:i w:val="0"/>
+                <w:sz w:val="19"/>
+              </w:rPr>
+              <w:t>2</w:t>
+            </w:r>
+          </w:p>
+        </w:tc>
+        <w:tc>
+          <w:tcPr>
+            <w:tcW w:w="642" w:type="dxa"/>
+            <w:vAlign w:val="center"/>
+          </w:tcPr>
+          <w:p>
+            <w:pPr>
+              <w:spacing w:before="40" w:after="40"/>
+              <w:jc w:val="center"/>
+            </w:pPr>
+            <w:r/>
+            <w:r>
+              <w:rPr>
+                <w:rFonts w:ascii="Times New Roman" w:hAnsi="Times New Roman"/>
+                <w:b w:val="0"/>
+                <w:i w:val="0"/>
+                <w:sz w:val="19"/>
+              </w:rPr>
+              <w:t>2</w:t>
+            </w:r>
+          </w:p>
+        </w:tc>
+        <w:tc>
+          <w:tcPr>
+            <w:tcW w:w="642" w:type="dxa"/>
+            <w:vAlign w:val="center"/>
+          </w:tcPr>
+          <w:p>
+            <w:pPr>
+              <w:spacing w:before="40" w:after="40"/>
+              <w:jc w:val="center"/>
             </w:pPr>
             <w:r/>
             <w:r>
@@ -4376,16 +4595,17 @@
           <w:p>
             <w:pPr>
               <w:spacing w:before="40" w:after="40"/>
-            </w:pPr>
-            <w:r/>
-            <w:r>
-              <w:rPr>
-                <w:rFonts w:ascii="Times New Roman" w:hAnsi="Times New Roman"/>
-                <w:b w:val="0"/>
-                <w:i w:val="0"/>
-                <w:sz w:val="19"/>
-              </w:rPr>
-              <w:t>-</w:t>
+              <w:jc w:val="center"/>
+            </w:pPr>
+            <w:r/>
+            <w:r>
+              <w:rPr>
+                <w:rFonts w:ascii="Times New Roman" w:hAnsi="Times New Roman"/>
+                <w:b w:val="0"/>
+                <w:i w:val="0"/>
+                <w:sz w:val="19"/>
+              </w:rPr>
+              <w:t>–</w:t>
             </w:r>
           </w:p>
         </w:tc>
@@ -4397,6 +4617,117 @@
           <w:p>
             <w:pPr>
               <w:spacing w:before="40" w:after="40"/>
+              <w:jc w:val="center"/>
+            </w:pPr>
+            <w:r/>
+            <w:r>
+              <w:rPr>
+                <w:rFonts w:ascii="Times New Roman" w:hAnsi="Times New Roman"/>
+                <w:b w:val="0"/>
+                <w:i w:val="0"/>
+                <w:sz w:val="19"/>
+              </w:rPr>
+              <w:t>–</w:t>
+            </w:r>
+          </w:p>
+        </w:tc>
+        <w:tc>
+          <w:tcPr>
+            <w:tcW w:w="642" w:type="dxa"/>
+            <w:vAlign w:val="center"/>
+          </w:tcPr>
+          <w:p>
+            <w:pPr>
+              <w:spacing w:before="40" w:after="40"/>
+              <w:jc w:val="center"/>
+            </w:pPr>
+            <w:r/>
+            <w:r>
+              <w:rPr>
+                <w:rFonts w:ascii="Times New Roman" w:hAnsi="Times New Roman"/>
+                <w:b w:val="0"/>
+                <w:i w:val="0"/>
+                <w:sz w:val="19"/>
+              </w:rPr>
+              <w:t>–</w:t>
+            </w:r>
+          </w:p>
+        </w:tc>
+        <w:tc>
+          <w:tcPr>
+            <w:tcW w:w="642" w:type="dxa"/>
+            <w:vAlign w:val="center"/>
+          </w:tcPr>
+          <w:p>
+            <w:pPr>
+              <w:spacing w:before="40" w:after="40"/>
+              <w:jc w:val="center"/>
+            </w:pPr>
+            <w:r/>
+            <w:r>
+              <w:rPr>
+                <w:rFonts w:ascii="Times New Roman" w:hAnsi="Times New Roman"/>
+                <w:b w:val="0"/>
+                <w:i w:val="0"/>
+                <w:sz w:val="19"/>
+              </w:rPr>
+              <w:t>2</w:t>
+            </w:r>
+          </w:p>
+        </w:tc>
+        <w:tc>
+          <w:tcPr>
+            <w:tcW w:w="642" w:type="dxa"/>
+            <w:vAlign w:val="center"/>
+          </w:tcPr>
+          <w:p>
+            <w:pPr>
+              <w:spacing w:before="40" w:after="40"/>
+              <w:jc w:val="center"/>
+            </w:pPr>
+            <w:r/>
+            <w:r>
+              <w:rPr>
+                <w:rFonts w:ascii="Times New Roman" w:hAnsi="Times New Roman"/>
+                <w:b w:val="0"/>
+                <w:i w:val="0"/>
+                <w:sz w:val="19"/>
+              </w:rPr>
+              <w:t>–</w:t>
+            </w:r>
+          </w:p>
+        </w:tc>
+        <w:tc>
+          <w:tcPr>
+            <w:tcW w:w="642" w:type="dxa"/>
+            <w:vAlign w:val="center"/>
+          </w:tcPr>
+          <w:p>
+            <w:pPr>
+              <w:spacing w:before="40" w:after="40"/>
+              <w:jc w:val="center"/>
+            </w:pPr>
+            <w:r/>
+            <w:r>
+              <w:rPr>
+                <w:rFonts w:ascii="Times New Roman" w:hAnsi="Times New Roman"/>
+                <w:b w:val="0"/>
+                <w:i w:val="0"/>
+                <w:sz w:val="19"/>
+              </w:rPr>
+              <w:t>2</w:t>
+            </w:r>
+          </w:p>
+        </w:tc>
+        <w:tc>
+          <w:tcPr>
+            <w:tcW w:w="642" w:type="dxa"/>
+            <w:vAlign w:val="center"/>
+          </w:tcPr>
+          <w:p>
+            <w:pPr>
+              <w:spacing w:before="40" w:after="40"/>
+              <w:jc w:val="center"/>
             </w:pPr>
             <w:r/>
             <w:r>
@@ -4418,163 +4749,17 @@
           <w:p>
             <w:pPr>
               <w:spacing w:before="40" w:after="40"/>
-            </w:pPr>
-            <w:r/>
-            <w:r>
-              <w:rPr>
-                <w:rFonts w:ascii="Times New Roman" w:hAnsi="Times New Roman"/>
-                <w:b w:val="0"/>
-                <w:i w:val="0"/>
-                <w:sz w:val="19"/>
-              </w:rPr>
-              <w:t>-</w:t>
-            </w:r>
-          </w:p>
-        </w:tc>
-        <w:tc>
-          <w:tcPr>
-            <w:tcW w:w="642" w:type="dxa"/>
-            <w:vAlign w:val="center"/>
-          </w:tcPr>
-          <w:p>
-            <w:pPr>
-              <w:spacing w:before="40" w:after="40"/>
-            </w:pPr>
-            <w:r/>
-            <w:r>
-              <w:rPr>
-                <w:rFonts w:ascii="Times New Roman" w:hAnsi="Times New Roman"/>
-                <w:b w:val="0"/>
-                <w:i w:val="0"/>
-                <w:sz w:val="19"/>
-              </w:rPr>
-              <w:t>-</w:t>
-            </w:r>
-          </w:p>
-        </w:tc>
-        <w:tc>
-          <w:tcPr>
-            <w:tcW w:w="642" w:type="dxa"/>
-            <w:vAlign w:val="center"/>
-          </w:tcPr>
-          <w:p>
-            <w:pPr>
-              <w:spacing w:before="40" w:after="40"/>
-            </w:pPr>
-            <w:r/>
-            <w:r>
-              <w:rPr>
-                <w:rFonts w:ascii="Times New Roman" w:hAnsi="Times New Roman"/>
-                <w:b w:val="0"/>
-                <w:i w:val="0"/>
-                <w:sz w:val="19"/>
-              </w:rPr>
-              <w:t>-</w:t>
-            </w:r>
-          </w:p>
-        </w:tc>
-        <w:tc>
-          <w:tcPr>
-            <w:tcW w:w="642" w:type="dxa"/>
-            <w:vAlign w:val="center"/>
-          </w:tcPr>
-          <w:p>
-            <w:pPr>
-              <w:spacing w:before="40" w:after="40"/>
-            </w:pPr>
-            <w:r/>
-            <w:r>
-              <w:rPr>
-                <w:rFonts w:ascii="Times New Roman" w:hAnsi="Times New Roman"/>
-                <w:b w:val="0"/>
-                <w:i w:val="0"/>
-                <w:sz w:val="19"/>
-              </w:rPr>
-              <w:t>-</w:t>
-            </w:r>
-          </w:p>
-        </w:tc>
-        <w:tc>
-          <w:tcPr>
-            <w:tcW w:w="642" w:type="dxa"/>
-            <w:vAlign w:val="center"/>
-          </w:tcPr>
-          <w:p>
-            <w:pPr>
-              <w:spacing w:before="40" w:after="40"/>
-            </w:pPr>
-            <w:r/>
-            <w:r>
-              <w:rPr>
-                <w:rFonts w:ascii="Times New Roman" w:hAnsi="Times New Roman"/>
-                <w:b w:val="0"/>
-                <w:i w:val="0"/>
-                <w:sz w:val="19"/>
-              </w:rPr>
-              <w:t>-</w:t>
-            </w:r>
-          </w:p>
-        </w:tc>
-        <w:tc>
-          <w:tcPr>
-            <w:tcW w:w="642" w:type="dxa"/>
-            <w:vAlign w:val="center"/>
-          </w:tcPr>
-          <w:p>
-            <w:pPr>
-              <w:spacing w:before="40" w:after="40"/>
-            </w:pPr>
-            <w:r/>
-            <w:r>
-              <w:rPr>
-                <w:rFonts w:ascii="Times New Roman" w:hAnsi="Times New Roman"/>
-                <w:b w:val="0"/>
-                <w:i w:val="0"/>
-                <w:sz w:val="19"/>
-              </w:rPr>
-              <w:t>-</w:t>
-            </w:r>
-          </w:p>
-        </w:tc>
-        <w:tc>
-          <w:tcPr>
-            <w:tcW w:w="642" w:type="dxa"/>
-            <w:vAlign w:val="center"/>
-          </w:tcPr>
-          <w:p>
-            <w:pPr>
-              <w:spacing w:before="40" w:after="40"/>
-            </w:pPr>
-            <w:r/>
-            <w:r>
-              <w:rPr>
-                <w:rFonts w:ascii="Times New Roman" w:hAnsi="Times New Roman"/>
-                <w:b w:val="0"/>
-                <w:i w:val="0"/>
-                <w:sz w:val="19"/>
-              </w:rPr>
-              <w:t>3</w:t>
-            </w:r>
-          </w:p>
-        </w:tc>
-        <w:tc>
-          <w:tcPr>
-            <w:tcW w:w="642" w:type="dxa"/>
-            <w:vAlign w:val="center"/>
-          </w:tcPr>
-          <w:p>
-            <w:pPr>
-              <w:spacing w:before="40" w:after="40"/>
-            </w:pPr>
-            <w:r/>
-            <w:r>
-              <w:rPr>
-                <w:rFonts w:ascii="Times New Roman" w:hAnsi="Times New Roman"/>
-                <w:b w:val="0"/>
-                <w:i w:val="0"/>
-                <w:sz w:val="19"/>
-              </w:rPr>
-              <w:t>3</w:t>
+              <w:jc w:val="center"/>
+            </w:pPr>
+            <w:r/>
+            <w:r>
+              <w:rPr>
+                <w:rFonts w:ascii="Times New Roman" w:hAnsi="Times New Roman"/>
+                <w:b w:val="0"/>
+                <w:i w:val="0"/>
+                <w:sz w:val="19"/>
+              </w:rPr>
+              <w:t>2</w:t>
             </w:r>
           </w:p>
         </w:tc>
@@ -4593,6 +4778,7 @@
           <w:p>
             <w:pPr>
               <w:spacing w:before="40" w:after="40"/>
+              <w:jc w:val="center"/>
             </w:pPr>
             <w:r/>
             <w:r>
@@ -4614,6 +4800,7 @@
           <w:p>
             <w:pPr>
               <w:spacing w:before="40" w:after="40"/>
+              <w:jc w:val="center"/>
             </w:pPr>
             <w:r/>
             <w:r>
@@ -4635,6 +4822,7 @@
           <w:p>
             <w:pPr>
               <w:spacing w:before="40" w:after="40"/>
+              <w:jc w:val="center"/>
             </w:pPr>
             <w:r/>
             <w:r>
@@ -4656,16 +4844,17 @@
           <w:p>
             <w:pPr>
               <w:spacing w:before="40" w:after="40"/>
-            </w:pPr>
-            <w:r/>
-            <w:r>
-              <w:rPr>
-                <w:rFonts w:ascii="Times New Roman" w:hAnsi="Times New Roman"/>
-                <w:b w:val="0"/>
-                <w:i w:val="0"/>
-                <w:sz w:val="19"/>
-              </w:rPr>
-              <w:t>-</w:t>
+              <w:jc w:val="center"/>
+            </w:pPr>
+            <w:r/>
+            <w:r>
+              <w:rPr>
+                <w:rFonts w:ascii="Times New Roman" w:hAnsi="Times New Roman"/>
+                <w:b w:val="0"/>
+                <w:i w:val="0"/>
+                <w:sz w:val="19"/>
+              </w:rPr>
+              <w:t>3</w:t>
             </w:r>
           </w:p>
         </w:tc>
@@ -4677,6 +4866,29 @@
           <w:p>
             <w:pPr>
               <w:spacing w:before="40" w:after="40"/>
+              <w:jc w:val="center"/>
+            </w:pPr>
+            <w:r/>
+            <w:r>
+              <w:rPr>
+                <w:rFonts w:ascii="Times New Roman" w:hAnsi="Times New Roman"/>
+                <w:b w:val="0"/>
+                <w:i w:val="0"/>
+                <w:sz w:val="19"/>
+              </w:rPr>
+              <w:t>2</w:t>
+            </w:r>
+          </w:p>
+        </w:tc>
+        <w:tc>
+          <w:tcPr>
+            <w:tcW w:w="642" w:type="dxa"/>
+            <w:vAlign w:val="center"/>
+          </w:tcPr>
+          <w:p>
+            <w:pPr>
+              <w:spacing w:before="40" w:after="40"/>
+              <w:jc w:val="center"/>
             </w:pPr>
             <w:r/>
             <w:r>
@@ -4698,6 +4910,139 @@
           <w:p>
             <w:pPr>
               <w:spacing w:before="40" w:after="40"/>
+              <w:jc w:val="center"/>
+            </w:pPr>
+            <w:r/>
+            <w:r>
+              <w:rPr>
+                <w:rFonts w:ascii="Times New Roman" w:hAnsi="Times New Roman"/>
+                <w:b w:val="0"/>
+                <w:i w:val="0"/>
+                <w:sz w:val="19"/>
+              </w:rPr>
+              <w:t>–</w:t>
+            </w:r>
+          </w:p>
+        </w:tc>
+        <w:tc>
+          <w:tcPr>
+            <w:tcW w:w="642" w:type="dxa"/>
+            <w:vAlign w:val="center"/>
+          </w:tcPr>
+          <w:p>
+            <w:pPr>
+              <w:spacing w:before="40" w:after="40"/>
+              <w:jc w:val="center"/>
+            </w:pPr>
+            <w:r/>
+            <w:r>
+              <w:rPr>
+                <w:rFonts w:ascii="Times New Roman" w:hAnsi="Times New Roman"/>
+                <w:b w:val="0"/>
+                <w:i w:val="0"/>
+                <w:sz w:val="19"/>
+              </w:rPr>
+              <w:t>–</w:t>
+            </w:r>
+          </w:p>
+        </w:tc>
+        <w:tc>
+          <w:tcPr>
+            <w:tcW w:w="642" w:type="dxa"/>
+            <w:vAlign w:val="center"/>
+          </w:tcPr>
+          <w:p>
+            <w:pPr>
+              <w:spacing w:before="40" w:after="40"/>
+              <w:jc w:val="center"/>
+            </w:pPr>
+            <w:r/>
+            <w:r>
+              <w:rPr>
+                <w:rFonts w:ascii="Times New Roman" w:hAnsi="Times New Roman"/>
+                <w:b w:val="0"/>
+                <w:i w:val="0"/>
+                <w:sz w:val="19"/>
+              </w:rPr>
+              <w:t>–</w:t>
+            </w:r>
+          </w:p>
+        </w:tc>
+        <w:tc>
+          <w:tcPr>
+            <w:tcW w:w="642" w:type="dxa"/>
+            <w:vAlign w:val="center"/>
+          </w:tcPr>
+          <w:p>
+            <w:pPr>
+              <w:spacing w:before="40" w:after="40"/>
+              <w:jc w:val="center"/>
+            </w:pPr>
+            <w:r/>
+            <w:r>
+              <w:rPr>
+                <w:rFonts w:ascii="Times New Roman" w:hAnsi="Times New Roman"/>
+                <w:b w:val="0"/>
+                <w:i w:val="0"/>
+                <w:sz w:val="19"/>
+              </w:rPr>
+              <w:t>–</w:t>
+            </w:r>
+          </w:p>
+        </w:tc>
+        <w:tc>
+          <w:tcPr>
+            <w:tcW w:w="642" w:type="dxa"/>
+            <w:vAlign w:val="center"/>
+          </w:tcPr>
+          <w:p>
+            <w:pPr>
+              <w:spacing w:before="40" w:after="40"/>
+              <w:jc w:val="center"/>
+            </w:pPr>
+            <w:r/>
+            <w:r>
+              <w:rPr>
+                <w:rFonts w:ascii="Times New Roman" w:hAnsi="Times New Roman"/>
+                <w:b w:val="0"/>
+                <w:i w:val="0"/>
+                <w:sz w:val="19"/>
+              </w:rPr>
+              <w:t>–</w:t>
+            </w:r>
+          </w:p>
+        </w:tc>
+        <w:tc>
+          <w:tcPr>
+            <w:tcW w:w="642" w:type="dxa"/>
+            <w:vAlign w:val="center"/>
+          </w:tcPr>
+          <w:p>
+            <w:pPr>
+              <w:spacing w:before="40" w:after="40"/>
+              <w:jc w:val="center"/>
+            </w:pPr>
+            <w:r/>
+            <w:r>
+              <w:rPr>
+                <w:rFonts w:ascii="Times New Roman" w:hAnsi="Times New Roman"/>
+                <w:b w:val="0"/>
+                <w:i w:val="0"/>
+                <w:sz w:val="19"/>
+              </w:rPr>
+              <w:t>2</w:t>
+            </w:r>
+          </w:p>
+        </w:tc>
+        <w:tc>
+          <w:tcPr>
+            <w:tcW w:w="642" w:type="dxa"/>
+            <w:vAlign w:val="center"/>
+          </w:tcPr>
+          <w:p>
+            <w:pPr>
+              <w:spacing w:before="40" w:after="40"/>
+              <w:jc w:val="center"/>
             </w:pPr>
             <w:r/>
             <w:r>
@@ -4719,132 +5064,7 @@
           <w:p>
             <w:pPr>
               <w:spacing w:before="40" w:after="40"/>
-            </w:pPr>
-            <w:r/>
-            <w:r>
-              <w:rPr>
-                <w:rFonts w:ascii="Times New Roman" w:hAnsi="Times New Roman"/>
-                <w:b w:val="0"/>
-                <w:i w:val="0"/>
-                <w:sz w:val="19"/>
-              </w:rPr>
-              <w:t>-</w:t>
-            </w:r>
-          </w:p>
-        </w:tc>
-        <w:tc>
-          <w:tcPr>
-            <w:tcW w:w="642" w:type="dxa"/>
-            <w:vAlign w:val="center"/>
-          </w:tcPr>
-          <w:p>
-            <w:pPr>
-              <w:spacing w:before="40" w:after="40"/>
-            </w:pPr>
-            <w:r/>
-            <w:r>
-              <w:rPr>
-                <w:rFonts w:ascii="Times New Roman" w:hAnsi="Times New Roman"/>
-                <w:b w:val="0"/>
-                <w:i w:val="0"/>
-                <w:sz w:val="19"/>
-              </w:rPr>
-              <w:t>-</w:t>
-            </w:r>
-          </w:p>
-        </w:tc>
-        <w:tc>
-          <w:tcPr>
-            <w:tcW w:w="642" w:type="dxa"/>
-            <w:vAlign w:val="center"/>
-          </w:tcPr>
-          <w:p>
-            <w:pPr>
-              <w:spacing w:before="40" w:after="40"/>
-            </w:pPr>
-            <w:r/>
-            <w:r>
-              <w:rPr>
-                <w:rFonts w:ascii="Times New Roman" w:hAnsi="Times New Roman"/>
-                <w:b w:val="0"/>
-                <w:i w:val="0"/>
-                <w:sz w:val="19"/>
-              </w:rPr>
-              <w:t>-</w:t>
-            </w:r>
-          </w:p>
-        </w:tc>
-        <w:tc>
-          <w:tcPr>
-            <w:tcW w:w="642" w:type="dxa"/>
-            <w:vAlign w:val="center"/>
-          </w:tcPr>
-          <w:p>
-            <w:pPr>
-              <w:spacing w:before="40" w:after="40"/>
-            </w:pPr>
-            <w:r/>
-            <w:r>
-              <w:rPr>
-                <w:rFonts w:ascii="Times New Roman" w:hAnsi="Times New Roman"/>
-                <w:b w:val="0"/>
-                <w:i w:val="0"/>
-                <w:sz w:val="19"/>
-              </w:rPr>
-              <w:t>-</w:t>
-            </w:r>
-          </w:p>
-        </w:tc>
-        <w:tc>
-          <w:tcPr>
-            <w:tcW w:w="642" w:type="dxa"/>
-            <w:vAlign w:val="center"/>
-          </w:tcPr>
-          <w:p>
-            <w:pPr>
-              <w:spacing w:before="40" w:after="40"/>
-            </w:pPr>
-            <w:r/>
-            <w:r>
-              <w:rPr>
-                <w:rFonts w:ascii="Times New Roman" w:hAnsi="Times New Roman"/>
-                <w:b w:val="0"/>
-                <w:i w:val="0"/>
-                <w:sz w:val="19"/>
-              </w:rPr>
-              <w:t>-</w:t>
-            </w:r>
-          </w:p>
-        </w:tc>
-        <w:tc>
-          <w:tcPr>
-            <w:tcW w:w="642" w:type="dxa"/>
-            <w:vAlign w:val="center"/>
-          </w:tcPr>
-          <w:p>
-            <w:pPr>
-              <w:spacing w:before="40" w:after="40"/>
-            </w:pPr>
-            <w:r/>
-            <w:r>
-              <w:rPr>
-                <w:rFonts w:ascii="Times New Roman" w:hAnsi="Times New Roman"/>
-                <w:b w:val="0"/>
-                <w:i w:val="0"/>
-                <w:sz w:val="19"/>
-              </w:rPr>
-              <w:t>-</w:t>
-            </w:r>
-          </w:p>
-        </w:tc>
-        <w:tc>
-          <w:tcPr>
-            <w:tcW w:w="642" w:type="dxa"/>
-            <w:vAlign w:val="center"/>
-          </w:tcPr>
-          <w:p>
-            <w:pPr>
-              <w:spacing w:before="40" w:after="40"/>
+              <w:jc w:val="center"/>
             </w:pPr>
             <w:r/>
             <w:r>
@@ -4855,27 +5075,6 @@
                 <w:sz w:val="19"/>
               </w:rPr>
               <w:t>3</w:t>
-            </w:r>
-          </w:p>
-        </w:tc>
-        <w:tc>
-          <w:tcPr>
-            <w:tcW w:w="642" w:type="dxa"/>
-            <w:vAlign w:val="center"/>
-          </w:tcPr>
-          <w:p>
-            <w:pPr>
-              <w:spacing w:before="40" w:after="40"/>
-            </w:pPr>
-            <w:r/>
-            <w:r>
-              <w:rPr>
-                <w:rFonts w:ascii="Times New Roman" w:hAnsi="Times New Roman"/>
-                <w:b w:val="0"/>
-                <w:i w:val="0"/>
-                <w:sz w:val="19"/>
-              </w:rPr>
-              <w:t>2</w:t>
             </w:r>
           </w:p>
         </w:tc>
@@ -4894,6 +5093,7 @@
           <w:p>
             <w:pPr>
               <w:spacing w:before="40" w:after="40"/>
+              <w:jc w:val="center"/>
             </w:pPr>
             <w:r/>
             <w:r>
@@ -4915,16 +5115,17 @@
           <w:p>
             <w:pPr>
               <w:spacing w:before="40" w:after="40"/>
-            </w:pPr>
-            <w:r/>
-            <w:r>
-              <w:rPr>
-                <w:rFonts w:ascii="Times New Roman" w:hAnsi="Times New Roman"/>
-                <w:b w:val="0"/>
-                <w:i w:val="0"/>
-                <w:sz w:val="19"/>
-              </w:rPr>
-              <w:t>-</w:t>
+              <w:jc w:val="center"/>
+            </w:pPr>
+            <w:r/>
+            <w:r>
+              <w:rPr>
+                <w:rFonts w:ascii="Times New Roman" w:hAnsi="Times New Roman"/>
+                <w:b w:val="0"/>
+                <w:i w:val="0"/>
+                <w:sz w:val="19"/>
+              </w:rPr>
+              <w:t>3</w:t>
             </w:r>
           </w:p>
         </w:tc>
@@ -4936,16 +5137,17 @@
           <w:p>
             <w:pPr>
               <w:spacing w:before="40" w:after="40"/>
-            </w:pPr>
-            <w:r/>
-            <w:r>
-              <w:rPr>
-                <w:rFonts w:ascii="Times New Roman" w:hAnsi="Times New Roman"/>
-                <w:b w:val="0"/>
-                <w:i w:val="0"/>
-                <w:sz w:val="19"/>
-              </w:rPr>
-              <w:t>-</w:t>
+              <w:jc w:val="center"/>
+            </w:pPr>
+            <w:r/>
+            <w:r>
+              <w:rPr>
+                <w:rFonts w:ascii="Times New Roman" w:hAnsi="Times New Roman"/>
+                <w:b w:val="0"/>
+                <w:i w:val="0"/>
+                <w:sz w:val="19"/>
+              </w:rPr>
+              <w:t>3</w:t>
             </w:r>
           </w:p>
         </w:tc>
@@ -4957,16 +5159,17 @@
           <w:p>
             <w:pPr>
               <w:spacing w:before="40" w:after="40"/>
-            </w:pPr>
-            <w:r/>
-            <w:r>
-              <w:rPr>
-                <w:rFonts w:ascii="Times New Roman" w:hAnsi="Times New Roman"/>
-                <w:b w:val="0"/>
-                <w:i w:val="0"/>
-                <w:sz w:val="19"/>
-              </w:rPr>
-              <w:t>-</w:t>
+              <w:jc w:val="center"/>
+            </w:pPr>
+            <w:r/>
+            <w:r>
+              <w:rPr>
+                <w:rFonts w:ascii="Times New Roman" w:hAnsi="Times New Roman"/>
+                <w:b w:val="0"/>
+                <w:i w:val="0"/>
+                <w:sz w:val="19"/>
+              </w:rPr>
+              <w:t>3</w:t>
             </w:r>
           </w:p>
         </w:tc>
@@ -4978,16 +5181,17 @@
           <w:p>
             <w:pPr>
               <w:spacing w:before="40" w:after="40"/>
-            </w:pPr>
-            <w:r/>
-            <w:r>
-              <w:rPr>
-                <w:rFonts w:ascii="Times New Roman" w:hAnsi="Times New Roman"/>
-                <w:b w:val="0"/>
-                <w:i w:val="0"/>
-                <w:sz w:val="19"/>
-              </w:rPr>
-              <w:t>-</w:t>
+              <w:jc w:val="center"/>
+            </w:pPr>
+            <w:r/>
+            <w:r>
+              <w:rPr>
+                <w:rFonts w:ascii="Times New Roman" w:hAnsi="Times New Roman"/>
+                <w:b w:val="0"/>
+                <w:i w:val="0"/>
+                <w:sz w:val="19"/>
+              </w:rPr>
+              <w:t>3</w:t>
             </w:r>
           </w:p>
         </w:tc>
@@ -4999,6 +5203,139 @@
           <w:p>
             <w:pPr>
               <w:spacing w:before="40" w:after="40"/>
+              <w:jc w:val="center"/>
+            </w:pPr>
+            <w:r/>
+            <w:r>
+              <w:rPr>
+                <w:rFonts w:ascii="Times New Roman" w:hAnsi="Times New Roman"/>
+                <w:b w:val="0"/>
+                <w:i w:val="0"/>
+                <w:sz w:val="19"/>
+              </w:rPr>
+              <w:t>3</w:t>
+            </w:r>
+          </w:p>
+        </w:tc>
+        <w:tc>
+          <w:tcPr>
+            <w:tcW w:w="642" w:type="dxa"/>
+            <w:vAlign w:val="center"/>
+          </w:tcPr>
+          <w:p>
+            <w:pPr>
+              <w:spacing w:before="40" w:after="40"/>
+              <w:jc w:val="center"/>
+            </w:pPr>
+            <w:r/>
+            <w:r>
+              <w:rPr>
+                <w:rFonts w:ascii="Times New Roman" w:hAnsi="Times New Roman"/>
+                <w:b w:val="0"/>
+                <w:i w:val="0"/>
+                <w:sz w:val="19"/>
+              </w:rPr>
+              <w:t>–</w:t>
+            </w:r>
+          </w:p>
+        </w:tc>
+        <w:tc>
+          <w:tcPr>
+            <w:tcW w:w="642" w:type="dxa"/>
+            <w:vAlign w:val="center"/>
+          </w:tcPr>
+          <w:p>
+            <w:pPr>
+              <w:spacing w:before="40" w:after="40"/>
+              <w:jc w:val="center"/>
+            </w:pPr>
+            <w:r/>
+            <w:r>
+              <w:rPr>
+                <w:rFonts w:ascii="Times New Roman" w:hAnsi="Times New Roman"/>
+                <w:b w:val="0"/>
+                <w:i w:val="0"/>
+                <w:sz w:val="19"/>
+              </w:rPr>
+              <w:t>–</w:t>
+            </w:r>
+          </w:p>
+        </w:tc>
+        <w:tc>
+          <w:tcPr>
+            <w:tcW w:w="642" w:type="dxa"/>
+            <w:vAlign w:val="center"/>
+          </w:tcPr>
+          <w:p>
+            <w:pPr>
+              <w:spacing w:before="40" w:after="40"/>
+              <w:jc w:val="center"/>
+            </w:pPr>
+            <w:r/>
+            <w:r>
+              <w:rPr>
+                <w:rFonts w:ascii="Times New Roman" w:hAnsi="Times New Roman"/>
+                <w:b w:val="0"/>
+                <w:i w:val="0"/>
+                <w:sz w:val="19"/>
+              </w:rPr>
+              <w:t>–</w:t>
+            </w:r>
+          </w:p>
+        </w:tc>
+        <w:tc>
+          <w:tcPr>
+            <w:tcW w:w="642" w:type="dxa"/>
+            <w:vAlign w:val="center"/>
+          </w:tcPr>
+          <w:p>
+            <w:pPr>
+              <w:spacing w:before="40" w:after="40"/>
+              <w:jc w:val="center"/>
+            </w:pPr>
+            <w:r/>
+            <w:r>
+              <w:rPr>
+                <w:rFonts w:ascii="Times New Roman" w:hAnsi="Times New Roman"/>
+                <w:b w:val="0"/>
+                <w:i w:val="0"/>
+                <w:sz w:val="19"/>
+              </w:rPr>
+              <w:t>–</w:t>
+            </w:r>
+          </w:p>
+        </w:tc>
+        <w:tc>
+          <w:tcPr>
+            <w:tcW w:w="642" w:type="dxa"/>
+            <w:vAlign w:val="center"/>
+          </w:tcPr>
+          <w:p>
+            <w:pPr>
+              <w:spacing w:before="40" w:after="40"/>
+              <w:jc w:val="center"/>
+            </w:pPr>
+            <w:r/>
+            <w:r>
+              <w:rPr>
+                <w:rFonts w:ascii="Times New Roman" w:hAnsi="Times New Roman"/>
+                <w:b w:val="0"/>
+                <w:i w:val="0"/>
+                <w:sz w:val="19"/>
+              </w:rPr>
+              <w:t>–</w:t>
+            </w:r>
+          </w:p>
+        </w:tc>
+        <w:tc>
+          <w:tcPr>
+            <w:tcW w:w="642" w:type="dxa"/>
+            <w:vAlign w:val="center"/>
+          </w:tcPr>
+          <w:p>
+            <w:pPr>
+              <w:spacing w:before="40" w:after="40"/>
+              <w:jc w:val="center"/>
             </w:pPr>
             <w:r/>
             <w:r>
@@ -5020,6 +5357,7 @@
           <w:p>
             <w:pPr>
               <w:spacing w:before="40" w:after="40"/>
+              <w:jc w:val="center"/>
             </w:pPr>
             <w:r/>
             <w:r>
@@ -5041,132 +5379,7 @@
           <w:p>
             <w:pPr>
               <w:spacing w:before="40" w:after="40"/>
-            </w:pPr>
-            <w:r/>
-            <w:r>
-              <w:rPr>
-                <w:rFonts w:ascii="Times New Roman" w:hAnsi="Times New Roman"/>
-                <w:b w:val="0"/>
-                <w:i w:val="0"/>
-                <w:sz w:val="19"/>
-              </w:rPr>
-              <w:t>2</w:t>
-            </w:r>
-          </w:p>
-        </w:tc>
-        <w:tc>
-          <w:tcPr>
-            <w:tcW w:w="642" w:type="dxa"/>
-            <w:vAlign w:val="center"/>
-          </w:tcPr>
-          <w:p>
-            <w:pPr>
-              <w:spacing w:before="40" w:after="40"/>
-            </w:pPr>
-            <w:r/>
-            <w:r>
-              <w:rPr>
-                <w:rFonts w:ascii="Times New Roman" w:hAnsi="Times New Roman"/>
-                <w:b w:val="0"/>
-                <w:i w:val="0"/>
-                <w:sz w:val="19"/>
-              </w:rPr>
-              <w:t>3</w:t>
-            </w:r>
-          </w:p>
-        </w:tc>
-        <w:tc>
-          <w:tcPr>
-            <w:tcW w:w="642" w:type="dxa"/>
-            <w:vAlign w:val="center"/>
-          </w:tcPr>
-          <w:p>
-            <w:pPr>
-              <w:spacing w:before="40" w:after="40"/>
-            </w:pPr>
-            <w:r/>
-            <w:r>
-              <w:rPr>
-                <w:rFonts w:ascii="Times New Roman" w:hAnsi="Times New Roman"/>
-                <w:b w:val="0"/>
-                <w:i w:val="0"/>
-                <w:sz w:val="19"/>
-              </w:rPr>
-              <w:t>-</w:t>
-            </w:r>
-          </w:p>
-        </w:tc>
-        <w:tc>
-          <w:tcPr>
-            <w:tcW w:w="642" w:type="dxa"/>
-            <w:vAlign w:val="center"/>
-          </w:tcPr>
-          <w:p>
-            <w:pPr>
-              <w:spacing w:before="40" w:after="40"/>
-            </w:pPr>
-            <w:r/>
-            <w:r>
-              <w:rPr>
-                <w:rFonts w:ascii="Times New Roman" w:hAnsi="Times New Roman"/>
-                <w:b w:val="0"/>
-                <w:i w:val="0"/>
-                <w:sz w:val="19"/>
-              </w:rPr>
-              <w:t>3</w:t>
-            </w:r>
-          </w:p>
-        </w:tc>
-        <w:tc>
-          <w:tcPr>
-            <w:tcW w:w="642" w:type="dxa"/>
-            <w:vAlign w:val="center"/>
-          </w:tcPr>
-          <w:p>
-            <w:pPr>
-              <w:spacing w:before="40" w:after="40"/>
-            </w:pPr>
-            <w:r/>
-            <w:r>
-              <w:rPr>
-                <w:rFonts w:ascii="Times New Roman" w:hAnsi="Times New Roman"/>
-                <w:b w:val="0"/>
-                <w:i w:val="0"/>
-                <w:sz w:val="19"/>
-              </w:rPr>
-              <w:t>3</w:t>
-            </w:r>
-          </w:p>
-        </w:tc>
-        <w:tc>
-          <w:tcPr>
-            <w:tcW w:w="642" w:type="dxa"/>
-            <w:vAlign w:val="center"/>
-          </w:tcPr>
-          <w:p>
-            <w:pPr>
-              <w:spacing w:before="40" w:after="40"/>
-            </w:pPr>
-            <w:r/>
-            <w:r>
-              <w:rPr>
-                <w:rFonts w:ascii="Times New Roman" w:hAnsi="Times New Roman"/>
-                <w:b w:val="0"/>
-                <w:i w:val="0"/>
-                <w:sz w:val="19"/>
-              </w:rPr>
-              <w:t>2</w:t>
-            </w:r>
-          </w:p>
-        </w:tc>
-        <w:tc>
-          <w:tcPr>
-            <w:tcW w:w="642" w:type="dxa"/>
-            <w:vAlign w:val="center"/>
-          </w:tcPr>
-          <w:p>
-            <w:pPr>
-              <w:spacing w:before="40" w:after="40"/>
+              <w:jc w:val="center"/>
             </w:pPr>
             <w:r/>
             <w:r>
@@ -5194,18 +5407,18 @@
           </w:tcPr>
           <w:p>
             <w:pPr>
-              <w:spacing w:after="40" w:line="264" w:lineRule="auto"/>
-              <w:jc w:val="center"/>
-            </w:pPr>
+              <w:spacing w:before="40" w:after="40"/>
+              <w:jc w:val="center"/>
+            </w:pPr>
+            <w:r/>
             <w:r>
               <w:rPr>
                 <w:rFonts w:ascii="Times New Roman" w:hAnsi="Times New Roman"/>
                 <w:b/>
-                <w:bCs/>
-                <w:sz w:val="18"/>
-                <w:szCs w:val="18"/>
-              </w:rPr>
-              <w:t>Avg.</w:t>
+                <w:i w:val="0"/>
+                <w:sz w:val="19"/>
+              </w:rPr>
+              <w:t>CO5</w:t>
             </w:r>
           </w:p>
         </w:tc>
@@ -5216,9 +5429,19 @@
           </w:tcPr>
           <w:p>
             <w:pPr>
-              <w:spacing w:after="40" w:line="264" w:lineRule="auto"/>
-              <w:jc w:val="center"/>
-            </w:pPr>
+              <w:spacing w:before="40" w:after="40"/>
+              <w:jc w:val="center"/>
+            </w:pPr>
+            <w:r/>
+            <w:r>
+              <w:rPr>
+                <w:rFonts w:ascii="Times New Roman" w:hAnsi="Times New Roman"/>
+                <w:b w:val="0"/>
+                <w:i w:val="0"/>
+                <w:sz w:val="19"/>
+              </w:rPr>
+              <w:t>3</w:t>
+            </w:r>
           </w:p>
         </w:tc>
         <w:tc>
@@ -5228,9 +5451,19 @@
           </w:tcPr>
           <w:p>
             <w:pPr>
-              <w:spacing w:after="40" w:line="264" w:lineRule="auto"/>
-              <w:jc w:val="center"/>
-            </w:pPr>
+              <w:spacing w:before="40" w:after="40"/>
+              <w:jc w:val="center"/>
+            </w:pPr>
+            <w:r/>
+            <w:r>
+              <w:rPr>
+                <w:rFonts w:ascii="Times New Roman" w:hAnsi="Times New Roman"/>
+                <w:b w:val="0"/>
+                <w:i w:val="0"/>
+                <w:sz w:val="19"/>
+              </w:rPr>
+              <w:t>2</w:t>
+            </w:r>
           </w:p>
         </w:tc>
         <w:tc>
@@ -5240,9 +5473,19 @@
           </w:tcPr>
           <w:p>
             <w:pPr>
-              <w:spacing w:after="40" w:line="264" w:lineRule="auto"/>
-              <w:jc w:val="center"/>
-            </w:pPr>
+              <w:spacing w:before="40" w:after="40"/>
+              <w:jc w:val="center"/>
+            </w:pPr>
+            <w:r/>
+            <w:r>
+              <w:rPr>
+                <w:rFonts w:ascii="Times New Roman" w:hAnsi="Times New Roman"/>
+                <w:b w:val="0"/>
+                <w:i w:val="0"/>
+                <w:sz w:val="19"/>
+              </w:rPr>
+              <w:t>2</w:t>
+            </w:r>
           </w:p>
         </w:tc>
         <w:tc>
@@ -5252,9 +5495,19 @@
           </w:tcPr>
           <w:p>
             <w:pPr>
-              <w:spacing w:after="40" w:line="264" w:lineRule="auto"/>
-              <w:jc w:val="center"/>
-            </w:pPr>
+              <w:spacing w:before="40" w:after="40"/>
+              <w:jc w:val="center"/>
+            </w:pPr>
+            <w:r/>
+            <w:r>
+              <w:rPr>
+                <w:rFonts w:ascii="Times New Roman" w:hAnsi="Times New Roman"/>
+                <w:b w:val="0"/>
+                <w:i w:val="0"/>
+                <w:sz w:val="19"/>
+              </w:rPr>
+              <w:t>3</w:t>
+            </w:r>
           </w:p>
         </w:tc>
         <w:tc>
@@ -5264,9 +5517,19 @@
           </w:tcPr>
           <w:p>
             <w:pPr>
-              <w:spacing w:after="40" w:line="264" w:lineRule="auto"/>
-              <w:jc w:val="center"/>
-            </w:pPr>
+              <w:spacing w:before="40" w:after="40"/>
+              <w:jc w:val="center"/>
+            </w:pPr>
+            <w:r/>
+            <w:r>
+              <w:rPr>
+                <w:rFonts w:ascii="Times New Roman" w:hAnsi="Times New Roman"/>
+                <w:b w:val="0"/>
+                <w:i w:val="0"/>
+                <w:sz w:val="19"/>
+              </w:rPr>
+              <w:t>3</w:t>
+            </w:r>
           </w:p>
         </w:tc>
         <w:tc>
@@ -5276,9 +5539,19 @@
           </w:tcPr>
           <w:p>
             <w:pPr>
-              <w:spacing w:after="40" w:line="264" w:lineRule="auto"/>
-              <w:jc w:val="center"/>
-            </w:pPr>
+              <w:spacing w:before="40" w:after="40"/>
+              <w:jc w:val="center"/>
+            </w:pPr>
+            <w:r/>
+            <w:r>
+              <w:rPr>
+                <w:rFonts w:ascii="Times New Roman" w:hAnsi="Times New Roman"/>
+                <w:b w:val="0"/>
+                <w:i w:val="0"/>
+                <w:sz w:val="19"/>
+              </w:rPr>
+              <w:t>–</w:t>
+            </w:r>
           </w:p>
         </w:tc>
         <w:tc>
@@ -5288,9 +5561,19 @@
           </w:tcPr>
           <w:p>
             <w:pPr>
-              <w:spacing w:after="40" w:line="264" w:lineRule="auto"/>
-              <w:jc w:val="center"/>
-            </w:pPr>
+              <w:spacing w:before="40" w:after="40"/>
+              <w:jc w:val="center"/>
+            </w:pPr>
+            <w:r/>
+            <w:r>
+              <w:rPr>
+                <w:rFonts w:ascii="Times New Roman" w:hAnsi="Times New Roman"/>
+                <w:b w:val="0"/>
+                <w:i w:val="0"/>
+                <w:sz w:val="19"/>
+              </w:rPr>
+              <w:t>–</w:t>
+            </w:r>
           </w:p>
         </w:tc>
         <w:tc>
@@ -5300,9 +5583,19 @@
           </w:tcPr>
           <w:p>
             <w:pPr>
-              <w:spacing w:after="40" w:line="264" w:lineRule="auto"/>
-              <w:jc w:val="center"/>
-            </w:pPr>
+              <w:spacing w:before="40" w:after="40"/>
+              <w:jc w:val="center"/>
+            </w:pPr>
+            <w:r/>
+            <w:r>
+              <w:rPr>
+                <w:rFonts w:ascii="Times New Roman" w:hAnsi="Times New Roman"/>
+                <w:b w:val="0"/>
+                <w:i w:val="0"/>
+                <w:sz w:val="19"/>
+              </w:rPr>
+              <w:t>–</w:t>
+            </w:r>
           </w:p>
         </w:tc>
         <w:tc>
@@ -5312,9 +5605,19 @@
           </w:tcPr>
           <w:p>
             <w:pPr>
-              <w:spacing w:after="40" w:line="264" w:lineRule="auto"/>
-              <w:jc w:val="center"/>
-            </w:pPr>
+              <w:spacing w:before="40" w:after="40"/>
+              <w:jc w:val="center"/>
+            </w:pPr>
+            <w:r/>
+            <w:r>
+              <w:rPr>
+                <w:rFonts w:ascii="Times New Roman" w:hAnsi="Times New Roman"/>
+                <w:b w:val="0"/>
+                <w:i w:val="0"/>
+                <w:sz w:val="19"/>
+              </w:rPr>
+              <w:t>–</w:t>
+            </w:r>
           </w:p>
         </w:tc>
         <w:tc>
@@ -5324,9 +5627,19 @@
           </w:tcPr>
           <w:p>
             <w:pPr>
-              <w:spacing w:after="40" w:line="264" w:lineRule="auto"/>
-              <w:jc w:val="center"/>
-            </w:pPr>
+              <w:spacing w:before="40" w:after="40"/>
+              <w:jc w:val="center"/>
+            </w:pPr>
+            <w:r/>
+            <w:r>
+              <w:rPr>
+                <w:rFonts w:ascii="Times New Roman" w:hAnsi="Times New Roman"/>
+                <w:b w:val="0"/>
+                <w:i w:val="0"/>
+                <w:sz w:val="19"/>
+              </w:rPr>
+              <w:t>–</w:t>
+            </w:r>
           </w:p>
         </w:tc>
         <w:tc>
@@ -5336,9 +5649,19 @@
           </w:tcPr>
           <w:p>
             <w:pPr>
-              <w:spacing w:after="40" w:line="264" w:lineRule="auto"/>
-              <w:jc w:val="center"/>
-            </w:pPr>
+              <w:spacing w:before="40" w:after="40"/>
+              <w:jc w:val="center"/>
+            </w:pPr>
+            <w:r/>
+            <w:r>
+              <w:rPr>
+                <w:rFonts w:ascii="Times New Roman" w:hAnsi="Times New Roman"/>
+                <w:b w:val="0"/>
+                <w:i w:val="0"/>
+                <w:sz w:val="19"/>
+              </w:rPr>
+              <w:t>2</w:t>
+            </w:r>
           </w:p>
         </w:tc>
         <w:tc>
@@ -5348,9 +5671,19 @@
           </w:tcPr>
           <w:p>
             <w:pPr>
-              <w:spacing w:after="40" w:line="264" w:lineRule="auto"/>
-              <w:jc w:val="center"/>
-            </w:pPr>
+              <w:spacing w:before="40" w:after="40"/>
+              <w:jc w:val="center"/>
+            </w:pPr>
+            <w:r/>
+            <w:r>
+              <w:rPr>
+                <w:rFonts w:ascii="Times New Roman" w:hAnsi="Times New Roman"/>
+                <w:b w:val="0"/>
+                <w:i w:val="0"/>
+                <w:sz w:val="19"/>
+              </w:rPr>
+              <w:t>3</w:t>
+            </w:r>
           </w:p>
         </w:tc>
         <w:tc>
@@ -5360,9 +5693,611 @@
           </w:tcPr>
           <w:p>
             <w:pPr>
-              <w:spacing w:after="40" w:line="264" w:lineRule="auto"/>
-              <w:jc w:val="center"/>
-            </w:pPr>
+              <w:spacing w:before="40" w:after="40"/>
+              <w:jc w:val="center"/>
+            </w:pPr>
+            <w:r/>
+            <w:r>
+              <w:rPr>
+                <w:rFonts w:ascii="Times New Roman" w:hAnsi="Times New Roman"/>
+                <w:b w:val="0"/>
+                <w:i w:val="0"/>
+                <w:sz w:val="19"/>
+              </w:rPr>
+              <w:t>2</w:t>
+            </w:r>
+          </w:p>
+        </w:tc>
+      </w:tr>
+      <w:tr>
+        <w:tc>
+          <w:tcPr>
+            <w:tcW w:type="dxa" w:w="1000"/>
+          </w:tcPr>
+          <w:p>
+            <w:pPr>
+              <w:spacing w:before="40" w:after="40"/>
+              <w:jc w:val="center"/>
+            </w:pPr>
+            <w:r/>
+            <w:r>
+              <w:rPr>
+                <w:rFonts w:ascii="Times New Roman" w:hAnsi="Times New Roman"/>
+                <w:b/>
+                <w:i w:val="0"/>
+                <w:sz w:val="19"/>
+              </w:rPr>
+              <w:t>CO6</w:t>
+            </w:r>
+          </w:p>
+        </w:tc>
+        <w:tc>
+          <w:tcPr>
+            <w:tcW w:type="dxa" w:w="642"/>
+          </w:tcPr>
+          <w:p>
+            <w:pPr>
+              <w:spacing w:before="40" w:after="40"/>
+              <w:jc w:val="center"/>
+            </w:pPr>
+            <w:r/>
+            <w:r>
+              <w:rPr>
+                <w:rFonts w:ascii="Times New Roman" w:hAnsi="Times New Roman"/>
+                <w:b w:val="0"/>
+                <w:i w:val="0"/>
+                <w:sz w:val="19"/>
+              </w:rPr>
+              <w:t>3</w:t>
+            </w:r>
+          </w:p>
+        </w:tc>
+        <w:tc>
+          <w:tcPr>
+            <w:tcW w:type="dxa" w:w="642"/>
+          </w:tcPr>
+          <w:p>
+            <w:pPr>
+              <w:spacing w:before="40" w:after="40"/>
+              <w:jc w:val="center"/>
+            </w:pPr>
+            <w:r/>
+            <w:r>
+              <w:rPr>
+                <w:rFonts w:ascii="Times New Roman" w:hAnsi="Times New Roman"/>
+                <w:b w:val="0"/>
+                <w:i w:val="0"/>
+                <w:sz w:val="19"/>
+              </w:rPr>
+              <w:t>3</w:t>
+            </w:r>
+          </w:p>
+        </w:tc>
+        <w:tc>
+          <w:tcPr>
+            <w:tcW w:type="dxa" w:w="642"/>
+          </w:tcPr>
+          <w:p>
+            <w:pPr>
+              <w:spacing w:before="40" w:after="40"/>
+              <w:jc w:val="center"/>
+            </w:pPr>
+            <w:r/>
+            <w:r>
+              <w:rPr>
+                <w:rFonts w:ascii="Times New Roman" w:hAnsi="Times New Roman"/>
+                <w:b w:val="0"/>
+                <w:i w:val="0"/>
+                <w:sz w:val="19"/>
+              </w:rPr>
+              <w:t>3</w:t>
+            </w:r>
+          </w:p>
+        </w:tc>
+        <w:tc>
+          <w:tcPr>
+            <w:tcW w:type="dxa" w:w="642"/>
+          </w:tcPr>
+          <w:p>
+            <w:pPr>
+              <w:spacing w:before="40" w:after="40"/>
+              <w:jc w:val="center"/>
+            </w:pPr>
+            <w:r/>
+            <w:r>
+              <w:rPr>
+                <w:rFonts w:ascii="Times New Roman" w:hAnsi="Times New Roman"/>
+                <w:b w:val="0"/>
+                <w:i w:val="0"/>
+                <w:sz w:val="19"/>
+              </w:rPr>
+              <w:t>3</w:t>
+            </w:r>
+          </w:p>
+        </w:tc>
+        <w:tc>
+          <w:tcPr>
+            <w:tcW w:type="dxa" w:w="642"/>
+          </w:tcPr>
+          <w:p>
+            <w:pPr>
+              <w:spacing w:before="40" w:after="40"/>
+              <w:jc w:val="center"/>
+            </w:pPr>
+            <w:r/>
+            <w:r>
+              <w:rPr>
+                <w:rFonts w:ascii="Times New Roman" w:hAnsi="Times New Roman"/>
+                <w:b w:val="0"/>
+                <w:i w:val="0"/>
+                <w:sz w:val="19"/>
+              </w:rPr>
+              <w:t>3</w:t>
+            </w:r>
+          </w:p>
+        </w:tc>
+        <w:tc>
+          <w:tcPr>
+            <w:tcW w:type="dxa" w:w="642"/>
+          </w:tcPr>
+          <w:p>
+            <w:pPr>
+              <w:spacing w:before="40" w:after="40"/>
+              <w:jc w:val="center"/>
+            </w:pPr>
+            <w:r/>
+            <w:r>
+              <w:rPr>
+                <w:rFonts w:ascii="Times New Roman" w:hAnsi="Times New Roman"/>
+                <w:b w:val="0"/>
+                <w:i w:val="0"/>
+                <w:sz w:val="19"/>
+              </w:rPr>
+              <w:t>2</w:t>
+            </w:r>
+          </w:p>
+        </w:tc>
+        <w:tc>
+          <w:tcPr>
+            <w:tcW w:type="dxa" w:w="642"/>
+          </w:tcPr>
+          <w:p>
+            <w:pPr>
+              <w:spacing w:before="40" w:after="40"/>
+              <w:jc w:val="center"/>
+            </w:pPr>
+            <w:r/>
+            <w:r>
+              <w:rPr>
+                <w:rFonts w:ascii="Times New Roman" w:hAnsi="Times New Roman"/>
+                <w:b w:val="0"/>
+                <w:i w:val="0"/>
+                <w:sz w:val="19"/>
+              </w:rPr>
+              <w:t>2</w:t>
+            </w:r>
+          </w:p>
+        </w:tc>
+        <w:tc>
+          <w:tcPr>
+            <w:tcW w:type="dxa" w:w="642"/>
+          </w:tcPr>
+          <w:p>
+            <w:pPr>
+              <w:spacing w:before="40" w:after="40"/>
+              <w:jc w:val="center"/>
+            </w:pPr>
+            <w:r/>
+            <w:r>
+              <w:rPr>
+                <w:rFonts w:ascii="Times New Roman" w:hAnsi="Times New Roman"/>
+                <w:b w:val="0"/>
+                <w:i w:val="0"/>
+                <w:sz w:val="19"/>
+              </w:rPr>
+              <w:t>3</w:t>
+            </w:r>
+          </w:p>
+        </w:tc>
+        <w:tc>
+          <w:tcPr>
+            <w:tcW w:type="dxa" w:w="642"/>
+          </w:tcPr>
+          <w:p>
+            <w:pPr>
+              <w:spacing w:before="40" w:after="40"/>
+              <w:jc w:val="center"/>
+            </w:pPr>
+            <w:r/>
+            <w:r>
+              <w:rPr>
+                <w:rFonts w:ascii="Times New Roman" w:hAnsi="Times New Roman"/>
+                <w:b w:val="0"/>
+                <w:i w:val="0"/>
+                <w:sz w:val="19"/>
+              </w:rPr>
+              <w:t>3</w:t>
+            </w:r>
+          </w:p>
+        </w:tc>
+        <w:tc>
+          <w:tcPr>
+            <w:tcW w:type="dxa" w:w="642"/>
+          </w:tcPr>
+          <w:p>
+            <w:pPr>
+              <w:spacing w:before="40" w:after="40"/>
+              <w:jc w:val="center"/>
+            </w:pPr>
+            <w:r/>
+            <w:r>
+              <w:rPr>
+                <w:rFonts w:ascii="Times New Roman" w:hAnsi="Times New Roman"/>
+                <w:b w:val="0"/>
+                <w:i w:val="0"/>
+                <w:sz w:val="19"/>
+              </w:rPr>
+              <w:t>2</w:t>
+            </w:r>
+          </w:p>
+        </w:tc>
+        <w:tc>
+          <w:tcPr>
+            <w:tcW w:type="dxa" w:w="642"/>
+          </w:tcPr>
+          <w:p>
+            <w:pPr>
+              <w:spacing w:before="40" w:after="40"/>
+              <w:jc w:val="center"/>
+            </w:pPr>
+            <w:r/>
+            <w:r>
+              <w:rPr>
+                <w:rFonts w:ascii="Times New Roman" w:hAnsi="Times New Roman"/>
+                <w:b w:val="0"/>
+                <w:i w:val="0"/>
+                <w:sz w:val="19"/>
+              </w:rPr>
+              <w:t>3</w:t>
+            </w:r>
+          </w:p>
+        </w:tc>
+        <w:tc>
+          <w:tcPr>
+            <w:tcW w:type="dxa" w:w="642"/>
+          </w:tcPr>
+          <w:p>
+            <w:pPr>
+              <w:spacing w:before="40" w:after="40"/>
+              <w:jc w:val="center"/>
+            </w:pPr>
+            <w:r/>
+            <w:r>
+              <w:rPr>
+                <w:rFonts w:ascii="Times New Roman" w:hAnsi="Times New Roman"/>
+                <w:b w:val="0"/>
+                <w:i w:val="0"/>
+                <w:sz w:val="19"/>
+              </w:rPr>
+              <w:t>3</w:t>
+            </w:r>
+          </w:p>
+        </w:tc>
+        <w:tc>
+          <w:tcPr>
+            <w:tcW w:type="dxa" w:w="642"/>
+          </w:tcPr>
+          <w:p>
+            <w:pPr>
+              <w:spacing w:before="40" w:after="40"/>
+              <w:jc w:val="center"/>
+            </w:pPr>
+            <w:r/>
+            <w:r>
+              <w:rPr>
+                <w:rFonts w:ascii="Times New Roman" w:hAnsi="Times New Roman"/>
+                <w:b w:val="0"/>
+                <w:i w:val="0"/>
+                <w:sz w:val="19"/>
+              </w:rPr>
+              <w:t>3</w:t>
+            </w:r>
+          </w:p>
+        </w:tc>
+      </w:tr>
+      <w:tr>
+        <w:tc>
+          <w:tcPr>
+            <w:tcW w:type="dxa" w:w="1000"/>
+          </w:tcPr>
+          <w:p>
+            <w:pPr>
+              <w:spacing w:before="40" w:after="40"/>
+              <w:jc w:val="center"/>
+            </w:pPr>
+            <w:r/>
+            <w:r>
+              <w:rPr>
+                <w:rFonts w:ascii="Times New Roman" w:hAnsi="Times New Roman"/>
+                <w:b/>
+                <w:i w:val="0"/>
+                <w:sz w:val="19"/>
+              </w:rPr>
+              <w:t>Average</w:t>
+            </w:r>
+          </w:p>
+        </w:tc>
+        <w:tc>
+          <w:tcPr>
+            <w:tcW w:type="dxa" w:w="642"/>
+          </w:tcPr>
+          <w:p>
+            <w:pPr>
+              <w:spacing w:before="40" w:after="40"/>
+              <w:jc w:val="center"/>
+            </w:pPr>
+            <w:r/>
+            <w:r>
+              <w:rPr>
+                <w:rFonts w:ascii="Times New Roman" w:hAnsi="Times New Roman"/>
+                <w:b/>
+                <w:i w:val="0"/>
+                <w:sz w:val="19"/>
+              </w:rPr>
+              <w:t>3.0</w:t>
+            </w:r>
+          </w:p>
+        </w:tc>
+        <w:tc>
+          <w:tcPr>
+            <w:tcW w:type="dxa" w:w="642"/>
+          </w:tcPr>
+          <w:p>
+            <w:pPr>
+              <w:spacing w:before="40" w:after="40"/>
+              <w:jc w:val="center"/>
+            </w:pPr>
+            <w:r/>
+            <w:r>
+              <w:rPr>
+                <w:rFonts w:ascii="Times New Roman" w:hAnsi="Times New Roman"/>
+                <w:b/>
+                <w:i w:val="0"/>
+                <w:sz w:val="19"/>
+              </w:rPr>
+              <w:t>2.8</w:t>
+            </w:r>
+          </w:p>
+        </w:tc>
+        <w:tc>
+          <w:tcPr>
+            <w:tcW w:type="dxa" w:w="642"/>
+          </w:tcPr>
+          <w:p>
+            <w:pPr>
+              <w:spacing w:before="40" w:after="40"/>
+              <w:jc w:val="center"/>
+            </w:pPr>
+            <w:r/>
+            <w:r>
+              <w:rPr>
+                <w:rFonts w:ascii="Times New Roman" w:hAnsi="Times New Roman"/>
+                <w:b/>
+                <w:i w:val="0"/>
+                <w:sz w:val="19"/>
+              </w:rPr>
+              <w:t>2.6</w:t>
+            </w:r>
+          </w:p>
+        </w:tc>
+        <w:tc>
+          <w:tcPr>
+            <w:tcW w:type="dxa" w:w="642"/>
+          </w:tcPr>
+          <w:p>
+            <w:pPr>
+              <w:spacing w:before="40" w:after="40"/>
+              <w:jc w:val="center"/>
+            </w:pPr>
+            <w:r/>
+            <w:r>
+              <w:rPr>
+                <w:rFonts w:ascii="Times New Roman" w:hAnsi="Times New Roman"/>
+                <w:b/>
+                <w:i w:val="0"/>
+                <w:sz w:val="19"/>
+              </w:rPr>
+              <w:t>2.4</w:t>
+            </w:r>
+          </w:p>
+        </w:tc>
+        <w:tc>
+          <w:tcPr>
+            <w:tcW w:type="dxa" w:w="642"/>
+          </w:tcPr>
+          <w:p>
+            <w:pPr>
+              <w:spacing w:before="40" w:after="40"/>
+              <w:jc w:val="center"/>
+            </w:pPr>
+            <w:r/>
+            <w:r>
+              <w:rPr>
+                <w:rFonts w:ascii="Times New Roman" w:hAnsi="Times New Roman"/>
+                <w:b/>
+                <w:i w:val="0"/>
+                <w:sz w:val="19"/>
+              </w:rPr>
+              <w:t>3.0</w:t>
+            </w:r>
+          </w:p>
+        </w:tc>
+        <w:tc>
+          <w:tcPr>
+            <w:tcW w:type="dxa" w:w="642"/>
+          </w:tcPr>
+          <w:p>
+            <w:pPr>
+              <w:spacing w:before="40" w:after="40"/>
+              <w:jc w:val="center"/>
+            </w:pPr>
+            <w:r/>
+            <w:r>
+              <w:rPr>
+                <w:rFonts w:ascii="Times New Roman" w:hAnsi="Times New Roman"/>
+                <w:b/>
+                <w:i w:val="0"/>
+                <w:sz w:val="19"/>
+              </w:rPr>
+              <w:t>2.0</w:t>
+            </w:r>
+          </w:p>
+        </w:tc>
+        <w:tc>
+          <w:tcPr>
+            <w:tcW w:type="dxa" w:w="642"/>
+          </w:tcPr>
+          <w:p>
+            <w:pPr>
+              <w:spacing w:before="40" w:after="40"/>
+              <w:jc w:val="center"/>
+            </w:pPr>
+            <w:r/>
+            <w:r>
+              <w:rPr>
+                <w:rFonts w:ascii="Times New Roman" w:hAnsi="Times New Roman"/>
+                <w:b/>
+                <w:i w:val="0"/>
+                <w:sz w:val="19"/>
+              </w:rPr>
+              <w:t>2.0</w:t>
+            </w:r>
+          </w:p>
+        </w:tc>
+        <w:tc>
+          <w:tcPr>
+            <w:tcW w:type="dxa" w:w="642"/>
+          </w:tcPr>
+          <w:p>
+            <w:pPr>
+              <w:spacing w:before="40" w:after="40"/>
+              <w:jc w:val="center"/>
+            </w:pPr>
+            <w:r/>
+            <w:r>
+              <w:rPr>
+                <w:rFonts w:ascii="Times New Roman" w:hAnsi="Times New Roman"/>
+                <w:b/>
+                <w:i w:val="0"/>
+                <w:sz w:val="19"/>
+              </w:rPr>
+              <w:t>3.0</w:t>
+            </w:r>
+          </w:p>
+        </w:tc>
+        <w:tc>
+          <w:tcPr>
+            <w:tcW w:type="dxa" w:w="642"/>
+          </w:tcPr>
+          <w:p>
+            <w:pPr>
+              <w:spacing w:before="40" w:after="40"/>
+              <w:jc w:val="center"/>
+            </w:pPr>
+            <w:r/>
+            <w:r>
+              <w:rPr>
+                <w:rFonts w:ascii="Times New Roman" w:hAnsi="Times New Roman"/>
+                <w:b/>
+                <w:i w:val="0"/>
+                <w:sz w:val="19"/>
+              </w:rPr>
+              <w:t>2.5</w:t>
+            </w:r>
+          </w:p>
+        </w:tc>
+        <w:tc>
+          <w:tcPr>
+            <w:tcW w:type="dxa" w:w="642"/>
+          </w:tcPr>
+          <w:p>
+            <w:pPr>
+              <w:spacing w:before="40" w:after="40"/>
+              <w:jc w:val="center"/>
+            </w:pPr>
+            <w:r/>
+            <w:r>
+              <w:rPr>
+                <w:rFonts w:ascii="Times New Roman" w:hAnsi="Times New Roman"/>
+                <w:b/>
+                <w:i w:val="0"/>
+                <w:sz w:val="19"/>
+              </w:rPr>
+              <w:t>2.0</w:t>
+            </w:r>
+          </w:p>
+        </w:tc>
+        <w:tc>
+          <w:tcPr>
+            <w:tcW w:type="dxa" w:w="642"/>
+          </w:tcPr>
+          <w:p>
+            <w:pPr>
+              <w:spacing w:before="40" w:after="40"/>
+              <w:jc w:val="center"/>
+            </w:pPr>
+            <w:r/>
+            <w:r>
+              <w:rPr>
+                <w:rFonts w:ascii="Times New Roman" w:hAnsi="Times New Roman"/>
+                <w:b/>
+                <w:i w:val="0"/>
+                <w:sz w:val="19"/>
+              </w:rPr>
+              <w:t>2.2</w:t>
+            </w:r>
+          </w:p>
+        </w:tc>
+        <w:tc>
+          <w:tcPr>
+            <w:tcW w:type="dxa" w:w="642"/>
+          </w:tcPr>
+          <w:p>
+            <w:pPr>
+              <w:spacing w:before="40" w:after="40"/>
+              <w:jc w:val="center"/>
+            </w:pPr>
+            <w:r/>
+            <w:r>
+              <w:rPr>
+                <w:rFonts w:ascii="Times New Roman" w:hAnsi="Times New Roman"/>
+                <w:b/>
+                <w:i w:val="0"/>
+                <w:sz w:val="19"/>
+              </w:rPr>
+              <w:t>3.0</w:t>
+            </w:r>
+          </w:p>
+        </w:tc>
+        <w:tc>
+          <w:tcPr>
+            <w:tcW w:type="dxa" w:w="642"/>
+          </w:tcPr>
+          <w:p>
+            <w:pPr>
+              <w:spacing w:before="40" w:after="40"/>
+              <w:jc w:val="center"/>
+            </w:pPr>
+            <w:r/>
+            <w:r>
+              <w:rPr>
+                <w:rFonts w:ascii="Times New Roman" w:hAnsi="Times New Roman"/>
+                <w:b/>
+                <w:i w:val="0"/>
+                <w:sz w:val="19"/>
+              </w:rPr>
+              <w:t>2.4</w:t>
+            </w:r>
           </w:p>
         </w:tc>
       </w:tr>
@@ -5518,6 +6453,7 @@
           <w:p>
             <w:pPr>
               <w:spacing w:before="40" w:after="40"/>
+              <w:jc w:val="left"/>
             </w:pPr>
             <w:r/>
             <w:r>
@@ -5527,7 +6463,7 @@
                 <w:i w:val="0"/>
                 <w:sz w:val="19"/>
               </w:rPr>
-              <w:t>CO1 – PO1</w:t>
+              <w:t>CO1 – PO1 / PO5</w:t>
             </w:r>
           </w:p>
         </w:tc>
@@ -5539,6 +6475,7 @@
           <w:p>
             <w:pPr>
               <w:spacing w:before="40" w:after="40"/>
+              <w:jc w:val="center"/>
             </w:pPr>
             <w:r/>
             <w:r>
@@ -5560,16 +6497,17 @@
           <w:p>
             <w:pPr>
               <w:spacing w:before="40" w:after="40"/>
-            </w:pPr>
-            <w:r/>
-            <w:r>
-              <w:rPr>
-                <w:rFonts w:ascii="Times New Roman" w:hAnsi="Times New Roman"/>
-                <w:b w:val="0"/>
-                <w:i w:val="0"/>
-                <w:sz w:val="19"/>
-              </w:rPr>
-              <w:t>Applies mathematical principles of information theory and TF-IDF vectorization.</w:t>
+              <w:jc w:val="left"/>
+            </w:pPr>
+            <w:r/>
+            <w:r>
+              <w:rPr>
+                <w:rFonts w:ascii="Times New Roman" w:hAnsi="Times New Roman"/>
+                <w:b w:val="0"/>
+                <w:i w:val="0"/>
+                <w:sz w:val="19"/>
+              </w:rPr>
+              <w:t>Applies foundational principles of engineering mathematics and computational statistics (mean length, variance, standard deviation) using Python statistical libraries to characterize email data distributions.</w:t>
             </w:r>
           </w:p>
         </w:tc>
@@ -5588,6 +6526,7 @@
           <w:p>
             <w:pPr>
               <w:spacing w:before="40" w:after="40"/>
+              <w:jc w:val="left"/>
             </w:pPr>
             <w:r/>
             <w:r>
@@ -5597,7 +6536,7 @@
                 <w:i w:val="0"/>
                 <w:sz w:val="19"/>
               </w:rPr>
-              <w:t>CO2 – PO3</w:t>
+              <w:t>CO2 – PO5 / PSO1</w:t>
             </w:r>
           </w:p>
         </w:tc>
@@ -5609,6 +6548,7 @@
           <w:p>
             <w:pPr>
               <w:spacing w:before="40" w:after="40"/>
+              <w:jc w:val="center"/>
             </w:pPr>
             <w:r/>
             <w:r>
@@ -5630,16 +6570,17 @@
           <w:p>
             <w:pPr>
               <w:spacing w:before="40" w:after="40"/>
-            </w:pPr>
-            <w:r/>
-            <w:r>
-              <w:rPr>
-                <w:rFonts w:ascii="Times New Roman" w:hAnsi="Times New Roman"/>
-                <w:b w:val="0"/>
-                <w:i w:val="0"/>
-                <w:sz w:val="19"/>
-              </w:rPr>
-              <w:t>Designs and trains four supervised learning algorithms to solve cybersecurity spam threats.</w:t>
+              <w:jc w:val="left"/>
+            </w:pPr>
+            <w:r/>
+            <w:r>
+              <w:rPr>
+                <w:rFonts w:ascii="Times New Roman" w:hAnsi="Times New Roman"/>
+                <w:b w:val="0"/>
+                <w:i w:val="0"/>
+                <w:sz w:val="19"/>
+              </w:rPr>
+              <w:t>Employs modern data science tools (NumPy, Pandas, Matplotlib, Seaborn) to execute data cleaning, regex masking, tokenization, and render high-resolution exploratory data visualizations.</w:t>
             </w:r>
           </w:p>
         </w:tc>
@@ -5658,6 +6599,7 @@
           <w:p>
             <w:pPr>
               <w:spacing w:before="40" w:after="40"/>
+              <w:jc w:val="left"/>
             </w:pPr>
             <w:r/>
             <w:r>
@@ -5667,7 +6609,7 @@
                 <w:i w:val="0"/>
                 <w:sz w:val="19"/>
               </w:rPr>
-              <w:t>CO3 – PO4</w:t>
+              <w:t>CO3 – PO3 / PSO1</w:t>
             </w:r>
           </w:p>
         </w:tc>
@@ -5679,6 +6621,7 @@
           <w:p>
             <w:pPr>
               <w:spacing w:before="40" w:after="40"/>
+              <w:jc w:val="center"/>
             </w:pPr>
             <w:r/>
             <w:r>
@@ -5700,16 +6643,17 @@
           <w:p>
             <w:pPr>
               <w:spacing w:before="40" w:after="40"/>
-            </w:pPr>
-            <w:r/>
-            <w:r>
-              <w:rPr>
-                <w:rFonts w:ascii="Times New Roman" w:hAnsi="Times New Roman"/>
-                <w:b w:val="0"/>
-                <w:i w:val="0"/>
-                <w:sz w:val="19"/>
-              </w:rPr>
-              <w:t>Conducts empirical investigation and error analysis on held-out test data.</w:t>
+              <w:jc w:val="left"/>
+            </w:pPr>
+            <w:r/>
+            <w:r>
+              <w:rPr>
+                <w:rFonts w:ascii="Times New Roman" w:hAnsi="Times New Roman"/>
+                <w:b w:val="0"/>
+                <w:i w:val="0"/>
+                <w:sz w:val="19"/>
+              </w:rPr>
+              <w:t>Designs and implements supervised machine learning classification algorithms (Logistic Regression, Decision Trees / Random Forest, and Naive Bayes) using scikit-learn to solve digital spam threats.</w:t>
             </w:r>
           </w:p>
         </w:tc>
@@ -5728,6 +6672,7 @@
           <w:p>
             <w:pPr>
               <w:spacing w:before="40" w:after="40"/>
+              <w:jc w:val="left"/>
             </w:pPr>
             <w:r/>
             <w:r>
@@ -5737,7 +6682,7 @@
                 <w:i w:val="0"/>
                 <w:sz w:val="19"/>
               </w:rPr>
-              <w:t>CO2 – PO5</w:t>
+              <w:t>CO4 – PO4 / PSO1</w:t>
             </w:r>
           </w:p>
         </w:tc>
@@ -5749,6 +6694,7 @@
           <w:p>
             <w:pPr>
               <w:spacing w:before="40" w:after="40"/>
+              <w:jc w:val="center"/>
             </w:pPr>
             <w:r/>
             <w:r>
@@ -5770,16 +6716,17 @@
           <w:p>
             <w:pPr>
               <w:spacing w:before="40" w:after="40"/>
-            </w:pPr>
-            <w:r/>
-            <w:r>
-              <w:rPr>
-                <w:rFonts w:ascii="Times New Roman" w:hAnsi="Times New Roman"/>
-                <w:b w:val="0"/>
-                <w:i w:val="0"/>
-                <w:sz w:val="19"/>
-              </w:rPr>
-              <w:t>Uses modern engineering tools including scikit-learn, NLTK, and Streamlit.</w:t>
+              <w:jc w:val="left"/>
+            </w:pPr>
+            <w:r/>
+            <w:r>
+              <w:rPr>
+                <w:rFonts w:ascii="Times New Roman" w:hAnsi="Times New Roman"/>
+                <w:b w:val="0"/>
+                <w:i w:val="0"/>
+                <w:sz w:val="19"/>
+              </w:rPr>
+              <w:t>Conducts structured investigations of model performance via 5-fold cross-validation, hyperparameter grid search, and cost-sensitive evaluation prioritizing high Precision to prevent false positives.</w:t>
             </w:r>
           </w:p>
         </w:tc>
@@ -5798,6 +6745,7 @@
           <w:p>
             <w:pPr>
               <w:spacing w:before="40" w:after="40"/>
+              <w:jc w:val="left"/>
             </w:pPr>
             <w:r/>
             <w:r>
@@ -5807,7 +6755,7 @@
                 <w:i w:val="0"/>
                 <w:sz w:val="19"/>
               </w:rPr>
-              <w:t>CO4 – PO8</w:t>
+              <w:t>CO5 – PO4 / PSO2</w:t>
             </w:r>
           </w:p>
         </w:tc>
@@ -5819,6 +6767,7 @@
           <w:p>
             <w:pPr>
               <w:spacing w:before="40" w:after="40"/>
+              <w:jc w:val="center"/>
             </w:pPr>
             <w:r/>
             <w:r>
@@ -5840,16 +6789,17 @@
           <w:p>
             <w:pPr>
               <w:spacing w:before="40" w:after="40"/>
-            </w:pPr>
-            <w:r/>
-            <w:r>
-              <w:rPr>
-                <w:rFonts w:ascii="Times New Roman" w:hAnsi="Times New Roman"/>
-                <w:b w:val="0"/>
-                <w:i w:val="0"/>
-                <w:sz w:val="19"/>
-              </w:rPr>
-              <w:t>Evaluates privacy and ethical implications of inspecting private email content.</w:t>
+              <w:jc w:val="left"/>
+            </w:pPr>
+            <w:r/>
+            <w:r>
+              <w:rPr>
+                <w:rFonts w:ascii="Times New Roman" w:hAnsi="Times New Roman"/>
+                <w:b w:val="0"/>
+                <w:i w:val="0"/>
+                <w:sz w:val="19"/>
+              </w:rPr>
+              <w:t>Applies unsupervised clustering techniques (K-Means) to explore semantic grouping and natural topic clusters within high-dimensional sparse TF-IDF text vectors.</w:t>
             </w:r>
           </w:p>
         </w:tc>
@@ -5868,6 +6818,7 @@
           <w:p>
             <w:pPr>
               <w:spacing w:before="40" w:after="40"/>
+              <w:jc w:val="left"/>
             </w:pPr>
             <w:r/>
             <w:r>
@@ -5877,7 +6828,7 @@
                 <w:i w:val="0"/>
                 <w:sz w:val="19"/>
               </w:rPr>
-              <w:t>CO2 – PSO1</w:t>
+              <w:t>CO6 – PO3 / PO9 / PO11 / PSO1 / PSO2</w:t>
             </w:r>
           </w:p>
         </w:tc>
@@ -5889,6 +6840,7 @@
           <w:p>
             <w:pPr>
               <w:spacing w:before="40" w:after="40"/>
+              <w:jc w:val="center"/>
             </w:pPr>
             <w:r/>
             <w:r>
@@ -5910,16 +6862,17 @@
           <w:p>
             <w:pPr>
               <w:spacing w:before="40" w:after="40"/>
-            </w:pPr>
-            <w:r/>
-            <w:r>
-              <w:rPr>
-                <w:rFonts w:ascii="Times New Roman" w:hAnsi="Times New Roman"/>
-                <w:b w:val="0"/>
-                <w:i w:val="0"/>
-                <w:sz w:val="19"/>
-              </w:rPr>
-              <w:t>Applies AI/ML algorithms to solve practical digital communications challenges.</w:t>
+              <w:jc w:val="left"/>
+            </w:pPr>
+            <w:r/>
+            <w:r>
+              <w:rPr>
+                <w:rFonts w:ascii="Times New Roman" w:hAnsi="Times New Roman"/>
+                <w:b w:val="0"/>
+                <w:i w:val="0"/>
+                <w:sz w:val="19"/>
+              </w:rPr>
+              <w:t>Accomplishes a complete end-to-end classification mini-project, conducting rigorous comparative benchmarking, error analysis, technical report preparation, presentation delivery, and real-time deployment.</w:t>
             </w:r>
           </w:p>
         </w:tc>
@@ -6058,16 +7011,16 @@
           </w:tcPr>
           <w:p>
             <w:pPr>
-              <w:spacing w:after="40" w:line="264" w:lineRule="auto"/>
-              <w:jc w:val="center"/>
-            </w:pPr>
+              <w:spacing w:before="40" w:after="40"/>
+              <w:jc w:val="center"/>
+            </w:pPr>
+            <w:r/>
             <w:r>
               <w:rPr>
                 <w:rFonts w:ascii="Times New Roman" w:hAnsi="Times New Roman"/>
                 <w:b/>
-                <w:bCs/>
-                <w:sz w:val="19"/>
-                <w:szCs w:val="19"/>
+                <w:i w:val="0"/>
+                <w:sz w:val="19"/>
               </w:rPr>
               <w:t>PO1</w:t>
             </w:r>
@@ -6080,13 +7033,16 @@
           </w:tcPr>
           <w:p>
             <w:pPr>
-              <w:spacing w:after="40" w:line="264" w:lineRule="auto"/>
-            </w:pPr>
-            <w:r>
-              <w:rPr>
-                <w:rFonts w:ascii="Times New Roman" w:hAnsi="Times New Roman"/>
-                <w:sz w:val="19"/>
-                <w:szCs w:val="19"/>
+              <w:spacing w:before="40" w:after="40"/>
+              <w:jc w:val="left"/>
+            </w:pPr>
+            <w:r/>
+            <w:r>
+              <w:rPr>
+                <w:rFonts w:ascii="Times New Roman" w:hAnsi="Times New Roman"/>
+                <w:b/>
+                <w:i w:val="0"/>
+                <w:sz w:val="19"/>
               </w:rPr>
               <w:t>Engineering Knowledge</w:t>
             </w:r>
@@ -6099,15 +7055,18 @@
           </w:tcPr>
           <w:p>
             <w:pPr>
-              <w:spacing w:after="40" w:line="264" w:lineRule="auto"/>
-            </w:pPr>
-            <w:r>
-              <w:rPr>
-                <w:rFonts w:ascii="Times New Roman" w:hAnsi="Times New Roman"/>
-                <w:sz w:val="19"/>
-                <w:szCs w:val="19"/>
-              </w:rPr>
-              <w:t>Apply knowledge of mathematics, natural science, computing, engineering fundamentals and specialisation; conceptual models</w:t>
+              <w:spacing w:before="40" w:after="40"/>
+              <w:jc w:val="left"/>
+            </w:pPr>
+            <w:r/>
+            <w:r>
+              <w:rPr>
+                <w:rFonts w:ascii="Times New Roman" w:hAnsi="Times New Roman"/>
+                <w:b w:val="0"/>
+                <w:i w:val="0"/>
+                <w:sz w:val="19"/>
+              </w:rPr>
+              <w:t>Apply knowledge of mathematics, natural science, computing, engineering fundamentals and an engineering specialization as specified in WK1 to WK4 respectively to develop the solution of complex engineering problems.</w:t>
             </w:r>
           </w:p>
         </w:tc>
@@ -6124,16 +7083,16 @@
           </w:tcPr>
           <w:p>
             <w:pPr>
-              <w:spacing w:after="40" w:line="264" w:lineRule="auto"/>
-              <w:jc w:val="center"/>
-            </w:pPr>
+              <w:spacing w:before="40" w:after="40"/>
+              <w:jc w:val="center"/>
+            </w:pPr>
+            <w:r/>
             <w:r>
               <w:rPr>
                 <w:rFonts w:ascii="Times New Roman" w:hAnsi="Times New Roman"/>
                 <w:b/>
-                <w:bCs/>
-                <w:sz w:val="19"/>
-                <w:szCs w:val="19"/>
+                <w:i w:val="0"/>
+                <w:sz w:val="19"/>
               </w:rPr>
               <w:t>PO2</w:t>
             </w:r>
@@ -6146,13 +7105,16 @@
           </w:tcPr>
           <w:p>
             <w:pPr>
-              <w:spacing w:after="40" w:line="264" w:lineRule="auto"/>
-            </w:pPr>
-            <w:r>
-              <w:rPr>
-                <w:rFonts w:ascii="Times New Roman" w:hAnsi="Times New Roman"/>
-                <w:sz w:val="19"/>
-                <w:szCs w:val="19"/>
+              <w:spacing w:before="40" w:after="40"/>
+              <w:jc w:val="left"/>
+            </w:pPr>
+            <w:r/>
+            <w:r>
+              <w:rPr>
+                <w:rFonts w:ascii="Times New Roman" w:hAnsi="Times New Roman"/>
+                <w:b/>
+                <w:i w:val="0"/>
+                <w:sz w:val="19"/>
               </w:rPr>
               <w:t>Problem Analysis</w:t>
             </w:r>
@@ -6165,15 +7127,18 @@
           </w:tcPr>
           <w:p>
             <w:pPr>
-              <w:spacing w:after="40" w:line="264" w:lineRule="auto"/>
-            </w:pPr>
-            <w:r>
-              <w:rPr>
-                <w:rFonts w:ascii="Times New Roman" w:hAnsi="Times New Roman"/>
-                <w:sz w:val="19"/>
-                <w:szCs w:val="19"/>
-              </w:rPr>
-              <w:t>Identify, formulate, review literature, analyse complex problems, first principles, substantiated conclusions, sustainable development</w:t>
+              <w:spacing w:before="40" w:after="40"/>
+              <w:jc w:val="left"/>
+            </w:pPr>
+            <w:r/>
+            <w:r>
+              <w:rPr>
+                <w:rFonts w:ascii="Times New Roman" w:hAnsi="Times New Roman"/>
+                <w:b w:val="0"/>
+                <w:i w:val="0"/>
+                <w:sz w:val="19"/>
+              </w:rPr>
+              <w:t>Identify, formulate, review research literature and analyze complex engineering problems reaching substantiated conclusions with consideration for sustainable development. (WK1 to WK4)</w:t>
             </w:r>
           </w:p>
         </w:tc>
@@ -6190,16 +7155,16 @@
           </w:tcPr>
           <w:p>
             <w:pPr>
-              <w:spacing w:after="40" w:line="264" w:lineRule="auto"/>
-              <w:jc w:val="center"/>
-            </w:pPr>
+              <w:spacing w:before="40" w:after="40"/>
+              <w:jc w:val="center"/>
+            </w:pPr>
+            <w:r/>
             <w:r>
               <w:rPr>
                 <w:rFonts w:ascii="Times New Roman" w:hAnsi="Times New Roman"/>
                 <w:b/>
-                <w:bCs/>
-                <w:sz w:val="19"/>
-                <w:szCs w:val="19"/>
+                <w:i w:val="0"/>
+                <w:sz w:val="19"/>
               </w:rPr>
               <w:t>PO3</w:t>
             </w:r>
@@ -6212,15 +7177,18 @@
           </w:tcPr>
           <w:p>
             <w:pPr>
-              <w:spacing w:after="40" w:line="264" w:lineRule="auto"/>
-            </w:pPr>
-            <w:r>
-              <w:rPr>
-                <w:rFonts w:ascii="Times New Roman" w:hAnsi="Times New Roman"/>
-                <w:sz w:val="19"/>
-                <w:szCs w:val="19"/>
-              </w:rPr>
-              <w:t>Design / Development of Solutions</w:t>
+              <w:spacing w:before="40" w:after="40"/>
+              <w:jc w:val="left"/>
+            </w:pPr>
+            <w:r/>
+            <w:r>
+              <w:rPr>
+                <w:rFonts w:ascii="Times New Roman" w:hAnsi="Times New Roman"/>
+                <w:b/>
+                <w:i w:val="0"/>
+                <w:sz w:val="19"/>
+              </w:rPr>
+              <w:t>Design/Development of Solutions</w:t>
             </w:r>
           </w:p>
         </w:tc>
@@ -6231,15 +7199,18 @@
           </w:tcPr>
           <w:p>
             <w:pPr>
-              <w:spacing w:after="40" w:line="264" w:lineRule="auto"/>
-            </w:pPr>
-            <w:r>
-              <w:rPr>
-                <w:rFonts w:ascii="Times New Roman" w:hAnsi="Times New Roman"/>
-                <w:sz w:val="19"/>
-                <w:szCs w:val="19"/>
-              </w:rPr>
-              <w:t>Design systems, components or processes for specified needs; public health and safety, whole-life cost, net zero carbon, culture, society, environment</w:t>
+              <w:spacing w:before="40" w:after="40"/>
+              <w:jc w:val="left"/>
+            </w:pPr>
+            <w:r/>
+            <w:r>
+              <w:rPr>
+                <w:rFonts w:ascii="Times New Roman" w:hAnsi="Times New Roman"/>
+                <w:b w:val="0"/>
+                <w:i w:val="0"/>
+                <w:sz w:val="19"/>
+              </w:rPr>
+              <w:t>Design creative solutions for complex engineering problems and design/develop systems/components/processes to meet identified needs with consideration for public health and safety, whole-life cost, net zero carbon, culture, society and environment as required. (WK5)</w:t>
             </w:r>
           </w:p>
         </w:tc>
@@ -6256,16 +7227,16 @@
           </w:tcPr>
           <w:p>
             <w:pPr>
-              <w:spacing w:after="40" w:line="264" w:lineRule="auto"/>
-              <w:jc w:val="center"/>
-            </w:pPr>
+              <w:spacing w:before="40" w:after="40"/>
+              <w:jc w:val="center"/>
+            </w:pPr>
+            <w:r/>
             <w:r>
               <w:rPr>
                 <w:rFonts w:ascii="Times New Roman" w:hAnsi="Times New Roman"/>
                 <w:b/>
-                <w:bCs/>
-                <w:sz w:val="19"/>
-                <w:szCs w:val="19"/>
+                <w:i w:val="0"/>
+                <w:sz w:val="19"/>
               </w:rPr>
               <w:t>PO4</w:t>
             </w:r>
@@ -6278,13 +7249,16 @@
           </w:tcPr>
           <w:p>
             <w:pPr>
-              <w:spacing w:after="40" w:line="264" w:lineRule="auto"/>
-            </w:pPr>
-            <w:r>
-              <w:rPr>
-                <w:rFonts w:ascii="Times New Roman" w:hAnsi="Times New Roman"/>
-                <w:sz w:val="19"/>
-                <w:szCs w:val="19"/>
+              <w:spacing w:before="40" w:after="40"/>
+              <w:jc w:val="left"/>
+            </w:pPr>
+            <w:r/>
+            <w:r>
+              <w:rPr>
+                <w:rFonts w:ascii="Times New Roman" w:hAnsi="Times New Roman"/>
+                <w:b/>
+                <w:i w:val="0"/>
+                <w:sz w:val="19"/>
               </w:rPr>
               <w:t>Conduct Investigations of Complex Problems</w:t>
             </w:r>
@@ -6297,15 +7271,18 @@
           </w:tcPr>
           <w:p>
             <w:pPr>
-              <w:spacing w:after="40" w:line="264" w:lineRule="auto"/>
-            </w:pPr>
-            <w:r>
-              <w:rPr>
-                <w:rFonts w:ascii="Times New Roman" w:hAnsi="Times New Roman"/>
-                <w:sz w:val="19"/>
-                <w:szCs w:val="19"/>
-              </w:rPr>
-              <w:t>Research-based methods, design of experiments, data analysis and interpretation, synthesis of information, valid conclusions</w:t>
+              <w:spacing w:before="40" w:after="40"/>
+              <w:jc w:val="left"/>
+            </w:pPr>
+            <w:r/>
+            <w:r>
+              <w:rPr>
+                <w:rFonts w:ascii="Times New Roman" w:hAnsi="Times New Roman"/>
+                <w:b w:val="0"/>
+                <w:i w:val="0"/>
+                <w:sz w:val="19"/>
+              </w:rPr>
+              <w:t>Conduct investigations of complex engineering problems using research-based knowledge including design of experiments, modelling, analysis &amp; interpretation of data to provide valid conclusions. (WK8)</w:t>
             </w:r>
           </w:p>
         </w:tc>
@@ -6322,16 +7299,16 @@
           </w:tcPr>
           <w:p>
             <w:pPr>
-              <w:spacing w:after="40" w:line="264" w:lineRule="auto"/>
-              <w:jc w:val="center"/>
-            </w:pPr>
+              <w:spacing w:before="40" w:after="40"/>
+              <w:jc w:val="center"/>
+            </w:pPr>
+            <w:r/>
             <w:r>
               <w:rPr>
                 <w:rFonts w:ascii="Times New Roman" w:hAnsi="Times New Roman"/>
                 <w:b/>
-                <w:bCs/>
-                <w:sz w:val="19"/>
-                <w:szCs w:val="19"/>
+                <w:i w:val="0"/>
+                <w:sz w:val="19"/>
               </w:rPr>
               <w:t>PO5</w:t>
             </w:r>
@@ -6344,13 +7321,16 @@
           </w:tcPr>
           <w:p>
             <w:pPr>
-              <w:spacing w:after="40" w:line="264" w:lineRule="auto"/>
-            </w:pPr>
-            <w:r>
-              <w:rPr>
-                <w:rFonts w:ascii="Times New Roman" w:hAnsi="Times New Roman"/>
-                <w:sz w:val="19"/>
-                <w:szCs w:val="19"/>
+              <w:spacing w:before="40" w:after="40"/>
+              <w:jc w:val="left"/>
+            </w:pPr>
+            <w:r/>
+            <w:r>
+              <w:rPr>
+                <w:rFonts w:ascii="Times New Roman" w:hAnsi="Times New Roman"/>
+                <w:b/>
+                <w:i w:val="0"/>
+                <w:sz w:val="19"/>
               </w:rPr>
               <w:t>Engineering Tool Usage</w:t>
             </w:r>
@@ -6363,15 +7343,18 @@
           </w:tcPr>
           <w:p>
             <w:pPr>
-              <w:spacing w:after="40" w:line="264" w:lineRule="auto"/>
-            </w:pPr>
-            <w:r>
-              <w:rPr>
-                <w:rFonts w:ascii="Times New Roman" w:hAnsi="Times New Roman"/>
-                <w:sz w:val="19"/>
-                <w:szCs w:val="19"/>
-              </w:rPr>
-              <w:t>Create, select and apply techniques, resources, modern engineering and IT tools; prediction, modelling, simulation; recognise limitations</w:t>
+              <w:spacing w:before="40" w:after="40"/>
+              <w:jc w:val="left"/>
+            </w:pPr>
+            <w:r/>
+            <w:r>
+              <w:rPr>
+                <w:rFonts w:ascii="Times New Roman" w:hAnsi="Times New Roman"/>
+                <w:b w:val="0"/>
+                <w:i w:val="0"/>
+                <w:sz w:val="19"/>
+              </w:rPr>
+              <w:t>Create, select and apply appropriate techniques, resources and modern engineering &amp; IT tools, including prediction and modelling recognizing their limitations to solve complex engineering problems. (WK2 and WK6)</w:t>
             </w:r>
           </w:p>
         </w:tc>
@@ -6388,16 +7371,16 @@
           </w:tcPr>
           <w:p>
             <w:pPr>
-              <w:spacing w:after="40" w:line="264" w:lineRule="auto"/>
-              <w:jc w:val="center"/>
-            </w:pPr>
+              <w:spacing w:before="40" w:after="40"/>
+              <w:jc w:val="center"/>
+            </w:pPr>
+            <w:r/>
             <w:r>
               <w:rPr>
                 <w:rFonts w:ascii="Times New Roman" w:hAnsi="Times New Roman"/>
                 <w:b/>
-                <w:bCs/>
-                <w:sz w:val="19"/>
-                <w:szCs w:val="19"/>
+                <w:i w:val="0"/>
+                <w:sz w:val="19"/>
               </w:rPr>
               <w:t>PO6</w:t>
             </w:r>
@@ -6410,13 +7393,16 @@
           </w:tcPr>
           <w:p>
             <w:pPr>
-              <w:spacing w:after="40" w:line="264" w:lineRule="auto"/>
-            </w:pPr>
-            <w:r>
-              <w:rPr>
-                <w:rFonts w:ascii="Times New Roman" w:hAnsi="Times New Roman"/>
-                <w:sz w:val="19"/>
-                <w:szCs w:val="19"/>
+              <w:spacing w:before="40" w:after="40"/>
+              <w:jc w:val="left"/>
+            </w:pPr>
+            <w:r/>
+            <w:r>
+              <w:rPr>
+                <w:rFonts w:ascii="Times New Roman" w:hAnsi="Times New Roman"/>
+                <w:b/>
+                <w:i w:val="0"/>
+                <w:sz w:val="19"/>
               </w:rPr>
               <w:t>The Engineer and The World</w:t>
             </w:r>
@@ -6429,15 +7415,18 @@
           </w:tcPr>
           <w:p>
             <w:pPr>
-              <w:spacing w:after="40" w:line="264" w:lineRule="auto"/>
-            </w:pPr>
-            <w:r>
-              <w:rPr>
-                <w:rFonts w:ascii="Times New Roman" w:hAnsi="Times New Roman"/>
-                <w:sz w:val="19"/>
-                <w:szCs w:val="19"/>
-              </w:rPr>
-              <w:t>Societal, environmental, health, safety, legal, cultural and economic impact; sustainability; UN SDGs</w:t>
+              <w:spacing w:before="40" w:after="40"/>
+              <w:jc w:val="left"/>
+            </w:pPr>
+            <w:r/>
+            <w:r>
+              <w:rPr>
+                <w:rFonts w:ascii="Times New Roman" w:hAnsi="Times New Roman"/>
+                <w:b w:val="0"/>
+                <w:i w:val="0"/>
+                <w:sz w:val="19"/>
+              </w:rPr>
+              <w:t>Analyze and evaluate societal and environmental aspects while solving complex engineering problems for its impact on sustainability with reference to economy, health, safety, legal framework, culture and environment. (WK1, WK5, and WK7)</w:t>
             </w:r>
           </w:p>
         </w:tc>
@@ -6454,16 +7443,16 @@
           </w:tcPr>
           <w:p>
             <w:pPr>
-              <w:spacing w:after="40" w:line="264" w:lineRule="auto"/>
-              <w:jc w:val="center"/>
-            </w:pPr>
+              <w:spacing w:before="40" w:after="40"/>
+              <w:jc w:val="center"/>
+            </w:pPr>
+            <w:r/>
             <w:r>
               <w:rPr>
                 <w:rFonts w:ascii="Times New Roman" w:hAnsi="Times New Roman"/>
                 <w:b/>
-                <w:bCs/>
-                <w:sz w:val="19"/>
-                <w:szCs w:val="19"/>
+                <w:i w:val="0"/>
+                <w:sz w:val="19"/>
               </w:rPr>
               <w:t>PO7</w:t>
             </w:r>
@@ -6476,13 +7465,16 @@
           </w:tcPr>
           <w:p>
             <w:pPr>
-              <w:spacing w:after="40" w:line="264" w:lineRule="auto"/>
-            </w:pPr>
-            <w:r>
-              <w:rPr>
-                <w:rFonts w:ascii="Times New Roman" w:hAnsi="Times New Roman"/>
-                <w:sz w:val="19"/>
-                <w:szCs w:val="19"/>
+              <w:spacing w:before="40" w:after="40"/>
+              <w:jc w:val="left"/>
+            </w:pPr>
+            <w:r/>
+            <w:r>
+              <w:rPr>
+                <w:rFonts w:ascii="Times New Roman" w:hAnsi="Times New Roman"/>
+                <w:b/>
+                <w:i w:val="0"/>
+                <w:sz w:val="19"/>
               </w:rPr>
               <w:t>Ethics</w:t>
             </w:r>
@@ -6495,15 +7487,18 @@
           </w:tcPr>
           <w:p>
             <w:pPr>
-              <w:spacing w:after="40" w:line="264" w:lineRule="auto"/>
-            </w:pPr>
-            <w:r>
-              <w:rPr>
-                <w:rFonts w:ascii="Times New Roman" w:hAnsi="Times New Roman"/>
-                <w:sz w:val="19"/>
-                <w:szCs w:val="19"/>
-              </w:rPr>
-              <w:t>Ethical principles, professional ethics and norms, human values, diversity and inclusion, national and international laws, IPR, data privacy</w:t>
+              <w:spacing w:before="40" w:after="40"/>
+              <w:jc w:val="left"/>
+            </w:pPr>
+            <w:r/>
+            <w:r>
+              <w:rPr>
+                <w:rFonts w:ascii="Times New Roman" w:hAnsi="Times New Roman"/>
+                <w:b w:val="0"/>
+                <w:i w:val="0"/>
+                <w:sz w:val="19"/>
+              </w:rPr>
+              <w:t>Apply ethical principles and commit to professional ethics, human values, diversity and inclusion; adhere to national &amp; international laws. (WK9)</w:t>
             </w:r>
           </w:p>
         </w:tc>
@@ -6520,16 +7515,16 @@
           </w:tcPr>
           <w:p>
             <w:pPr>
-              <w:spacing w:after="40" w:line="264" w:lineRule="auto"/>
-              <w:jc w:val="center"/>
-            </w:pPr>
+              <w:spacing w:before="40" w:after="40"/>
+              <w:jc w:val="center"/>
+            </w:pPr>
+            <w:r/>
             <w:r>
               <w:rPr>
                 <w:rFonts w:ascii="Times New Roman" w:hAnsi="Times New Roman"/>
                 <w:b/>
-                <w:bCs/>
-                <w:sz w:val="19"/>
-                <w:szCs w:val="19"/>
+                <w:i w:val="0"/>
+                <w:sz w:val="19"/>
               </w:rPr>
               <w:t>PO8</w:t>
             </w:r>
@@ -6542,15 +7537,18 @@
           </w:tcPr>
           <w:p>
             <w:pPr>
-              <w:spacing w:after="40" w:line="264" w:lineRule="auto"/>
-            </w:pPr>
-            <w:r>
-              <w:rPr>
-                <w:rFonts w:ascii="Times New Roman" w:hAnsi="Times New Roman"/>
-                <w:sz w:val="19"/>
-                <w:szCs w:val="19"/>
-              </w:rPr>
-              <w:t>Individual and Collaborative Team Work</w:t>
+              <w:spacing w:before="40" w:after="40"/>
+              <w:jc w:val="left"/>
+            </w:pPr>
+            <w:r/>
+            <w:r>
+              <w:rPr>
+                <w:rFonts w:ascii="Times New Roman" w:hAnsi="Times New Roman"/>
+                <w:b/>
+                <w:i w:val="0"/>
+                <w:sz w:val="19"/>
+              </w:rPr>
+              <w:t>Individual and Collaborative Team work</w:t>
             </w:r>
           </w:p>
         </w:tc>
@@ -6561,15 +7559,18 @@
           </w:tcPr>
           <w:p>
             <w:pPr>
-              <w:spacing w:after="40" w:line="264" w:lineRule="auto"/>
-            </w:pPr>
-            <w:r>
-              <w:rPr>
-                <w:rFonts w:ascii="Times New Roman" w:hAnsi="Times New Roman"/>
-                <w:sz w:val="19"/>
-                <w:szCs w:val="19"/>
-              </w:rPr>
-              <w:t>Function effectively as individual, member or leader; diverse, multidisciplinary, multicultural teams; collaboration</w:t>
+              <w:spacing w:before="40" w:after="40"/>
+              <w:jc w:val="left"/>
+            </w:pPr>
+            <w:r/>
+            <w:r>
+              <w:rPr>
+                <w:rFonts w:ascii="Times New Roman" w:hAnsi="Times New Roman"/>
+                <w:b w:val="0"/>
+                <w:i w:val="0"/>
+                <w:sz w:val="19"/>
+              </w:rPr>
+              <w:t>Function effectively as an individual, and as a member or leader in diverse/multi-disciplinary teams.</w:t>
             </w:r>
           </w:p>
         </w:tc>
@@ -6586,16 +7587,16 @@
           </w:tcPr>
           <w:p>
             <w:pPr>
-              <w:spacing w:after="40" w:line="264" w:lineRule="auto"/>
-              <w:jc w:val="center"/>
-            </w:pPr>
+              <w:spacing w:before="40" w:after="40"/>
+              <w:jc w:val="center"/>
+            </w:pPr>
+            <w:r/>
             <w:r>
               <w:rPr>
                 <w:rFonts w:ascii="Times New Roman" w:hAnsi="Times New Roman"/>
                 <w:b/>
-                <w:bCs/>
-                <w:sz w:val="19"/>
-                <w:szCs w:val="19"/>
+                <w:i w:val="0"/>
+                <w:sz w:val="19"/>
               </w:rPr>
               <w:t>PO9</w:t>
             </w:r>
@@ -6608,13 +7609,16 @@
           </w:tcPr>
           <w:p>
             <w:pPr>
-              <w:spacing w:after="40" w:line="264" w:lineRule="auto"/>
-            </w:pPr>
-            <w:r>
-              <w:rPr>
-                <w:rFonts w:ascii="Times New Roman" w:hAnsi="Times New Roman"/>
-                <w:sz w:val="19"/>
-                <w:szCs w:val="19"/>
+              <w:spacing w:before="40" w:after="40"/>
+              <w:jc w:val="left"/>
+            </w:pPr>
+            <w:r/>
+            <w:r>
+              <w:rPr>
+                <w:rFonts w:ascii="Times New Roman" w:hAnsi="Times New Roman"/>
+                <w:b/>
+                <w:i w:val="0"/>
+                <w:sz w:val="19"/>
               </w:rPr>
               <w:t>Communication</w:t>
             </w:r>
@@ -6627,15 +7631,18 @@
           </w:tcPr>
           <w:p>
             <w:pPr>
-              <w:spacing w:after="40" w:line="264" w:lineRule="auto"/>
-            </w:pPr>
-            <w:r>
-              <w:rPr>
-                <w:rFonts w:ascii="Times New Roman" w:hAnsi="Times New Roman"/>
-                <w:sz w:val="19"/>
-                <w:szCs w:val="19"/>
-              </w:rPr>
-              <w:t>Communicate effectively and inclusively; comprehend and write reports, design documentation, presentations; clear instructions</w:t>
+              <w:spacing w:before="40" w:after="40"/>
+              <w:jc w:val="left"/>
+            </w:pPr>
+            <w:r/>
+            <w:r>
+              <w:rPr>
+                <w:rFonts w:ascii="Times New Roman" w:hAnsi="Times New Roman"/>
+                <w:b w:val="0"/>
+                <w:i w:val="0"/>
+                <w:sz w:val="19"/>
+              </w:rPr>
+              <w:t>Communicate effectively and inclusively within the engineering community and society at large, such as being able to comprehend and write effective reports and design documentation, make effective presentations considering cultural, language, and learning differences.</w:t>
             </w:r>
           </w:p>
         </w:tc>
@@ -6652,16 +7659,16 @@
           </w:tcPr>
           <w:p>
             <w:pPr>
-              <w:spacing w:after="40" w:line="264" w:lineRule="auto"/>
-              <w:jc w:val="center"/>
-            </w:pPr>
+              <w:spacing w:before="40" w:after="40"/>
+              <w:jc w:val="center"/>
+            </w:pPr>
+            <w:r/>
             <w:r>
               <w:rPr>
                 <w:rFonts w:ascii="Times New Roman" w:hAnsi="Times New Roman"/>
                 <w:b/>
-                <w:bCs/>
-                <w:sz w:val="19"/>
-                <w:szCs w:val="19"/>
+                <w:i w:val="0"/>
+                <w:sz w:val="19"/>
               </w:rPr>
               <w:t>PO10</w:t>
             </w:r>
@@ -6674,13 +7681,16 @@
           </w:tcPr>
           <w:p>
             <w:pPr>
-              <w:spacing w:after="40" w:line="264" w:lineRule="auto"/>
-            </w:pPr>
-            <w:r>
-              <w:rPr>
-                <w:rFonts w:ascii="Times New Roman" w:hAnsi="Times New Roman"/>
-                <w:sz w:val="19"/>
-                <w:szCs w:val="19"/>
+              <w:spacing w:before="40" w:after="40"/>
+              <w:jc w:val="left"/>
+            </w:pPr>
+            <w:r/>
+            <w:r>
+              <w:rPr>
+                <w:rFonts w:ascii="Times New Roman" w:hAnsi="Times New Roman"/>
+                <w:b/>
+                <w:i w:val="0"/>
+                <w:sz w:val="19"/>
               </w:rPr>
               <w:t>Project Management and Finance</w:t>
             </w:r>
@@ -6693,15 +7703,18 @@
           </w:tcPr>
           <w:p>
             <w:pPr>
-              <w:spacing w:after="40" w:line="264" w:lineRule="auto"/>
-            </w:pPr>
-            <w:r>
-              <w:rPr>
-                <w:rFonts w:ascii="Times New Roman" w:hAnsi="Times New Roman"/>
-                <w:sz w:val="19"/>
-                <w:szCs w:val="19"/>
-              </w:rPr>
-              <w:t>Engineering management principles, economic decision-making, planning, scheduling, costing, risk; manage projects as member or leader</w:t>
+              <w:spacing w:before="40" w:after="40"/>
+              <w:jc w:val="left"/>
+            </w:pPr>
+            <w:r/>
+            <w:r>
+              <w:rPr>
+                <w:rFonts w:ascii="Times New Roman" w:hAnsi="Times New Roman"/>
+                <w:b w:val="0"/>
+                <w:i w:val="0"/>
+                <w:sz w:val="19"/>
+              </w:rPr>
+              <w:t>Apply knowledge and understanding of engineering management principles and economic decision-making and apply these to one's own work, as a member and leader in a team, and to manage projects and in multidisciplinary environments.</w:t>
             </w:r>
           </w:p>
         </w:tc>
@@ -6718,16 +7731,16 @@
           </w:tcPr>
           <w:p>
             <w:pPr>
-              <w:spacing w:after="40" w:line="264" w:lineRule="auto"/>
-              <w:jc w:val="center"/>
-            </w:pPr>
+              <w:spacing w:before="40" w:after="40"/>
+              <w:jc w:val="center"/>
+            </w:pPr>
+            <w:r/>
             <w:r>
               <w:rPr>
                 <w:rFonts w:ascii="Times New Roman" w:hAnsi="Times New Roman"/>
                 <w:b/>
-                <w:bCs/>
-                <w:sz w:val="19"/>
-                <w:szCs w:val="19"/>
+                <w:i w:val="0"/>
+                <w:sz w:val="19"/>
               </w:rPr>
               <w:t>PO11</w:t>
             </w:r>
@@ -6740,13 +7753,16 @@
           </w:tcPr>
           <w:p>
             <w:pPr>
-              <w:spacing w:after="40" w:line="264" w:lineRule="auto"/>
-            </w:pPr>
-            <w:r>
-              <w:rPr>
-                <w:rFonts w:ascii="Times New Roman" w:hAnsi="Times New Roman"/>
-                <w:sz w:val="19"/>
-                <w:szCs w:val="19"/>
+              <w:spacing w:before="40" w:after="40"/>
+              <w:jc w:val="left"/>
+            </w:pPr>
+            <w:r/>
+            <w:r>
+              <w:rPr>
+                <w:rFonts w:ascii="Times New Roman" w:hAnsi="Times New Roman"/>
+                <w:b/>
+                <w:i w:val="0"/>
+                <w:sz w:val="19"/>
               </w:rPr>
               <w:t>Life-Long Learning</w:t>
             </w:r>
@@ -6759,15 +7775,18 @@
           </w:tcPr>
           <w:p>
             <w:pPr>
-              <w:spacing w:after="40" w:line="264" w:lineRule="auto"/>
-            </w:pPr>
-            <w:r>
-              <w:rPr>
-                <w:rFonts w:ascii="Times New Roman" w:hAnsi="Times New Roman"/>
-                <w:sz w:val="19"/>
-                <w:szCs w:val="19"/>
-              </w:rPr>
-              <w:t>Recognise the need for independent learning, adaptability to new and emerging technologies, critical thinking, broadest context of technological change</w:t>
+              <w:spacing w:before="40" w:after="40"/>
+              <w:jc w:val="left"/>
+            </w:pPr>
+            <w:r/>
+            <w:r>
+              <w:rPr>
+                <w:rFonts w:ascii="Times New Roman" w:hAnsi="Times New Roman"/>
+                <w:b w:val="0"/>
+                <w:i w:val="0"/>
+                <w:sz w:val="19"/>
+              </w:rPr>
+              <w:t>Recognize the need for, and have the preparation and ability for i) independent and life-long learning ii) adaptability to new and emerging technologies and iii) critical thinking in the broadest context of technological change. (WK8)</w:t>
             </w:r>
           </w:p>
         </w:tc>
@@ -6870,15 +7889,16 @@
           </w:tcPr>
           <w:p>
             <w:pPr>
-              <w:keepNext/>
-              <w:spacing w:after="40" w:line="264" w:lineRule="auto"/>
-              <w:jc w:val="center"/>
-            </w:pPr>
-            <w:r>
-              <w:rPr>
-                <w:rFonts w:ascii="Times New Roman" w:hAnsi="Times New Roman"/>
-                <w:sz w:val="21"/>
-                <w:szCs w:val="21"/>
+              <w:spacing w:before="40" w:after="40"/>
+              <w:jc w:val="center"/>
+            </w:pPr>
+            <w:r/>
+            <w:r>
+              <w:rPr>
+                <w:rFonts w:ascii="Times New Roman" w:hAnsi="Times New Roman"/>
+                <w:b/>
+                <w:i w:val="0"/>
+                <w:sz w:val="19"/>
               </w:rPr>
               <w:t>PSO1</w:t>
             </w:r>
@@ -6891,9 +7911,19 @@
           </w:tcPr>
           <w:p>
             <w:pPr>
-              <w:keepNext/>
-              <w:spacing w:after="40" w:line="264" w:lineRule="auto"/>
-            </w:pPr>
+              <w:spacing w:before="40" w:after="40"/>
+              <w:jc w:val="left"/>
+            </w:pPr>
+            <w:r/>
+            <w:r>
+              <w:rPr>
+                <w:rFonts w:ascii="Times New Roman" w:hAnsi="Times New Roman"/>
+                <w:b w:val="0"/>
+                <w:i w:val="0"/>
+                <w:sz w:val="19"/>
+              </w:rPr>
+              <w:t>Design, develop and deploy intelligent models and systems using machine learning, deep learning, and data analytics tools to solve real-world problems.</w:t>
+            </w:r>
           </w:p>
         </w:tc>
       </w:tr>
@@ -6910,14 +7940,16 @@
           </w:tcPr>
           <w:p>
             <w:pPr>
-              <w:spacing w:after="40" w:line="264" w:lineRule="auto"/>
-              <w:jc w:val="center"/>
-            </w:pPr>
-            <w:r>
-              <w:rPr>
-                <w:rFonts w:ascii="Times New Roman" w:hAnsi="Times New Roman"/>
-                <w:sz w:val="21"/>
-                <w:szCs w:val="21"/>
+              <w:spacing w:before="40" w:after="40"/>
+              <w:jc w:val="center"/>
+            </w:pPr>
+            <w:r/>
+            <w:r>
+              <w:rPr>
+                <w:rFonts w:ascii="Times New Roman" w:hAnsi="Times New Roman"/>
+                <w:b/>
+                <w:i w:val="0"/>
+                <w:sz w:val="19"/>
               </w:rPr>
               <w:t>PSO2</w:t>
             </w:r>
@@ -6930,8 +7962,19 @@
           </w:tcPr>
           <w:p>
             <w:pPr>
-              <w:spacing w:after="40" w:line="264" w:lineRule="auto"/>
-            </w:pPr>
+              <w:spacing w:before="40" w:after="40"/>
+              <w:jc w:val="left"/>
+            </w:pPr>
+            <w:r/>
+            <w:r>
+              <w:rPr>
+                <w:rFonts w:ascii="Times New Roman" w:hAnsi="Times New Roman"/>
+                <w:b w:val="0"/>
+                <w:i w:val="0"/>
+                <w:sz w:val="19"/>
+              </w:rPr>
+              <w:t>Apply artificial intelligence techniques to domain-specific applications, ensuring ethical, secure, scalable and responsible software systems.</w:t>
+            </w:r>
           </w:p>
         </w:tc>
       </w:tr>
@@ -18559,13 +19602,13 @@
           <w:p>
             <w:pPr>
               <w:spacing w:before="40" w:after="40"/>
-            </w:pPr>
-            <w:r/>
-            <w:r>
-              <w:rPr>
-                <w:rFonts w:ascii="Times New Roman" w:hAnsi="Times New Roman"/>
-                <w:b w:val="0"/>
-                <w:i w:val="0"/>
+              <w:jc w:val="left"/>
+            </w:pPr>
+            <w:r/>
+            <w:r>
+              <w:rPr>
+                <w:rFonts w:ascii="Times New Roman" w:hAnsi="Times New Roman"/>
+                <w:b/>
                 <w:sz w:val="19"/>
               </w:rPr>
               <w:t>1</w:t>
@@ -18580,16 +19623,16 @@
           <w:p>
             <w:pPr>
               <w:spacing w:before="40" w:after="40"/>
-            </w:pPr>
-            <w:r/>
-            <w:r>
-              <w:rPr>
-                <w:rFonts w:ascii="Times New Roman" w:hAnsi="Times New Roman"/>
-                <w:b w:val="0"/>
-                <w:i w:val="0"/>
-                <w:sz w:val="19"/>
-              </w:rPr>
-              <w:t>Data collection, cleaning &amp; EDA</w:t>
+              <w:jc w:val="left"/>
+            </w:pPr>
+            <w:r/>
+            <w:r>
+              <w:rPr>
+                <w:rFonts w:ascii="Times New Roman" w:hAnsi="Times New Roman"/>
+                <w:b w:val="0"/>
+                <w:sz w:val="19"/>
+              </w:rPr>
+              <w:t>Dataset collection, cleaning &amp; EDA</w:t>
             </w:r>
           </w:p>
         </w:tc>
@@ -18601,16 +19644,16 @@
           <w:p>
             <w:pPr>
               <w:spacing w:before="40" w:after="40"/>
-            </w:pPr>
-            <w:r/>
-            <w:r>
-              <w:rPr>
-                <w:rFonts w:ascii="Times New Roman" w:hAnsi="Times New Roman"/>
-                <w:b w:val="0"/>
-                <w:i w:val="0"/>
-                <w:sz w:val="19"/>
-              </w:rPr>
-              <w:t>Audited 5,572 records, verified class skew, and plotted distributions</w:t>
+              <w:jc w:val="left"/>
+            </w:pPr>
+            <w:r/>
+            <w:r>
+              <w:rPr>
+                <w:rFonts w:ascii="Times New Roman" w:hAnsi="Times New Roman"/>
+                <w:b w:val="0"/>
+                <w:sz w:val="19"/>
+              </w:rPr>
+              <w:t>Acquired benchmark 5,572 corpus, audited class imbalance, computed dispersion statistics, and rendered frequency distributions.</w:t>
             </w:r>
           </w:p>
         </w:tc>
@@ -18622,16 +19665,16 @@
           <w:p>
             <w:pPr>
               <w:spacing w:before="40" w:after="40"/>
-            </w:pPr>
-            <w:r/>
-            <w:r>
-              <w:rPr>
-                <w:rFonts w:ascii="Times New Roman" w:hAnsi="Times New Roman"/>
-                <w:b w:val="0"/>
-                <w:i w:val="0"/>
-                <w:sz w:val="19"/>
-              </w:rPr>
-              <w:t>GANTA BALA AMOGH RAJ</w:t>
+              <w:jc w:val="left"/>
+            </w:pPr>
+            <w:r/>
+            <w:r>
+              <w:rPr>
+                <w:rFonts w:ascii="Times New Roman" w:hAnsi="Times New Roman"/>
+                <w:b/>
+                <w:sz w:val="19"/>
+              </w:rPr>
+              <w:t>DOMA AJAY (24VE1A6677)</w:t>
             </w:r>
           </w:p>
         </w:tc>
@@ -18650,13 +19693,13 @@
           <w:p>
             <w:pPr>
               <w:spacing w:before="40" w:after="40"/>
-            </w:pPr>
-            <w:r/>
-            <w:r>
-              <w:rPr>
-                <w:rFonts w:ascii="Times New Roman" w:hAnsi="Times New Roman"/>
-                <w:b w:val="0"/>
-                <w:i w:val="0"/>
+              <w:jc w:val="left"/>
+            </w:pPr>
+            <w:r/>
+            <w:r>
+              <w:rPr>
+                <w:rFonts w:ascii="Times New Roman" w:hAnsi="Times New Roman"/>
+                <w:b/>
                 <w:sz w:val="19"/>
               </w:rPr>
               <w:t>2</w:t>
@@ -18671,13 +19714,13 @@
           <w:p>
             <w:pPr>
               <w:spacing w:before="40" w:after="40"/>
-            </w:pPr>
-            <w:r/>
-            <w:r>
-              <w:rPr>
-                <w:rFonts w:ascii="Times New Roman" w:hAnsi="Times New Roman"/>
-                <w:b w:val="0"/>
-                <w:i w:val="0"/>
+              <w:jc w:val="left"/>
+            </w:pPr>
+            <w:r/>
+            <w:r>
+              <w:rPr>
+                <w:rFonts w:ascii="Times New Roman" w:hAnsi="Times New Roman"/>
+                <w:b w:val="0"/>
                 <w:sz w:val="19"/>
               </w:rPr>
               <w:t>NLP Preprocessing &amp; Feature Engineering</w:t>
@@ -18692,16 +19735,16 @@
           <w:p>
             <w:pPr>
               <w:spacing w:before="40" w:after="40"/>
-            </w:pPr>
-            <w:r/>
-            <w:r>
-              <w:rPr>
-                <w:rFonts w:ascii="Times New Roman" w:hAnsi="Times New Roman"/>
-                <w:b w:val="0"/>
-                <w:i w:val="0"/>
-                <w:sz w:val="19"/>
-              </w:rPr>
-              <w:t>Constructed 8-stage preprocessor with URL/currency masking &amp; TF-IDF</w:t>
+              <w:jc w:val="left"/>
+            </w:pPr>
+            <w:r/>
+            <w:r>
+              <w:rPr>
+                <w:rFonts w:ascii="Times New Roman" w:hAnsi="Times New Roman"/>
+                <w:b w:val="0"/>
+                <w:sz w:val="19"/>
+              </w:rPr>
+              <w:t>Implemented 8-stage text normalization pipeline, URL/currency regex masking, stopword removal, Porter stemming, and TF-IDF extraction.</w:t>
             </w:r>
           </w:p>
         </w:tc>
@@ -18713,16 +19756,16 @@
           <w:p>
             <w:pPr>
               <w:spacing w:before="40" w:after="40"/>
-            </w:pPr>
-            <w:r/>
-            <w:r>
-              <w:rPr>
-                <w:rFonts w:ascii="Times New Roman" w:hAnsi="Times New Roman"/>
-                <w:b w:val="0"/>
-                <w:i w:val="0"/>
-                <w:sz w:val="19"/>
-              </w:rPr>
-              <w:t>GANTA BALA AMOGH RAJ</w:t>
+              <w:jc w:val="left"/>
+            </w:pPr>
+            <w:r/>
+            <w:r>
+              <w:rPr>
+                <w:rFonts w:ascii="Times New Roman" w:hAnsi="Times New Roman"/>
+                <w:b/>
+                <w:sz w:val="19"/>
+              </w:rPr>
+              <w:t>DOMA AJAY (24VE1A6677)</w:t>
             </w:r>
           </w:p>
         </w:tc>
@@ -18741,13 +19784,13 @@
           <w:p>
             <w:pPr>
               <w:spacing w:before="40" w:after="40"/>
-            </w:pPr>
-            <w:r/>
-            <w:r>
-              <w:rPr>
-                <w:rFonts w:ascii="Times New Roman" w:hAnsi="Times New Roman"/>
-                <w:b w:val="0"/>
-                <w:i w:val="0"/>
+              <w:jc w:val="left"/>
+            </w:pPr>
+            <w:r/>
+            <w:r>
+              <w:rPr>
+                <w:rFonts w:ascii="Times New Roman" w:hAnsi="Times New Roman"/>
+                <w:b/>
                 <w:sz w:val="19"/>
               </w:rPr>
               <w:t>3</w:t>
@@ -18762,16 +19805,16 @@
           <w:p>
             <w:pPr>
               <w:spacing w:before="40" w:after="40"/>
-            </w:pPr>
-            <w:r/>
-            <w:r>
-              <w:rPr>
-                <w:rFonts w:ascii="Times New Roman" w:hAnsi="Times New Roman"/>
-                <w:b w:val="0"/>
-                <w:i w:val="0"/>
-                <w:sz w:val="19"/>
-              </w:rPr>
-              <w:t>Model Training &amp; Cross-Validation</w:t>
+              <w:jc w:val="left"/>
+            </w:pPr>
+            <w:r/>
+            <w:r>
+              <w:rPr>
+                <w:rFonts w:ascii="Times New Roman" w:hAnsi="Times New Roman"/>
+                <w:b w:val="0"/>
+                <w:sz w:val="19"/>
+              </w:rPr>
+              <w:t>Model Training, Cross-Validation &amp; Tuning</w:t>
             </w:r>
           </w:p>
         </w:tc>
@@ -18783,16 +19826,16 @@
           <w:p>
             <w:pPr>
               <w:spacing w:before="40" w:after="40"/>
-            </w:pPr>
-            <w:r/>
-            <w:r>
-              <w:rPr>
-                <w:rFonts w:ascii="Times New Roman" w:hAnsi="Times New Roman"/>
-                <w:b w:val="0"/>
-                <w:i w:val="0"/>
-                <w:sz w:val="19"/>
-              </w:rPr>
-              <w:t>Trained 4 algorithms, performed 5-fold CV and hyperparameter tuning</w:t>
+              <w:jc w:val="left"/>
+            </w:pPr>
+            <w:r/>
+            <w:r>
+              <w:rPr>
+                <w:rFonts w:ascii="Times New Roman" w:hAnsi="Times New Roman"/>
+                <w:b w:val="0"/>
+                <w:sz w:val="19"/>
+              </w:rPr>
+              <w:t>Configured and trained Multinomial Naive Bayes, Linear SVC, Logistic Regression, and Random Forest models with 5-fold CV and grid search.</w:t>
             </w:r>
           </w:p>
         </w:tc>
@@ -18804,16 +19847,16 @@
           <w:p>
             <w:pPr>
               <w:spacing w:before="40" w:after="40"/>
-            </w:pPr>
-            <w:r/>
-            <w:r>
-              <w:rPr>
-                <w:rFonts w:ascii="Times New Roman" w:hAnsi="Times New Roman"/>
-                <w:b w:val="0"/>
-                <w:i w:val="0"/>
-                <w:sz w:val="19"/>
-              </w:rPr>
-              <w:t>GANTA BALA AMOGH RAJ</w:t>
+              <w:jc w:val="left"/>
+            </w:pPr>
+            <w:r/>
+            <w:r>
+              <w:rPr>
+                <w:rFonts w:ascii="Times New Roman" w:hAnsi="Times New Roman"/>
+                <w:b/>
+                <w:sz w:val="19"/>
+              </w:rPr>
+              <w:t>GANTA BALA AMOGH RAJ (24VE1A6681)</w:t>
             </w:r>
           </w:p>
         </w:tc>
@@ -18832,13 +19875,13 @@
           <w:p>
             <w:pPr>
               <w:spacing w:before="40" w:after="40"/>
-            </w:pPr>
-            <w:r/>
-            <w:r>
-              <w:rPr>
-                <w:rFonts w:ascii="Times New Roman" w:hAnsi="Times New Roman"/>
-                <w:b w:val="0"/>
-                <w:i w:val="0"/>
+              <w:jc w:val="left"/>
+            </w:pPr>
+            <w:r/>
+            <w:r>
+              <w:rPr>
+                <w:rFonts w:ascii="Times New Roman" w:hAnsi="Times New Roman"/>
+                <w:b/>
                 <w:sz w:val="19"/>
               </w:rPr>
               <w:t>4</w:t>
@@ -18853,16 +19896,16 @@
           <w:p>
             <w:pPr>
               <w:spacing w:before="40" w:after="40"/>
-            </w:pPr>
-            <w:r/>
-            <w:r>
-              <w:rPr>
-                <w:rFonts w:ascii="Times New Roman" w:hAnsi="Times New Roman"/>
-                <w:b w:val="0"/>
-                <w:i w:val="0"/>
-                <w:sz w:val="19"/>
-              </w:rPr>
-              <w:t>Evaluation, Error Analysis &amp; Web GUI</w:t>
+              <w:jc w:val="left"/>
+            </w:pPr>
+            <w:r/>
+            <w:r>
+              <w:rPr>
+                <w:rFonts w:ascii="Times New Roman" w:hAnsi="Times New Roman"/>
+                <w:b w:val="0"/>
+                <w:sz w:val="19"/>
+              </w:rPr>
+              <w:t>Evaluation, Error Analysis, Web GUI &amp; Docs</w:t>
             </w:r>
           </w:p>
         </w:tc>
@@ -18874,16 +19917,16 @@
           <w:p>
             <w:pPr>
               <w:spacing w:before="40" w:after="40"/>
-            </w:pPr>
-            <w:r/>
-            <w:r>
-              <w:rPr>
-                <w:rFonts w:ascii="Times New Roman" w:hAnsi="Times New Roman"/>
-                <w:b w:val="0"/>
-                <w:i w:val="0"/>
-                <w:sz w:val="19"/>
-              </w:rPr>
-              <w:t>Benchmarked precision/recall, plotted confusion matrices &amp; built Streamlit app</w:t>
+              <w:jc w:val="left"/>
+            </w:pPr>
+            <w:r/>
+            <w:r>
+              <w:rPr>
+                <w:rFonts w:ascii="Times New Roman" w:hAnsi="Times New Roman"/>
+                <w:b w:val="0"/>
+                <w:sz w:val="19"/>
+              </w:rPr>
+              <w:t>Evaluated cost-sensitive precision metrics, generated confusion matrices, deployed Streamlit interface, and authored micro project report.</w:t>
             </w:r>
           </w:p>
         </w:tc>
@@ -18895,16 +19938,16 @@
           <w:p>
             <w:pPr>
               <w:spacing w:before="40" w:after="40"/>
-            </w:pPr>
-            <w:r/>
-            <w:r>
-              <w:rPr>
-                <w:rFonts w:ascii="Times New Roman" w:hAnsi="Times New Roman"/>
-                <w:b w:val="0"/>
-                <w:i w:val="0"/>
-                <w:sz w:val="19"/>
-              </w:rPr>
-              <w:t>GANTA BALA AMOGH RAJ</w:t>
+              <w:jc w:val="left"/>
+            </w:pPr>
+            <w:r/>
+            <w:r>
+              <w:rPr>
+                <w:rFonts w:ascii="Times New Roman" w:hAnsi="Times New Roman"/>
+                <w:b/>
+                <w:sz w:val="19"/>
+              </w:rPr>
+              <w:t>GANTA BALA AMOGH RAJ (24VE1A6681)</w:t>
             </w:r>
           </w:p>
         </w:tc>
@@ -24454,16 +25497,16 @@
           <w:p>
             <w:pPr>
               <w:spacing w:before="40" w:after="40"/>
-            </w:pPr>
-            <w:r/>
-            <w:r>
-              <w:rPr>
-                <w:rFonts w:ascii="Times New Roman" w:hAnsi="Times New Roman"/>
-                <w:b w:val="0"/>
-                <w:i w:val="0"/>
-                <w:sz w:val="19"/>
-              </w:rPr>
-              <w:t>[Roll Number]</w:t>
+              <w:jc w:val="center"/>
+            </w:pPr>
+            <w:r/>
+            <w:r>
+              <w:rPr>
+                <w:rFonts w:ascii="Times New Roman" w:hAnsi="Times New Roman"/>
+                <w:b/>
+                <w:sz w:val="19"/>
+              </w:rPr>
+              <w:t>24VE1A6681</w:t>
             </w:r>
           </w:p>
         </w:tc>
@@ -24475,13 +25518,13 @@
           <w:p>
             <w:pPr>
               <w:spacing w:before="40" w:after="40"/>
+              <w:jc w:val="left"/>
             </w:pPr>
             <w:r/>
             <w:r>
               <w:rPr>
                 <w:rFonts w:ascii="Times New Roman" w:hAnsi="Times New Roman"/>
                 <w:b/>
-                <w:i w:val="0"/>
                 <w:sz w:val="19"/>
               </w:rPr>
               <w:t>GANTA BALA AMOGH RAJ</w:t>
@@ -24632,9 +25675,18 @@
           </w:tcPr>
           <w:p>
             <w:pPr>
-              <w:keepNext/>
-              <w:spacing w:after="40" w:line="264" w:lineRule="auto"/>
-            </w:pPr>
+              <w:spacing w:before="40" w:after="40"/>
+              <w:jc w:val="center"/>
+            </w:pPr>
+            <w:r/>
+            <w:r>
+              <w:rPr>
+                <w:rFonts w:ascii="Times New Roman" w:hAnsi="Times New Roman"/>
+                <w:b/>
+                <w:sz w:val="19"/>
+              </w:rPr>
+              <w:t>24VE1A6677</w:t>
+            </w:r>
           </w:p>
         </w:tc>
         <w:tc>
@@ -24644,9 +25696,18 @@
           </w:tcPr>
           <w:p>
             <w:pPr>
-              <w:keepNext/>
-              <w:spacing w:after="40" w:line="264" w:lineRule="auto"/>
-            </w:pPr>
+              <w:spacing w:before="40" w:after="40"/>
+              <w:jc w:val="left"/>
+            </w:pPr>
+            <w:r/>
+            <w:r>
+              <w:rPr>
+                <w:rFonts w:ascii="Times New Roman" w:hAnsi="Times New Roman"/>
+                <w:b/>
+                <w:sz w:val="19"/>
+              </w:rPr>
+              <w:t>DOMA AJAY</w:t>
+            </w:r>
           </w:p>
         </w:tc>
         <w:tc>
@@ -25399,13 +26460,13 @@
           <w:p>
             <w:pPr>
               <w:spacing w:before="40" w:after="40"/>
+              <w:jc w:val="left"/>
             </w:pPr>
             <w:r/>
             <w:r>
               <w:rPr>
                 <w:rFonts w:ascii="Times New Roman" w:hAnsi="Times New Roman"/>
                 <w:b/>
-                <w:i w:val="0"/>
                 <w:sz w:val="19"/>
               </w:rPr>
               <w:t>Which ML concepts did I understand best through this project?</w:t>
@@ -25420,16 +26481,16 @@
           <w:p>
             <w:pPr>
               <w:spacing w:before="40" w:after="40"/>
-            </w:pPr>
-            <w:r/>
-            <w:r>
-              <w:rPr>
-                <w:rFonts w:ascii="Times New Roman" w:hAnsi="Times New Roman"/>
-                <w:b w:val="0"/>
-                <w:i w:val="0"/>
-                <w:sz w:val="19"/>
-              </w:rPr>
-              <w:t>I gained a deep, hands-on understanding of how high-dimensional text is represented using sublinear TF-IDF, how Laplace smoothing prevents zero-probability collapse in Naive Bayes, and why Precision is fundamentally more important than Accuracy in cost-asymmetric classification problems.</w:t>
+              <w:jc w:val="left"/>
+            </w:pPr>
+            <w:r/>
+            <w:r>
+              <w:rPr>
+                <w:rFonts w:ascii="Times New Roman" w:hAnsi="Times New Roman"/>
+                <w:b w:val="0"/>
+                <w:sz w:val="19"/>
+              </w:rPr>
+              <w:t>I gained a deep, mathematical understanding of how high-dimensional text is vectorized via sublinear TF-IDF, how Laplace smoothing prevents zero-probability collapse in Naive Bayes, and why Spam Precision must be prioritized over generic accuracy in cost-asymmetric classification problems.</w:t>
             </w:r>
           </w:p>
         </w:tc>
@@ -25448,13 +26509,13 @@
           <w:p>
             <w:pPr>
               <w:spacing w:before="40" w:after="40"/>
+              <w:jc w:val="left"/>
             </w:pPr>
             <w:r/>
             <w:r>
               <w:rPr>
                 <w:rFonts w:ascii="Times New Roman" w:hAnsi="Times New Roman"/>
                 <w:b/>
-                <w:i w:val="0"/>
                 <w:sz w:val="19"/>
               </w:rPr>
               <w:t>What was the hardest problem I faced, and how did I solve it?</w:t>
@@ -25469,16 +26530,16 @@
           <w:p>
             <w:pPr>
               <w:spacing w:before="40" w:after="40"/>
-            </w:pPr>
-            <w:r/>
-            <w:r>
-              <w:rPr>
-                <w:rFonts w:ascii="Times New Roman" w:hAnsi="Times New Roman"/>
-                <w:b w:val="0"/>
-                <w:i w:val="0"/>
-                <w:sz w:val="19"/>
-              </w:rPr>
-              <w:t>The most difficult challenge was avoiding False Positives without destroying Spam Recall. I solved this by implementing domain-specific regex masking for URLs, currency symbols, and numbers, followed by fine-tuning the Naive Bayes smoothing parameter alpha to 0.2.</w:t>
+              <w:jc w:val="left"/>
+            </w:pPr>
+            <w:r/>
+            <w:r>
+              <w:rPr>
+                <w:rFonts w:ascii="Times New Roman" w:hAnsi="Times New Roman"/>
+                <w:b w:val="0"/>
+                <w:sz w:val="19"/>
+              </w:rPr>
+              <w:t>The most challenging problem was minimizing False Positives (preventing legitimate emails from dropping into spam) while preserving high Spam Recall. I addressed this by establishing domain-specific meta-token masking and fine-tuning the Naive Bayes smoothing parameter alpha to 0.2.</w:t>
             </w:r>
           </w:p>
         </w:tc>
@@ -25497,13 +26558,13 @@
           <w:p>
             <w:pPr>
               <w:spacing w:before="40" w:after="40"/>
+              <w:jc w:val="left"/>
             </w:pPr>
             <w:r/>
             <w:r>
               <w:rPr>
                 <w:rFonts w:ascii="Times New Roman" w:hAnsi="Times New Roman"/>
                 <w:b/>
-                <w:i w:val="0"/>
                 <w:sz w:val="19"/>
               </w:rPr>
               <w:t>If I had two more weeks, what would I add or improve?</w:t>
@@ -25518,16 +26579,16 @@
           <w:p>
             <w:pPr>
               <w:spacing w:before="40" w:after="40"/>
-            </w:pPr>
-            <w:r/>
-            <w:r>
-              <w:rPr>
-                <w:rFonts w:ascii="Times New Roman" w:hAnsi="Times New Roman"/>
-                <w:b w:val="0"/>
-                <w:i w:val="0"/>
-                <w:sz w:val="19"/>
-              </w:rPr>
-              <w:t>I would evaluate lightweight distilled transformers (DistilBERT) to test whether contextual attention improves conversational spam detection, and build an Optical Character Recognition (OCR) pipeline for image attachments.</w:t>
+              <w:jc w:val="left"/>
+            </w:pPr>
+            <w:r/>
+            <w:r>
+              <w:rPr>
+                <w:rFonts w:ascii="Times New Roman" w:hAnsi="Times New Roman"/>
+                <w:b w:val="0"/>
+                <w:sz w:val="19"/>
+              </w:rPr>
+              <w:t>I would evaluate lightweight distilled transformers such as DistilBERT to test whether contextual attention improves short conversational spam detection, and construct an Optical Character Recognition (OCR) pipeline for image attachments.</w:t>
             </w:r>
           </w:p>
         </w:tc>
@@ -25546,13 +26607,13 @@
           <w:p>
             <w:pPr>
               <w:spacing w:before="40" w:after="40"/>
+              <w:jc w:val="left"/>
             </w:pPr>
             <w:r/>
             <w:r>
               <w:rPr>
                 <w:rFonts w:ascii="Times New Roman" w:hAnsi="Times New Roman"/>
                 <w:b/>
-                <w:i w:val="0"/>
                 <w:sz w:val="19"/>
               </w:rPr>
               <w:t>How did our team divide the work, and was it effective?</w:t>
@@ -25567,16 +26628,16 @@
           <w:p>
             <w:pPr>
               <w:spacing w:before="40" w:after="40"/>
-            </w:pPr>
-            <w:r/>
-            <w:r>
-              <w:rPr>
-                <w:rFonts w:ascii="Times New Roman" w:hAnsi="Times New Roman"/>
-                <w:b w:val="0"/>
-                <w:i w:val="0"/>
-                <w:sz w:val="19"/>
-              </w:rPr>
-              <w:t>As the primary developer, I managed the entire pipeline end-to-end—from data ingestion and preprocessing to model tuning, unit testing, and Streamlit deployment. Modular code organization ensured seamless debugging.</w:t>
+              <w:jc w:val="left"/>
+            </w:pPr>
+            <w:r/>
+            <w:r>
+              <w:rPr>
+                <w:rFonts w:ascii="Times New Roman" w:hAnsi="Times New Roman"/>
+                <w:b w:val="0"/>
+                <w:sz w:val="19"/>
+              </w:rPr>
+              <w:t>The division of responsibilities was highly effective: Doma Ajay handled dataset acquisition, exploratory data analysis, and the 8-stage text preprocessing pipeline, while I led model training, hyperparameter optimization, error analysis, and Streamlit deployment.</w:t>
             </w:r>
           </w:p>
         </w:tc>
@@ -25694,14 +26755,15 @@
           </w:tcPr>
           <w:p>
             <w:pPr>
-              <w:keepNext/>
-              <w:spacing w:after="40" w:line="264" w:lineRule="auto"/>
-            </w:pPr>
-            <w:r>
-              <w:rPr>
-                <w:rFonts w:ascii="Times New Roman" w:hAnsi="Times New Roman"/>
-                <w:sz w:val="21"/>
-                <w:szCs w:val="21"/>
+              <w:spacing w:before="40" w:after="40"/>
+              <w:jc w:val="left"/>
+            </w:pPr>
+            <w:r/>
+            <w:r>
+              <w:rPr>
+                <w:rFonts w:ascii="Times New Roman" w:hAnsi="Times New Roman"/>
+                <w:b/>
+                <w:sz w:val="19"/>
               </w:rPr>
               <w:t>Which ML concepts did I understand better through this project?</w:t>
             </w:r>
@@ -25714,9 +26776,18 @@
           </w:tcPr>
           <w:p>
             <w:pPr>
-              <w:keepNext/>
-              <w:spacing w:after="40" w:line="264" w:lineRule="auto"/>
-            </w:pPr>
+              <w:spacing w:before="40" w:after="40"/>
+              <w:jc w:val="left"/>
+            </w:pPr>
+            <w:r/>
+            <w:r>
+              <w:rPr>
+                <w:rFonts w:ascii="Times New Roman" w:hAnsi="Times New Roman"/>
+                <w:b w:val="0"/>
+                <w:sz w:val="19"/>
+              </w:rPr>
+              <w:t>I gained practical mastery of natural language text processing, tokenization, regular expression masking (converting URLs, currencies, and numbers to standard meta-tokens), stopword elimination, and how TF-IDF vectorization maps text into dense numerical feature matrices.</w:t>
+            </w:r>
           </w:p>
         </w:tc>
       </w:tr>
@@ -25733,14 +26804,15 @@
           </w:tcPr>
           <w:p>
             <w:pPr>
-              <w:keepNext/>
-              <w:spacing w:after="40" w:line="264" w:lineRule="auto"/>
-            </w:pPr>
-            <w:r>
-              <w:rPr>
-                <w:rFonts w:ascii="Times New Roman" w:hAnsi="Times New Roman"/>
-                <w:sz w:val="21"/>
-                <w:szCs w:val="21"/>
+              <w:spacing w:before="40" w:after="40"/>
+              <w:jc w:val="left"/>
+            </w:pPr>
+            <w:r/>
+            <w:r>
+              <w:rPr>
+                <w:rFonts w:ascii="Times New Roman" w:hAnsi="Times New Roman"/>
+                <w:b/>
+                <w:sz w:val="19"/>
               </w:rPr>
               <w:t>What was the hardest problem (data, convergence, overfitting) and how was it solved?</w:t>
             </w:r>
@@ -25753,9 +26825,18 @@
           </w:tcPr>
           <w:p>
             <w:pPr>
-              <w:keepNext/>
-              <w:spacing w:after="40" w:line="264" w:lineRule="auto"/>
-            </w:pPr>
+              <w:spacing w:before="40" w:after="40"/>
+              <w:jc w:val="left"/>
+            </w:pPr>
+            <w:r/>
+            <w:r>
+              <w:rPr>
+                <w:rFonts w:ascii="Times New Roman" w:hAnsi="Times New Roman"/>
+                <w:b w:val="0"/>
+                <w:sz w:val="19"/>
+              </w:rPr>
+              <w:t>The hardest problem was managing noise, irregular capitalization, and class imbalance in raw unstructured text. We solved this by implementing an 8-stage deterministic preprocessing pipeline and applying stratified shuffle splitting to maintain class proportions.</w:t>
+            </w:r>
           </w:p>
         </w:tc>
       </w:tr>
@@ -25772,14 +26853,15 @@
           </w:tcPr>
           <w:p>
             <w:pPr>
-              <w:keepNext/>
-              <w:spacing w:after="40" w:line="264" w:lineRule="auto"/>
-            </w:pPr>
-            <w:r>
-              <w:rPr>
-                <w:rFonts w:ascii="Times New Roman" w:hAnsi="Times New Roman"/>
-                <w:sz w:val="21"/>
-                <w:szCs w:val="21"/>
+              <w:spacing w:before="40" w:after="40"/>
+              <w:jc w:val="left"/>
+            </w:pPr>
+            <w:r/>
+            <w:r>
+              <w:rPr>
+                <w:rFonts w:ascii="Times New Roman" w:hAnsi="Times New Roman"/>
+                <w:b/>
+                <w:sz w:val="19"/>
               </w:rPr>
               <w:t>What new tool or library did I learn on my own?</w:t>
             </w:r>
@@ -25792,9 +26874,18 @@
           </w:tcPr>
           <w:p>
             <w:pPr>
-              <w:keepNext/>
-              <w:spacing w:after="40" w:line="264" w:lineRule="auto"/>
-            </w:pPr>
+              <w:spacing w:before="40" w:after="40"/>
+              <w:jc w:val="left"/>
+            </w:pPr>
+            <w:r/>
+            <w:r>
+              <w:rPr>
+                <w:rFonts w:ascii="Times New Roman" w:hAnsi="Times New Roman"/>
+                <w:b w:val="0"/>
+                <w:sz w:val="19"/>
+              </w:rPr>
+              <w:t>I learned NLTK for morphological stemming (PorterStemmer) and Seaborn/Matplotlib for rendering publication-quality class distributions, confusion matrix heatmaps, and ROC curves.</w:t>
+            </w:r>
           </w:p>
         </w:tc>
       </w:tr>
@@ -25811,13 +26902,15 @@
           </w:tcPr>
           <w:p>
             <w:pPr>
-              <w:spacing w:after="40" w:line="264" w:lineRule="auto"/>
-            </w:pPr>
-            <w:r>
-              <w:rPr>
-                <w:rFonts w:ascii="Times New Roman" w:hAnsi="Times New Roman"/>
-                <w:sz w:val="21"/>
-                <w:szCs w:val="21"/>
+              <w:spacing w:before="40" w:after="40"/>
+              <w:jc w:val="left"/>
+            </w:pPr>
+            <w:r/>
+            <w:r>
+              <w:rPr>
+                <w:rFonts w:ascii="Times New Roman" w:hAnsi="Times New Roman"/>
+                <w:b/>
+                <w:sz w:val="19"/>
               </w:rPr>
               <w:t>What would I do differently next time?</w:t>
             </w:r>
@@ -25830,8 +26923,18 @@
           </w:tcPr>
           <w:p>
             <w:pPr>
-              <w:spacing w:after="40" w:line="264" w:lineRule="auto"/>
-            </w:pPr>
+              <w:spacing w:before="40" w:after="40"/>
+              <w:jc w:val="left"/>
+            </w:pPr>
+            <w:r/>
+            <w:r>
+              <w:rPr>
+                <w:rFonts w:ascii="Times New Roman" w:hAnsi="Times New Roman"/>
+                <w:b w:val="0"/>
+                <w:sz w:val="19"/>
+              </w:rPr>
+              <w:t>Next time, I would explore n-gram ranges beyond bigrams (e.g., trigrams) and test WordNet lemmatization to evaluate whether preserving morphological word lemmas offers advantages over algorithmic stemming.</w:t>
+            </w:r>
           </w:p>
         </w:tc>
       </w:tr>
